--- a/SAD-2-FINAL DOCUMENTATION.docx
+++ b/SAD-2-FINAL DOCUMENTATION.docx
@@ -61,7 +61,29 @@
           <w:sz w:val="24"/>
           <w:szCs w:val="24"/>
         </w:rPr>
-        <w:t>Version 2.1  —  Phase 2 (Architecture Completion &amp; Full Implementation)</w:t>
+        <w:t xml:space="preserve">Version </w:t>
+      </w:r>
+      <w:proofErr w:type="gramStart"/>
+      <w:r>
+        <w:rPr>
+          <w:b/>
+          <w:bCs/>
+          <w:color w:val="2E75B6"/>
+          <w:sz w:val="24"/>
+          <w:szCs w:val="24"/>
+        </w:rPr>
+        <w:t>2.1  —</w:t>
+      </w:r>
+      <w:proofErr w:type="gramEnd"/>
+      <w:r>
+        <w:rPr>
+          <w:b/>
+          <w:bCs/>
+          <w:color w:val="2E75B6"/>
+          <w:sz w:val="24"/>
+          <w:szCs w:val="24"/>
+        </w:rPr>
+        <w:t xml:space="preserve">  Phase 2 (Architecture Completion &amp; Full Implementation)</w:t>
       </w:r>
     </w:p>
     <w:p>
@@ -87,7 +109,23 @@
           <w:sz w:val="24"/>
           <w:szCs w:val="24"/>
         </w:rPr>
-        <w:t>Architecture model: Kruchten 4+1  ·  Style: MVC + REST API</w:t>
+        <w:t>Architecture model: Kruchten 4+</w:t>
+      </w:r>
+      <w:proofErr w:type="gramStart"/>
+      <w:r>
+        <w:rPr>
+          <w:sz w:val="24"/>
+          <w:szCs w:val="24"/>
+        </w:rPr>
+        <w:t>1  ·</w:t>
+      </w:r>
+      <w:proofErr w:type="gramEnd"/>
+      <w:r>
+        <w:rPr>
+          <w:sz w:val="24"/>
+          <w:szCs w:val="24"/>
+        </w:rPr>
+        <w:t xml:space="preserve">  Style: MVC + REST API</w:t>
       </w:r>
     </w:p>
     <w:p>
@@ -6605,8 +6643,17 @@
                 <w:sz w:val="20"/>
                 <w:szCs w:val="20"/>
               </w:rPr>
-              <w:t>Anas Ravioglu</w:t>
-            </w:r>
+              <w:t xml:space="preserve">Anas </w:t>
+            </w:r>
+            <w:proofErr w:type="spellStart"/>
+            <w:r>
+              <w:rPr>
+                <w:sz w:val="20"/>
+                <w:szCs w:val="20"/>
+              </w:rPr>
+              <w:t>Ravioglu</w:t>
+            </w:r>
+            <w:proofErr w:type="spellEnd"/>
           </w:p>
         </w:tc>
         <w:tc>
@@ -6817,7 +6864,23 @@
                 <w:sz w:val="20"/>
                 <w:szCs w:val="20"/>
               </w:rPr>
-              <w:t xml:space="preserve">SAD compilation across both phases, all UML/PlantUML diagrams, traceability matrices, ADR record, rubric mapping and cross-view consistency. Authored §1 </w:t>
+              <w:t>SAD compilation across both phases, all UML/</w:t>
+            </w:r>
+            <w:proofErr w:type="spellStart"/>
+            <w:r>
+              <w:rPr>
+                <w:sz w:val="20"/>
+                <w:szCs w:val="20"/>
+              </w:rPr>
+              <w:t>PlantUML</w:t>
+            </w:r>
+            <w:proofErr w:type="spellEnd"/>
+            <w:r>
+              <w:rPr>
+                <w:sz w:val="20"/>
+                <w:szCs w:val="20"/>
+              </w:rPr>
+              <w:t xml:space="preserve"> diagrams, traceability matrices, ADR record, rubric mapping and cross-view consistency. Authored §1 </w:t>
             </w:r>
             <w:r>
               <w:rPr>
@@ -6893,7 +6956,29 @@
           <w:sz w:val="22"/>
           <w:szCs w:val="22"/>
         </w:rPr>
-        <w:t>The document, about the Hospital Management System follows a model. This model is called Kruchtens 4+1 view model. The Hospital Management System was. Implemented in two phases. These phases were iterative.</w:t>
+        <w:t xml:space="preserve">The document, about the Hospital Management System follows a model. This model is called </w:t>
+      </w:r>
+      <w:proofErr w:type="spellStart"/>
+      <w:r>
+        <w:rPr>
+          <w:b w:val="0"/>
+          <w:bCs w:val="0"/>
+          <w:color w:val="000000" w:themeColor="text1"/>
+          <w:sz w:val="22"/>
+          <w:szCs w:val="22"/>
+        </w:rPr>
+        <w:t>Kruchtens</w:t>
+      </w:r>
+      <w:proofErr w:type="spellEnd"/>
+      <w:r>
+        <w:rPr>
+          <w:b w:val="0"/>
+          <w:bCs w:val="0"/>
+          <w:color w:val="000000" w:themeColor="text1"/>
+          <w:sz w:val="22"/>
+          <w:szCs w:val="22"/>
+        </w:rPr>
+        <w:t xml:space="preserve"> 4+1 view model. The Hospital Management System was. Implemented in two phases. These phases were iterative.</w:t>
       </w:r>
     </w:p>
     <w:p>
@@ -6927,7 +7012,29 @@
           <w:sz w:val="22"/>
           <w:szCs w:val="22"/>
         </w:rPr>
-        <w:t>The SAD reveals what the important architectural choices in the system are. The SAD has three target audiences: those grading whether or not the implementation corresponds to the architecture as written, new people coming into the project and learning the code, and the project members themselves.</w:t>
+        <w:t xml:space="preserve">The SAD reveals what the important architectural choices in the system are. The SAD has three target audiences: those grading </w:t>
+      </w:r>
+      <w:proofErr w:type="gramStart"/>
+      <w:r>
+        <w:rPr>
+          <w:b w:val="0"/>
+          <w:bCs w:val="0"/>
+          <w:color w:val="000000" w:themeColor="text1"/>
+          <w:sz w:val="22"/>
+          <w:szCs w:val="22"/>
+        </w:rPr>
+        <w:t>whether or not</w:t>
+      </w:r>
+      <w:proofErr w:type="gramEnd"/>
+      <w:r>
+        <w:rPr>
+          <w:b w:val="0"/>
+          <w:bCs w:val="0"/>
+          <w:color w:val="000000" w:themeColor="text1"/>
+          <w:sz w:val="22"/>
+          <w:szCs w:val="22"/>
+        </w:rPr>
+        <w:t xml:space="preserve"> the implementation corresponds to the architecture as written, new people coming into the project and learning the code, and the project members themselves.</w:t>
       </w:r>
     </w:p>
     <w:p>
@@ -7410,7 +7517,32 @@
                 <w:sz w:val="20"/>
                 <w:szCs w:val="20"/>
               </w:rPr>
-              <w:t>RESTful JSON over HTTP; token authentication (rest_framework.authtoken)</w:t>
+              <w:t>RESTful JSON over HTTP; token authentication (</w:t>
+            </w:r>
+            <w:proofErr w:type="spellStart"/>
+            <w:r>
+              <w:rPr>
+                <w:sz w:val="20"/>
+                <w:szCs w:val="20"/>
+              </w:rPr>
+              <w:t>rest_</w:t>
+            </w:r>
+            <w:proofErr w:type="gramStart"/>
+            <w:r>
+              <w:rPr>
+                <w:sz w:val="20"/>
+                <w:szCs w:val="20"/>
+              </w:rPr>
+              <w:t>framework.authtoken</w:t>
+            </w:r>
+            <w:proofErr w:type="spellEnd"/>
+            <w:proofErr w:type="gramEnd"/>
+            <w:r>
+              <w:rPr>
+                <w:sz w:val="20"/>
+                <w:szCs w:val="20"/>
+              </w:rPr>
+              <w:t>)</w:t>
             </w:r>
           </w:p>
         </w:tc>
@@ -7591,12 +7723,21 @@
             <w:pPr>
               <w:spacing w:before="30" w:after="30" w:line="250" w:lineRule="auto"/>
             </w:pPr>
-            <w:r>
-              <w:rPr>
-                <w:sz w:val="20"/>
-                <w:szCs w:val="20"/>
-              </w:rPr>
-              <w:t>django-encrypted-model-fields (Fernet, AES-128-CBC + HMAC)</w:t>
+            <w:proofErr w:type="spellStart"/>
+            <w:r>
+              <w:rPr>
+                <w:sz w:val="20"/>
+                <w:szCs w:val="20"/>
+              </w:rPr>
+              <w:t>django</w:t>
+            </w:r>
+            <w:proofErr w:type="spellEnd"/>
+            <w:r>
+              <w:rPr>
+                <w:sz w:val="20"/>
+                <w:szCs w:val="20"/>
+              </w:rPr>
+              <w:t>-encrypted-model-fields (Fernet, AES-128-CBC + HMAC)</w:t>
             </w:r>
           </w:p>
         </w:tc>
@@ -7653,12 +7794,21 @@
             <w:pPr>
               <w:spacing w:before="30" w:after="30" w:line="250" w:lineRule="auto"/>
             </w:pPr>
-            <w:r>
-              <w:rPr>
-                <w:sz w:val="20"/>
-                <w:szCs w:val="20"/>
-              </w:rPr>
-              <w:t>Gunicorn 21 (4 sync workers) behind Nginx 1.25</w:t>
+            <w:proofErr w:type="spellStart"/>
+            <w:r>
+              <w:rPr>
+                <w:sz w:val="20"/>
+                <w:szCs w:val="20"/>
+              </w:rPr>
+              <w:t>Gunicorn</w:t>
+            </w:r>
+            <w:proofErr w:type="spellEnd"/>
+            <w:r>
+              <w:rPr>
+                <w:sz w:val="20"/>
+                <w:szCs w:val="20"/>
+              </w:rPr>
+              <w:t xml:space="preserve"> 21 (4 sync workers) behind Nginx 1.25</w:t>
             </w:r>
           </w:p>
         </w:tc>
@@ -7720,7 +7870,39 @@
                 <w:sz w:val="20"/>
                 <w:szCs w:val="20"/>
               </w:rPr>
-              <w:t>Docker + Docker Compose (db, redis, backend, frontend/nginx)</w:t>
+              <w:t>Docker + Docker Compose (</w:t>
+            </w:r>
+            <w:proofErr w:type="spellStart"/>
+            <w:r>
+              <w:rPr>
+                <w:sz w:val="20"/>
+                <w:szCs w:val="20"/>
+              </w:rPr>
+              <w:t>db</w:t>
+            </w:r>
+            <w:proofErr w:type="spellEnd"/>
+            <w:r>
+              <w:rPr>
+                <w:sz w:val="20"/>
+                <w:szCs w:val="20"/>
+              </w:rPr>
+              <w:t xml:space="preserve">, </w:t>
+            </w:r>
+            <w:proofErr w:type="spellStart"/>
+            <w:r>
+              <w:rPr>
+                <w:sz w:val="20"/>
+                <w:szCs w:val="20"/>
+              </w:rPr>
+              <w:t>redis</w:t>
+            </w:r>
+            <w:proofErr w:type="spellEnd"/>
+            <w:r>
+              <w:rPr>
+                <w:sz w:val="20"/>
+                <w:szCs w:val="20"/>
+              </w:rPr>
+              <w:t>, backend, frontend/nginx)</w:t>
             </w:r>
           </w:p>
         </w:tc>
@@ -9287,7 +9469,51 @@
           <w:szCs w:val="22"/>
         </w:rPr>
         <w:tab/>
-        <w:t>Confidentiality at rest: User.phone and Patient.address fields are encrypted with Fernet; in the production setup, the database doesn’t expose its host port and can be accessed only via the Docker network.</w:t>
+        <w:t xml:space="preserve">Confidentiality at rest: </w:t>
+      </w:r>
+      <w:proofErr w:type="spellStart"/>
+      <w:r>
+        <w:rPr>
+          <w:b w:val="0"/>
+          <w:bCs w:val="0"/>
+          <w:color w:val="000000" w:themeColor="text1"/>
+          <w:sz w:val="22"/>
+          <w:szCs w:val="22"/>
+        </w:rPr>
+        <w:t>User.phone</w:t>
+      </w:r>
+      <w:proofErr w:type="spellEnd"/>
+      <w:r>
+        <w:rPr>
+          <w:b w:val="0"/>
+          <w:bCs w:val="0"/>
+          <w:color w:val="000000" w:themeColor="text1"/>
+          <w:sz w:val="22"/>
+          <w:szCs w:val="22"/>
+        </w:rPr>
+        <w:t xml:space="preserve"> and </w:t>
+      </w:r>
+      <w:proofErr w:type="spellStart"/>
+      <w:r>
+        <w:rPr>
+          <w:b w:val="0"/>
+          <w:bCs w:val="0"/>
+          <w:color w:val="000000" w:themeColor="text1"/>
+          <w:sz w:val="22"/>
+          <w:szCs w:val="22"/>
+        </w:rPr>
+        <w:t>Patient.address</w:t>
+      </w:r>
+      <w:proofErr w:type="spellEnd"/>
+      <w:r>
+        <w:rPr>
+          <w:b w:val="0"/>
+          <w:bCs w:val="0"/>
+          <w:color w:val="000000" w:themeColor="text1"/>
+          <w:sz w:val="22"/>
+          <w:szCs w:val="22"/>
+        </w:rPr>
+        <w:t xml:space="preserve"> fields are encrypted with Fernet; in the production setup, the database doesn’t expose its host port and can be accessed only via the Docker network.</w:t>
       </w:r>
     </w:p>
     <w:p>
@@ -10159,7 +10385,23 @@
       </w:pPr>
       <w:r>
         <w:lastRenderedPageBreak/>
-        <w:t>Patient workflows are realized in the React SPA. The shared apiFetch helper attaches the auth token to every request; LoginPage posts credentials and lifts the returned user and token into application state, which then selects the role-appropriate dashboard.</w:t>
+        <w:t xml:space="preserve">Patient workflows are realized in the React SPA. The shared </w:t>
+      </w:r>
+      <w:proofErr w:type="spellStart"/>
+      <w:r>
+        <w:t>apiFetch</w:t>
+      </w:r>
+      <w:proofErr w:type="spellEnd"/>
+      <w:r>
+        <w:t xml:space="preserve"> helper attaches the auth token to every request; </w:t>
+      </w:r>
+      <w:proofErr w:type="spellStart"/>
+      <w:r>
+        <w:t>LoginPage</w:t>
+      </w:r>
+      <w:proofErr w:type="spellEnd"/>
+      <w:r>
+        <w:t xml:space="preserve"> posts credentials and lifts the returned user and token into application state, which then selects the role-appropriate dashboard.</w:t>
       </w:r>
     </w:p>
     <w:tbl>
@@ -10226,7 +10468,47 @@
                 <w:sz w:val="16"/>
                 <w:szCs w:val="16"/>
               </w:rPr>
-              <w:t>// Frontend/hospital-frontend/src/App.jsx — View layer (UC-2 Log in)</w:t>
+              <w:t>// Frontend/hospital-frontend/</w:t>
+            </w:r>
+            <w:proofErr w:type="spellStart"/>
+            <w:r>
+              <w:rPr>
+                <w:rFonts w:ascii="Consolas" w:eastAsia="Consolas" w:hAnsi="Consolas" w:cs="Consolas"/>
+                <w:color w:val="1A1A1A"/>
+                <w:sz w:val="16"/>
+                <w:szCs w:val="16"/>
+              </w:rPr>
+              <w:t>src</w:t>
+            </w:r>
+            <w:proofErr w:type="spellEnd"/>
+            <w:r>
+              <w:rPr>
+                <w:rFonts w:ascii="Consolas" w:eastAsia="Consolas" w:hAnsi="Consolas" w:cs="Consolas"/>
+                <w:color w:val="1A1A1A"/>
+                <w:sz w:val="16"/>
+                <w:szCs w:val="16"/>
+              </w:rPr>
+              <w:t>/</w:t>
+            </w:r>
+            <w:proofErr w:type="spellStart"/>
+            <w:r>
+              <w:rPr>
+                <w:rFonts w:ascii="Consolas" w:eastAsia="Consolas" w:hAnsi="Consolas" w:cs="Consolas"/>
+                <w:color w:val="1A1A1A"/>
+                <w:sz w:val="16"/>
+                <w:szCs w:val="16"/>
+              </w:rPr>
+              <w:t>App.jsx</w:t>
+            </w:r>
+            <w:proofErr w:type="spellEnd"/>
+            <w:r>
+              <w:rPr>
+                <w:rFonts w:ascii="Consolas" w:eastAsia="Consolas" w:hAnsi="Consolas" w:cs="Consolas"/>
+                <w:color w:val="1A1A1A"/>
+                <w:sz w:val="16"/>
+                <w:szCs w:val="16"/>
+              </w:rPr>
+              <w:t xml:space="preserve"> — View layer (UC-2 Log in)</w:t>
             </w:r>
           </w:p>
           <w:p>
@@ -10268,7 +10550,38 @@
                 <w:sz w:val="16"/>
                 <w:szCs w:val="16"/>
               </w:rPr>
-              <w:t>async function apiFetch(path, options = {}, token = null) {</w:t>
+              <w:t xml:space="preserve">async function </w:t>
+            </w:r>
+            <w:proofErr w:type="spellStart"/>
+            <w:proofErr w:type="gramStart"/>
+            <w:r>
+              <w:rPr>
+                <w:rFonts w:ascii="Consolas" w:eastAsia="Consolas" w:hAnsi="Consolas" w:cs="Consolas"/>
+                <w:color w:val="1A1A1A"/>
+                <w:sz w:val="16"/>
+                <w:szCs w:val="16"/>
+              </w:rPr>
+              <w:t>apiFetch</w:t>
+            </w:r>
+            <w:proofErr w:type="spellEnd"/>
+            <w:r>
+              <w:rPr>
+                <w:rFonts w:ascii="Consolas" w:eastAsia="Consolas" w:hAnsi="Consolas" w:cs="Consolas"/>
+                <w:color w:val="1A1A1A"/>
+                <w:sz w:val="16"/>
+                <w:szCs w:val="16"/>
+              </w:rPr>
+              <w:t>(</w:t>
+            </w:r>
+            <w:proofErr w:type="gramEnd"/>
+            <w:r>
+              <w:rPr>
+                <w:rFonts w:ascii="Consolas" w:eastAsia="Consolas" w:hAnsi="Consolas" w:cs="Consolas"/>
+                <w:color w:val="1A1A1A"/>
+                <w:sz w:val="16"/>
+                <w:szCs w:val="16"/>
+              </w:rPr>
+              <w:t>path, options = {}, token = null) {</w:t>
             </w:r>
           </w:p>
           <w:p>
@@ -10282,7 +10595,58 @@
                 <w:sz w:val="16"/>
                 <w:szCs w:val="16"/>
               </w:rPr>
-              <w:t xml:space="preserve">  const headers = { "Content-Type": "application/json" };</w:t>
+              <w:t xml:space="preserve">  const headers = </w:t>
+            </w:r>
+            <w:proofErr w:type="gramStart"/>
+            <w:r>
+              <w:rPr>
+                <w:rFonts w:ascii="Consolas" w:eastAsia="Consolas" w:hAnsi="Consolas" w:cs="Consolas"/>
+                <w:color w:val="1A1A1A"/>
+                <w:sz w:val="16"/>
+                <w:szCs w:val="16"/>
+              </w:rPr>
+              <w:t>{ "</w:t>
+            </w:r>
+            <w:proofErr w:type="gramEnd"/>
+            <w:r>
+              <w:rPr>
+                <w:rFonts w:ascii="Consolas" w:eastAsia="Consolas" w:hAnsi="Consolas" w:cs="Consolas"/>
+                <w:color w:val="1A1A1A"/>
+                <w:sz w:val="16"/>
+                <w:szCs w:val="16"/>
+              </w:rPr>
+              <w:t>Content-Type": "application/</w:t>
+            </w:r>
+            <w:proofErr w:type="spellStart"/>
+            <w:r>
+              <w:rPr>
+                <w:rFonts w:ascii="Consolas" w:eastAsia="Consolas" w:hAnsi="Consolas" w:cs="Consolas"/>
+                <w:color w:val="1A1A1A"/>
+                <w:sz w:val="16"/>
+                <w:szCs w:val="16"/>
+              </w:rPr>
+              <w:t>json</w:t>
+            </w:r>
+            <w:proofErr w:type="spellEnd"/>
+            <w:proofErr w:type="gramStart"/>
+            <w:r>
+              <w:rPr>
+                <w:rFonts w:ascii="Consolas" w:eastAsia="Consolas" w:hAnsi="Consolas" w:cs="Consolas"/>
+                <w:color w:val="1A1A1A"/>
+                <w:sz w:val="16"/>
+                <w:szCs w:val="16"/>
+              </w:rPr>
+              <w:t>" }</w:t>
+            </w:r>
+            <w:proofErr w:type="gramEnd"/>
+            <w:r>
+              <w:rPr>
+                <w:rFonts w:ascii="Consolas" w:eastAsia="Consolas" w:hAnsi="Consolas" w:cs="Consolas"/>
+                <w:color w:val="1A1A1A"/>
+                <w:sz w:val="16"/>
+                <w:szCs w:val="16"/>
+              </w:rPr>
+              <w:t>;</w:t>
             </w:r>
           </w:p>
           <w:p>
@@ -10310,7 +10674,47 @@
                 <w:sz w:val="16"/>
                 <w:szCs w:val="16"/>
               </w:rPr>
-              <w:t xml:space="preserve">  const res = await fetch(`${API}${path}`, { ...options, headers });</w:t>
+              <w:t xml:space="preserve">  const res = await fetch(`${API}${path}`, </w:t>
+            </w:r>
+            <w:proofErr w:type="gramStart"/>
+            <w:r>
+              <w:rPr>
+                <w:rFonts w:ascii="Consolas" w:eastAsia="Consolas" w:hAnsi="Consolas" w:cs="Consolas"/>
+                <w:color w:val="1A1A1A"/>
+                <w:sz w:val="16"/>
+                <w:szCs w:val="16"/>
+              </w:rPr>
+              <w:t>{ ...</w:t>
+            </w:r>
+            <w:proofErr w:type="gramEnd"/>
+            <w:r>
+              <w:rPr>
+                <w:rFonts w:ascii="Consolas" w:eastAsia="Consolas" w:hAnsi="Consolas" w:cs="Consolas"/>
+                <w:color w:val="1A1A1A"/>
+                <w:sz w:val="16"/>
+                <w:szCs w:val="16"/>
+              </w:rPr>
+              <w:t xml:space="preserve">options, </w:t>
+            </w:r>
+            <w:proofErr w:type="gramStart"/>
+            <w:r>
+              <w:rPr>
+                <w:rFonts w:ascii="Consolas" w:eastAsia="Consolas" w:hAnsi="Consolas" w:cs="Consolas"/>
+                <w:color w:val="1A1A1A"/>
+                <w:sz w:val="16"/>
+                <w:szCs w:val="16"/>
+              </w:rPr>
+              <w:t>headers }</w:t>
+            </w:r>
+            <w:proofErr w:type="gramEnd"/>
+            <w:r>
+              <w:rPr>
+                <w:rFonts w:ascii="Consolas" w:eastAsia="Consolas" w:hAnsi="Consolas" w:cs="Consolas"/>
+                <w:color w:val="1A1A1A"/>
+                <w:sz w:val="16"/>
+                <w:szCs w:val="16"/>
+              </w:rPr>
+              <w:t>);</w:t>
             </w:r>
           </w:p>
           <w:p>
@@ -10324,7 +10728,29 @@
                 <w:sz w:val="16"/>
                 <w:szCs w:val="16"/>
               </w:rPr>
-              <w:t xml:space="preserve">  const data = await res.json();</w:t>
+              <w:t xml:space="preserve">  const data = await </w:t>
+            </w:r>
+            <w:proofErr w:type="spellStart"/>
+            <w:proofErr w:type="gramStart"/>
+            <w:r>
+              <w:rPr>
+                <w:rFonts w:ascii="Consolas" w:eastAsia="Consolas" w:hAnsi="Consolas" w:cs="Consolas"/>
+                <w:color w:val="1A1A1A"/>
+                <w:sz w:val="16"/>
+                <w:szCs w:val="16"/>
+              </w:rPr>
+              <w:t>res.json</w:t>
+            </w:r>
+            <w:proofErr w:type="spellEnd"/>
+            <w:proofErr w:type="gramEnd"/>
+            <w:r>
+              <w:rPr>
+                <w:rFonts w:ascii="Consolas" w:eastAsia="Consolas" w:hAnsi="Consolas" w:cs="Consolas"/>
+                <w:color w:val="1A1A1A"/>
+                <w:sz w:val="16"/>
+                <w:szCs w:val="16"/>
+              </w:rPr>
+              <w:t>();</w:t>
             </w:r>
           </w:p>
           <w:p>
@@ -10338,7 +10764,78 @@
                 <w:sz w:val="16"/>
                 <w:szCs w:val="16"/>
               </w:rPr>
-              <w:t xml:space="preserve">  if (!res.ok) throw new Error(data.error || "Request failed");</w:t>
+              <w:t xml:space="preserve">  if </w:t>
+            </w:r>
+            <w:proofErr w:type="gramStart"/>
+            <w:r>
+              <w:rPr>
+                <w:rFonts w:ascii="Consolas" w:eastAsia="Consolas" w:hAnsi="Consolas" w:cs="Consolas"/>
+                <w:color w:val="1A1A1A"/>
+                <w:sz w:val="16"/>
+                <w:szCs w:val="16"/>
+              </w:rPr>
+              <w:t>(!</w:t>
+            </w:r>
+            <w:proofErr w:type="spellStart"/>
+            <w:r>
+              <w:rPr>
+                <w:rFonts w:ascii="Consolas" w:eastAsia="Consolas" w:hAnsi="Consolas" w:cs="Consolas"/>
+                <w:color w:val="1A1A1A"/>
+                <w:sz w:val="16"/>
+                <w:szCs w:val="16"/>
+              </w:rPr>
+              <w:t>res</w:t>
+            </w:r>
+            <w:proofErr w:type="gramEnd"/>
+            <w:r>
+              <w:rPr>
+                <w:rFonts w:ascii="Consolas" w:eastAsia="Consolas" w:hAnsi="Consolas" w:cs="Consolas"/>
+                <w:color w:val="1A1A1A"/>
+                <w:sz w:val="16"/>
+                <w:szCs w:val="16"/>
+              </w:rPr>
+              <w:t>.ok</w:t>
+            </w:r>
+            <w:proofErr w:type="spellEnd"/>
+            <w:r>
+              <w:rPr>
+                <w:rFonts w:ascii="Consolas" w:eastAsia="Consolas" w:hAnsi="Consolas" w:cs="Consolas"/>
+                <w:color w:val="1A1A1A"/>
+                <w:sz w:val="16"/>
+                <w:szCs w:val="16"/>
+              </w:rPr>
+              <w:t xml:space="preserve">) throw new </w:t>
+            </w:r>
+            <w:proofErr w:type="gramStart"/>
+            <w:r>
+              <w:rPr>
+                <w:rFonts w:ascii="Consolas" w:eastAsia="Consolas" w:hAnsi="Consolas" w:cs="Consolas"/>
+                <w:color w:val="1A1A1A"/>
+                <w:sz w:val="16"/>
+                <w:szCs w:val="16"/>
+              </w:rPr>
+              <w:t>Error(</w:t>
+            </w:r>
+            <w:proofErr w:type="spellStart"/>
+            <w:r>
+              <w:rPr>
+                <w:rFonts w:ascii="Consolas" w:eastAsia="Consolas" w:hAnsi="Consolas" w:cs="Consolas"/>
+                <w:color w:val="1A1A1A"/>
+                <w:sz w:val="16"/>
+                <w:szCs w:val="16"/>
+              </w:rPr>
+              <w:t>data.error</w:t>
+            </w:r>
+            <w:proofErr w:type="spellEnd"/>
+            <w:proofErr w:type="gramEnd"/>
+            <w:r>
+              <w:rPr>
+                <w:rFonts w:ascii="Consolas" w:eastAsia="Consolas" w:hAnsi="Consolas" w:cs="Consolas"/>
+                <w:color w:val="1A1A1A"/>
+                <w:sz w:val="16"/>
+                <w:szCs w:val="16"/>
+              </w:rPr>
+              <w:t xml:space="preserve"> || "Request failed");</w:t>
             </w:r>
           </w:p>
           <w:p>
@@ -10394,7 +10891,49 @@
                 <w:sz w:val="16"/>
                 <w:szCs w:val="16"/>
               </w:rPr>
-              <w:t>function LoginPage({ onLogin }) {</w:t>
+              <w:t xml:space="preserve">function </w:t>
+            </w:r>
+            <w:proofErr w:type="spellStart"/>
+            <w:proofErr w:type="gramStart"/>
+            <w:r>
+              <w:rPr>
+                <w:rFonts w:ascii="Consolas" w:eastAsia="Consolas" w:hAnsi="Consolas" w:cs="Consolas"/>
+                <w:color w:val="1A1A1A"/>
+                <w:sz w:val="16"/>
+                <w:szCs w:val="16"/>
+              </w:rPr>
+              <w:t>LoginPage</w:t>
+            </w:r>
+            <w:proofErr w:type="spellEnd"/>
+            <w:r>
+              <w:rPr>
+                <w:rFonts w:ascii="Consolas" w:eastAsia="Consolas" w:hAnsi="Consolas" w:cs="Consolas"/>
+                <w:color w:val="1A1A1A"/>
+                <w:sz w:val="16"/>
+                <w:szCs w:val="16"/>
+              </w:rPr>
+              <w:t xml:space="preserve">({ </w:t>
+            </w:r>
+            <w:proofErr w:type="spellStart"/>
+            <w:r>
+              <w:rPr>
+                <w:rFonts w:ascii="Consolas" w:eastAsia="Consolas" w:hAnsi="Consolas" w:cs="Consolas"/>
+                <w:color w:val="1A1A1A"/>
+                <w:sz w:val="16"/>
+                <w:szCs w:val="16"/>
+              </w:rPr>
+              <w:t>onLogin</w:t>
+            </w:r>
+            <w:proofErr w:type="spellEnd"/>
+            <w:proofErr w:type="gramEnd"/>
+            <w:r>
+              <w:rPr>
+                <w:rFonts w:ascii="Consolas" w:eastAsia="Consolas" w:hAnsi="Consolas" w:cs="Consolas"/>
+                <w:color w:val="1A1A1A"/>
+                <w:sz w:val="16"/>
+                <w:szCs w:val="16"/>
+              </w:rPr>
+              <w:t xml:space="preserve"> }) {</w:t>
             </w:r>
           </w:p>
           <w:p>
@@ -10408,7 +10947,78 @@
                 <w:sz w:val="16"/>
                 <w:szCs w:val="16"/>
               </w:rPr>
-              <w:t xml:space="preserve">  const [form, setForm] = useState({ username: "", password: "" });</w:t>
+              <w:t xml:space="preserve">  const [form, </w:t>
+            </w:r>
+            <w:proofErr w:type="spellStart"/>
+            <w:r>
+              <w:rPr>
+                <w:rFonts w:ascii="Consolas" w:eastAsia="Consolas" w:hAnsi="Consolas" w:cs="Consolas"/>
+                <w:color w:val="1A1A1A"/>
+                <w:sz w:val="16"/>
+                <w:szCs w:val="16"/>
+              </w:rPr>
+              <w:t>setForm</w:t>
+            </w:r>
+            <w:proofErr w:type="spellEnd"/>
+            <w:r>
+              <w:rPr>
+                <w:rFonts w:ascii="Consolas" w:eastAsia="Consolas" w:hAnsi="Consolas" w:cs="Consolas"/>
+                <w:color w:val="1A1A1A"/>
+                <w:sz w:val="16"/>
+                <w:szCs w:val="16"/>
+              </w:rPr>
+              <w:t xml:space="preserve">] = </w:t>
+            </w:r>
+            <w:proofErr w:type="spellStart"/>
+            <w:proofErr w:type="gramStart"/>
+            <w:r>
+              <w:rPr>
+                <w:rFonts w:ascii="Consolas" w:eastAsia="Consolas" w:hAnsi="Consolas" w:cs="Consolas"/>
+                <w:color w:val="1A1A1A"/>
+                <w:sz w:val="16"/>
+                <w:szCs w:val="16"/>
+              </w:rPr>
+              <w:t>useState</w:t>
+            </w:r>
+            <w:proofErr w:type="spellEnd"/>
+            <w:r>
+              <w:rPr>
+                <w:rFonts w:ascii="Consolas" w:eastAsia="Consolas" w:hAnsi="Consolas" w:cs="Consolas"/>
+                <w:color w:val="1A1A1A"/>
+                <w:sz w:val="16"/>
+                <w:szCs w:val="16"/>
+              </w:rPr>
+              <w:t>({ username</w:t>
+            </w:r>
+            <w:proofErr w:type="gramEnd"/>
+            <w:r>
+              <w:rPr>
+                <w:rFonts w:ascii="Consolas" w:eastAsia="Consolas" w:hAnsi="Consolas" w:cs="Consolas"/>
+                <w:color w:val="1A1A1A"/>
+                <w:sz w:val="16"/>
+                <w:szCs w:val="16"/>
+              </w:rPr>
+              <w:t>: "", password: "</w:t>
+            </w:r>
+            <w:proofErr w:type="gramStart"/>
+            <w:r>
+              <w:rPr>
+                <w:rFonts w:ascii="Consolas" w:eastAsia="Consolas" w:hAnsi="Consolas" w:cs="Consolas"/>
+                <w:color w:val="1A1A1A"/>
+                <w:sz w:val="16"/>
+                <w:szCs w:val="16"/>
+              </w:rPr>
+              <w:t>" }</w:t>
+            </w:r>
+            <w:proofErr w:type="gramEnd"/>
+            <w:r>
+              <w:rPr>
+                <w:rFonts w:ascii="Consolas" w:eastAsia="Consolas" w:hAnsi="Consolas" w:cs="Consolas"/>
+                <w:color w:val="1A1A1A"/>
+                <w:sz w:val="16"/>
+                <w:szCs w:val="16"/>
+              </w:rPr>
+              <w:t>);</w:t>
             </w:r>
           </w:p>
           <w:p>
@@ -10422,7 +11032,27 @@
                 <w:sz w:val="16"/>
                 <w:szCs w:val="16"/>
               </w:rPr>
-              <w:t xml:space="preserve">  async function handleSubmit(e) {</w:t>
+              <w:t xml:space="preserve">  async function </w:t>
+            </w:r>
+            <w:proofErr w:type="spellStart"/>
+            <w:r>
+              <w:rPr>
+                <w:rFonts w:ascii="Consolas" w:eastAsia="Consolas" w:hAnsi="Consolas" w:cs="Consolas"/>
+                <w:color w:val="1A1A1A"/>
+                <w:sz w:val="16"/>
+                <w:szCs w:val="16"/>
+              </w:rPr>
+              <w:t>handleSubmit</w:t>
+            </w:r>
+            <w:proofErr w:type="spellEnd"/>
+            <w:r>
+              <w:rPr>
+                <w:rFonts w:ascii="Consolas" w:eastAsia="Consolas" w:hAnsi="Consolas" w:cs="Consolas"/>
+                <w:color w:val="1A1A1A"/>
+                <w:sz w:val="16"/>
+                <w:szCs w:val="16"/>
+              </w:rPr>
+              <w:t>(e) {</w:t>
             </w:r>
           </w:p>
           <w:p>
@@ -10436,7 +11066,29 @@
                 <w:sz w:val="16"/>
                 <w:szCs w:val="16"/>
               </w:rPr>
-              <w:t xml:space="preserve">    e.preventDefault();</w:t>
+              <w:t xml:space="preserve">    </w:t>
+            </w:r>
+            <w:proofErr w:type="spellStart"/>
+            <w:proofErr w:type="gramStart"/>
+            <w:r>
+              <w:rPr>
+                <w:rFonts w:ascii="Consolas" w:eastAsia="Consolas" w:hAnsi="Consolas" w:cs="Consolas"/>
+                <w:color w:val="1A1A1A"/>
+                <w:sz w:val="16"/>
+                <w:szCs w:val="16"/>
+              </w:rPr>
+              <w:t>e.preventDefault</w:t>
+            </w:r>
+            <w:proofErr w:type="spellEnd"/>
+            <w:proofErr w:type="gramEnd"/>
+            <w:r>
+              <w:rPr>
+                <w:rFonts w:ascii="Consolas" w:eastAsia="Consolas" w:hAnsi="Consolas" w:cs="Consolas"/>
+                <w:color w:val="1A1A1A"/>
+                <w:sz w:val="16"/>
+                <w:szCs w:val="16"/>
+              </w:rPr>
+              <w:t>();</w:t>
             </w:r>
           </w:p>
           <w:p>
@@ -10450,7 +11102,58 @@
                 <w:sz w:val="16"/>
                 <w:szCs w:val="16"/>
               </w:rPr>
-              <w:t xml:space="preserve">    const data = await apiFetch("/api/login/", {</w:t>
+              <w:t xml:space="preserve">    const data = await </w:t>
+            </w:r>
+            <w:proofErr w:type="spellStart"/>
+            <w:proofErr w:type="gramStart"/>
+            <w:r>
+              <w:rPr>
+                <w:rFonts w:ascii="Consolas" w:eastAsia="Consolas" w:hAnsi="Consolas" w:cs="Consolas"/>
+                <w:color w:val="1A1A1A"/>
+                <w:sz w:val="16"/>
+                <w:szCs w:val="16"/>
+              </w:rPr>
+              <w:t>apiFetch</w:t>
+            </w:r>
+            <w:proofErr w:type="spellEnd"/>
+            <w:r>
+              <w:rPr>
+                <w:rFonts w:ascii="Consolas" w:eastAsia="Consolas" w:hAnsi="Consolas" w:cs="Consolas"/>
+                <w:color w:val="1A1A1A"/>
+                <w:sz w:val="16"/>
+                <w:szCs w:val="16"/>
+              </w:rPr>
+              <w:t>(</w:t>
+            </w:r>
+            <w:proofErr w:type="gramEnd"/>
+            <w:r>
+              <w:rPr>
+                <w:rFonts w:ascii="Consolas" w:eastAsia="Consolas" w:hAnsi="Consolas" w:cs="Consolas"/>
+                <w:color w:val="1A1A1A"/>
+                <w:sz w:val="16"/>
+                <w:szCs w:val="16"/>
+              </w:rPr>
+              <w:t>"/</w:t>
+            </w:r>
+            <w:proofErr w:type="spellStart"/>
+            <w:r>
+              <w:rPr>
+                <w:rFonts w:ascii="Consolas" w:eastAsia="Consolas" w:hAnsi="Consolas" w:cs="Consolas"/>
+                <w:color w:val="1A1A1A"/>
+                <w:sz w:val="16"/>
+                <w:szCs w:val="16"/>
+              </w:rPr>
+              <w:t>api</w:t>
+            </w:r>
+            <w:proofErr w:type="spellEnd"/>
+            <w:r>
+              <w:rPr>
+                <w:rFonts w:ascii="Consolas" w:eastAsia="Consolas" w:hAnsi="Consolas" w:cs="Consolas"/>
+                <w:color w:val="1A1A1A"/>
+                <w:sz w:val="16"/>
+                <w:szCs w:val="16"/>
+              </w:rPr>
+              <w:t>/login/", {</w:t>
             </w:r>
           </w:p>
           <w:p>
@@ -10464,7 +11167,27 @@
                 <w:sz w:val="16"/>
                 <w:szCs w:val="16"/>
               </w:rPr>
-              <w:t xml:space="preserve">      method: "POST", body: JSON.stringify(form),</w:t>
+              <w:t xml:space="preserve">      method: "POST", body: </w:t>
+            </w:r>
+            <w:proofErr w:type="spellStart"/>
+            <w:r>
+              <w:rPr>
+                <w:rFonts w:ascii="Consolas" w:eastAsia="Consolas" w:hAnsi="Consolas" w:cs="Consolas"/>
+                <w:color w:val="1A1A1A"/>
+                <w:sz w:val="16"/>
+                <w:szCs w:val="16"/>
+              </w:rPr>
+              <w:t>JSON.stringify</w:t>
+            </w:r>
+            <w:proofErr w:type="spellEnd"/>
+            <w:r>
+              <w:rPr>
+                <w:rFonts w:ascii="Consolas" w:eastAsia="Consolas" w:hAnsi="Consolas" w:cs="Consolas"/>
+                <w:color w:val="1A1A1A"/>
+                <w:sz w:val="16"/>
+                <w:szCs w:val="16"/>
+              </w:rPr>
+              <w:t>(form),</w:t>
             </w:r>
           </w:p>
           <w:p>
@@ -10492,7 +11215,102 @@
                 <w:sz w:val="16"/>
                 <w:szCs w:val="16"/>
               </w:rPr>
-              <w:t xml:space="preserve">    onLogin(data.user, data.token);   // backend returns user.role -&gt; app routes by role</w:t>
+              <w:t xml:space="preserve">    </w:t>
+            </w:r>
+            <w:proofErr w:type="spellStart"/>
+            <w:proofErr w:type="gramStart"/>
+            <w:r>
+              <w:rPr>
+                <w:rFonts w:ascii="Consolas" w:eastAsia="Consolas" w:hAnsi="Consolas" w:cs="Consolas"/>
+                <w:color w:val="1A1A1A"/>
+                <w:sz w:val="16"/>
+                <w:szCs w:val="16"/>
+              </w:rPr>
+              <w:t>onLogin</w:t>
+            </w:r>
+            <w:proofErr w:type="spellEnd"/>
+            <w:r>
+              <w:rPr>
+                <w:rFonts w:ascii="Consolas" w:eastAsia="Consolas" w:hAnsi="Consolas" w:cs="Consolas"/>
+                <w:color w:val="1A1A1A"/>
+                <w:sz w:val="16"/>
+                <w:szCs w:val="16"/>
+              </w:rPr>
+              <w:t>(</w:t>
+            </w:r>
+            <w:proofErr w:type="spellStart"/>
+            <w:proofErr w:type="gramEnd"/>
+            <w:r>
+              <w:rPr>
+                <w:rFonts w:ascii="Consolas" w:eastAsia="Consolas" w:hAnsi="Consolas" w:cs="Consolas"/>
+                <w:color w:val="1A1A1A"/>
+                <w:sz w:val="16"/>
+                <w:szCs w:val="16"/>
+              </w:rPr>
+              <w:t>data.user</w:t>
+            </w:r>
+            <w:proofErr w:type="spellEnd"/>
+            <w:r>
+              <w:rPr>
+                <w:rFonts w:ascii="Consolas" w:eastAsia="Consolas" w:hAnsi="Consolas" w:cs="Consolas"/>
+                <w:color w:val="1A1A1A"/>
+                <w:sz w:val="16"/>
+                <w:szCs w:val="16"/>
+              </w:rPr>
+              <w:t xml:space="preserve">, </w:t>
+            </w:r>
+            <w:proofErr w:type="spellStart"/>
+            <w:proofErr w:type="gramStart"/>
+            <w:r>
+              <w:rPr>
+                <w:rFonts w:ascii="Consolas" w:eastAsia="Consolas" w:hAnsi="Consolas" w:cs="Consolas"/>
+                <w:color w:val="1A1A1A"/>
+                <w:sz w:val="16"/>
+                <w:szCs w:val="16"/>
+              </w:rPr>
+              <w:t>data.token</w:t>
+            </w:r>
+            <w:proofErr w:type="spellEnd"/>
+            <w:r>
+              <w:rPr>
+                <w:rFonts w:ascii="Consolas" w:eastAsia="Consolas" w:hAnsi="Consolas" w:cs="Consolas"/>
+                <w:color w:val="1A1A1A"/>
+                <w:sz w:val="16"/>
+                <w:szCs w:val="16"/>
+              </w:rPr>
+              <w:t xml:space="preserve">);   </w:t>
+            </w:r>
+            <w:proofErr w:type="gramEnd"/>
+            <w:r>
+              <w:rPr>
+                <w:rFonts w:ascii="Consolas" w:eastAsia="Consolas" w:hAnsi="Consolas" w:cs="Consolas"/>
+                <w:color w:val="1A1A1A"/>
+                <w:sz w:val="16"/>
+                <w:szCs w:val="16"/>
+              </w:rPr>
+              <w:t xml:space="preserve">// backend returns </w:t>
+            </w:r>
+            <w:proofErr w:type="spellStart"/>
+            <w:proofErr w:type="gramStart"/>
+            <w:r>
+              <w:rPr>
+                <w:rFonts w:ascii="Consolas" w:eastAsia="Consolas" w:hAnsi="Consolas" w:cs="Consolas"/>
+                <w:color w:val="1A1A1A"/>
+                <w:sz w:val="16"/>
+                <w:szCs w:val="16"/>
+              </w:rPr>
+              <w:t>user.role</w:t>
+            </w:r>
+            <w:proofErr w:type="spellEnd"/>
+            <w:proofErr w:type="gramEnd"/>
+            <w:r>
+              <w:rPr>
+                <w:rFonts w:ascii="Consolas" w:eastAsia="Consolas" w:hAnsi="Consolas" w:cs="Consolas"/>
+                <w:color w:val="1A1A1A"/>
+                <w:sz w:val="16"/>
+                <w:szCs w:val="16"/>
+              </w:rPr>
+              <w:t xml:space="preserve"> -&gt; app routes by role</w:t>
             </w:r>
           </w:p>
           <w:p>
@@ -11115,7 +11933,39 @@
                 <w:sz w:val="20"/>
                 <w:szCs w:val="20"/>
               </w:rPr>
-              <w:t>Frontend/.../src/App.jsx, App.css</w:t>
+              <w:t>Frontend/.../</w:t>
+            </w:r>
+            <w:proofErr w:type="spellStart"/>
+            <w:r>
+              <w:rPr>
+                <w:sz w:val="20"/>
+                <w:szCs w:val="20"/>
+              </w:rPr>
+              <w:t>src</w:t>
+            </w:r>
+            <w:proofErr w:type="spellEnd"/>
+            <w:r>
+              <w:rPr>
+                <w:sz w:val="20"/>
+                <w:szCs w:val="20"/>
+              </w:rPr>
+              <w:t>/</w:t>
+            </w:r>
+            <w:proofErr w:type="spellStart"/>
+            <w:r>
+              <w:rPr>
+                <w:sz w:val="20"/>
+                <w:szCs w:val="20"/>
+              </w:rPr>
+              <w:t>App.jsx</w:t>
+            </w:r>
+            <w:proofErr w:type="spellEnd"/>
+            <w:r>
+              <w:rPr>
+                <w:sz w:val="20"/>
+                <w:szCs w:val="20"/>
+              </w:rPr>
+              <w:t>, App.css</w:t>
             </w:r>
           </w:p>
         </w:tc>
@@ -11682,7 +12532,29 @@
           <w:sz w:val="19"/>
           <w:szCs w:val="19"/>
         </w:rPr>
-        <w:t>Figure 2 — Logical View class diagram. Fifteen entities; DoctorAvailability and Room (shaded) are the Phase 2.1 additions.</w:t>
+        <w:t xml:space="preserve">Figure 2 — Logical View class diagram. Fifteen entities; </w:t>
+      </w:r>
+      <w:proofErr w:type="spellStart"/>
+      <w:r>
+        <w:rPr>
+          <w:i/>
+          <w:iCs/>
+          <w:color w:val="555555"/>
+          <w:sz w:val="19"/>
+          <w:szCs w:val="19"/>
+        </w:rPr>
+        <w:t>DoctorAvailability</w:t>
+      </w:r>
+      <w:proofErr w:type="spellEnd"/>
+      <w:r>
+        <w:rPr>
+          <w:i/>
+          <w:iCs/>
+          <w:color w:val="555555"/>
+          <w:sz w:val="19"/>
+          <w:szCs w:val="19"/>
+        </w:rPr>
+        <w:t xml:space="preserve"> and Room (shaded) are the Phase 2.1 additions.</w:t>
       </w:r>
     </w:p>
     <w:p>
@@ -11762,7 +12634,15 @@
       </w:r>
       <w:r>
         <w:tab/>
-        <w:t>Appointment – an interaction between Patient and Doctor; has status (PENDING, CONFIRMED, COMPLETED/CANCELLED). Has a unique constraint defined on (doctor, scheduled_at).</w:t>
+        <w:t xml:space="preserve">Appointment – an interaction between Patient and Doctor; has status (PENDING, CONFIRMED, COMPLETED/CANCELLED). Has a unique constraint defined on (doctor, </w:t>
+      </w:r>
+      <w:proofErr w:type="spellStart"/>
+      <w:r>
+        <w:t>scheduled_at</w:t>
+      </w:r>
+      <w:proofErr w:type="spellEnd"/>
+      <w:r>
+        <w:t>).</w:t>
       </w:r>
     </w:p>
     <w:p>
@@ -11794,7 +12674,26 @@
           <w:szCs w:val="22"/>
         </w:rPr>
         <w:tab/>
-        <w:t>MedicalRecord - information, notes, and prescription for one appointment that has been attended (1:1).</w:t>
+      </w:r>
+      <w:proofErr w:type="spellStart"/>
+      <w:r>
+        <w:rPr>
+          <w:b w:val="0"/>
+          <w:bCs w:val="0"/>
+          <w:sz w:val="22"/>
+          <w:szCs w:val="22"/>
+        </w:rPr>
+        <w:t>MedicalRecord</w:t>
+      </w:r>
+      <w:proofErr w:type="spellEnd"/>
+      <w:r>
+        <w:rPr>
+          <w:b w:val="0"/>
+          <w:bCs w:val="0"/>
+          <w:sz w:val="22"/>
+          <w:szCs w:val="22"/>
+        </w:rPr>
+        <w:t xml:space="preserve"> - information, notes, and prescription for one appointment that has been attended (1:1).</w:t>
       </w:r>
     </w:p>
     <w:p>
@@ -11825,7 +12724,47 @@
           <w:szCs w:val="22"/>
         </w:rPr>
         <w:tab/>
-        <w:t>Prescription – medication line that is associated with MedicalRecord (1:N), optionally associated with a Drug.</w:t>
+        <w:t xml:space="preserve">Prescription – medication line that is associated with </w:t>
+      </w:r>
+      <w:proofErr w:type="spellStart"/>
+      <w:r>
+        <w:rPr>
+          <w:b w:val="0"/>
+          <w:bCs w:val="0"/>
+          <w:sz w:val="22"/>
+          <w:szCs w:val="22"/>
+        </w:rPr>
+        <w:t>MedicalRecord</w:t>
+      </w:r>
+      <w:proofErr w:type="spellEnd"/>
+      <w:r>
+        <w:rPr>
+          <w:b w:val="0"/>
+          <w:bCs w:val="0"/>
+          <w:sz w:val="22"/>
+          <w:szCs w:val="22"/>
+        </w:rPr>
+        <w:t xml:space="preserve"> (</w:t>
+      </w:r>
+      <w:proofErr w:type="gramStart"/>
+      <w:r>
+        <w:rPr>
+          <w:b w:val="0"/>
+          <w:bCs w:val="0"/>
+          <w:sz w:val="22"/>
+          <w:szCs w:val="22"/>
+        </w:rPr>
+        <w:t>1:N</w:t>
+      </w:r>
+      <w:proofErr w:type="gramEnd"/>
+      <w:r>
+        <w:rPr>
+          <w:b w:val="0"/>
+          <w:bCs w:val="0"/>
+          <w:sz w:val="22"/>
+          <w:szCs w:val="22"/>
+        </w:rPr>
+        <w:t>), optionally associated with a Drug.</w:t>
       </w:r>
     </w:p>
     <w:p>
@@ -11887,7 +12826,26 @@
           <w:szCs w:val="22"/>
         </w:rPr>
         <w:tab/>
-        <w:t>DrugStock – department-specific stock, unique per combination of drug and department, with a reordering quantity.</w:t>
+      </w:r>
+      <w:proofErr w:type="spellStart"/>
+      <w:r>
+        <w:rPr>
+          <w:b w:val="0"/>
+          <w:bCs w:val="0"/>
+          <w:sz w:val="22"/>
+          <w:szCs w:val="22"/>
+        </w:rPr>
+        <w:t>DrugStock</w:t>
+      </w:r>
+      <w:proofErr w:type="spellEnd"/>
+      <w:r>
+        <w:rPr>
+          <w:b w:val="0"/>
+          <w:bCs w:val="0"/>
+          <w:sz w:val="22"/>
+          <w:szCs w:val="22"/>
+        </w:rPr>
+        <w:t xml:space="preserve"> – department-specific stock, unique per combination of drug and department, with a reordering quantity.</w:t>
       </w:r>
     </w:p>
     <w:p>
@@ -11949,7 +12907,46 @@
           <w:szCs w:val="22"/>
         </w:rPr>
         <w:tab/>
-        <w:t>DoctorAvailability «Phase 2.1» – weekly availability interval with weekday, start/end times, and time slot duration. Unique per doctor-weekday-start_time combination. Slot generation (§8.4).</w:t>
+      </w:r>
+      <w:proofErr w:type="spellStart"/>
+      <w:r>
+        <w:rPr>
+          <w:b w:val="0"/>
+          <w:bCs w:val="0"/>
+          <w:sz w:val="22"/>
+          <w:szCs w:val="22"/>
+        </w:rPr>
+        <w:t>DoctorAvailability</w:t>
+      </w:r>
+      <w:proofErr w:type="spellEnd"/>
+      <w:r>
+        <w:rPr>
+          <w:b w:val="0"/>
+          <w:bCs w:val="0"/>
+          <w:sz w:val="22"/>
+          <w:szCs w:val="22"/>
+        </w:rPr>
+        <w:t xml:space="preserve"> «Phase 2.1» – weekly availability interval with weekday, start/end times, and time slot duration. Unique per doctor-weekday-</w:t>
+      </w:r>
+      <w:proofErr w:type="spellStart"/>
+      <w:r>
+        <w:rPr>
+          <w:b w:val="0"/>
+          <w:bCs w:val="0"/>
+          <w:sz w:val="22"/>
+          <w:szCs w:val="22"/>
+        </w:rPr>
+        <w:t>start_time</w:t>
+      </w:r>
+      <w:proofErr w:type="spellEnd"/>
+      <w:r>
+        <w:rPr>
+          <w:b w:val="0"/>
+          <w:bCs w:val="0"/>
+          <w:sz w:val="22"/>
+          <w:szCs w:val="22"/>
+        </w:rPr>
+        <w:t xml:space="preserve"> combination. Slot generation (§8.4).</w:t>
       </w:r>
     </w:p>
     <w:p>
@@ -11980,7 +12977,27 @@
           <w:szCs w:val="22"/>
         </w:rPr>
         <w:tab/>
-        <w:t>Room «Phase 2.1» – a department's room, having a type, floor, capacity, and status among others. Unique per (department_id, number).</w:t>
+        <w:t>Room «Phase 2.1» – a department's room, having a type, floor, capacity, and status among others. Unique per (</w:t>
+      </w:r>
+      <w:proofErr w:type="spellStart"/>
+      <w:r>
+        <w:rPr>
+          <w:b w:val="0"/>
+          <w:bCs w:val="0"/>
+          <w:sz w:val="22"/>
+          <w:szCs w:val="22"/>
+        </w:rPr>
+        <w:t>department_id</w:t>
+      </w:r>
+      <w:proofErr w:type="spellEnd"/>
+      <w:r>
+        <w:rPr>
+          <w:b w:val="0"/>
+          <w:bCs w:val="0"/>
+          <w:sz w:val="22"/>
+          <w:szCs w:val="22"/>
+        </w:rPr>
+        <w:t>, number).</w:t>
       </w:r>
     </w:p>
     <w:p>
@@ -11998,7 +13015,15 @@
         <w:spacing w:before="80" w:after="80" w:line="300" w:lineRule="auto"/>
       </w:pPr>
       <w:r>
-        <w:t>The React SPA talks exclusively to the REST API. Endpoints follow a uniform pattern: a DRF function view, an explicit permission class, a role/ownership check delegated to permissions.py, an ORM query using select_related to avoid N+1 access, and a serializer that shapes the JSON.</w:t>
+        <w:t xml:space="preserve">The React SPA talks exclusively to the REST API. Endpoints follow a uniform pattern: a DRF function view, an explicit permission class, a role/ownership check delegated to permissions.py, an ORM query using </w:t>
+      </w:r>
+      <w:proofErr w:type="spellStart"/>
+      <w:r>
+        <w:t>select_related</w:t>
+      </w:r>
+      <w:proofErr w:type="spellEnd"/>
+      <w:r>
+        <w:t xml:space="preserve"> to avoid N+1 access, and a serializer that shapes the JSON.</w:t>
       </w:r>
     </w:p>
     <w:tbl>
@@ -12192,7 +13217,23 @@
                 <w:sz w:val="20"/>
                 <w:szCs w:val="20"/>
               </w:rPr>
-              <w:t>/api/health/</w:t>
+              <w:t>/</w:t>
+            </w:r>
+            <w:proofErr w:type="spellStart"/>
+            <w:r>
+              <w:rPr>
+                <w:sz w:val="20"/>
+                <w:szCs w:val="20"/>
+              </w:rPr>
+              <w:t>api</w:t>
+            </w:r>
+            <w:proofErr w:type="spellEnd"/>
+            <w:r>
+              <w:rPr>
+                <w:sz w:val="20"/>
+                <w:szCs w:val="20"/>
+              </w:rPr>
+              <w:t>/health/</w:t>
             </w:r>
           </w:p>
         </w:tc>
@@ -12252,7 +13293,23 @@
                 <w:sz w:val="20"/>
                 <w:szCs w:val="20"/>
               </w:rPr>
-              <w:t>Liveness + DB probe (Docker healthcheck)</w:t>
+              <w:t xml:space="preserve">Liveness + DB probe (Docker </w:t>
+            </w:r>
+            <w:proofErr w:type="spellStart"/>
+            <w:r>
+              <w:rPr>
+                <w:sz w:val="20"/>
+                <w:szCs w:val="20"/>
+              </w:rPr>
+              <w:t>healthcheck</w:t>
+            </w:r>
+            <w:proofErr w:type="spellEnd"/>
+            <w:r>
+              <w:rPr>
+                <w:sz w:val="20"/>
+                <w:szCs w:val="20"/>
+              </w:rPr>
+              <w:t>)</w:t>
             </w:r>
           </w:p>
         </w:tc>
@@ -12314,7 +13371,23 @@
                 <w:sz w:val="20"/>
                 <w:szCs w:val="20"/>
               </w:rPr>
-              <w:t>/api/login/</w:t>
+              <w:t>/</w:t>
+            </w:r>
+            <w:proofErr w:type="spellStart"/>
+            <w:r>
+              <w:rPr>
+                <w:sz w:val="20"/>
+                <w:szCs w:val="20"/>
+              </w:rPr>
+              <w:t>api</w:t>
+            </w:r>
+            <w:proofErr w:type="spellEnd"/>
+            <w:r>
+              <w:rPr>
+                <w:sz w:val="20"/>
+                <w:szCs w:val="20"/>
+              </w:rPr>
+              <w:t>/login/</w:t>
             </w:r>
           </w:p>
         </w:tc>
@@ -12436,7 +13509,23 @@
                 <w:sz w:val="20"/>
                 <w:szCs w:val="20"/>
               </w:rPr>
-              <w:t>/api/register/</w:t>
+              <w:t>/</w:t>
+            </w:r>
+            <w:proofErr w:type="spellStart"/>
+            <w:r>
+              <w:rPr>
+                <w:sz w:val="20"/>
+                <w:szCs w:val="20"/>
+              </w:rPr>
+              <w:t>api</w:t>
+            </w:r>
+            <w:proofErr w:type="spellEnd"/>
+            <w:r>
+              <w:rPr>
+                <w:sz w:val="20"/>
+                <w:szCs w:val="20"/>
+              </w:rPr>
+              <w:t>/register/</w:t>
             </w:r>
           </w:p>
         </w:tc>
@@ -12558,7 +13647,23 @@
                 <w:sz w:val="20"/>
                 <w:szCs w:val="20"/>
               </w:rPr>
-              <w:t>/api/logout/</w:t>
+              <w:t>/</w:t>
+            </w:r>
+            <w:proofErr w:type="spellStart"/>
+            <w:r>
+              <w:rPr>
+                <w:sz w:val="20"/>
+                <w:szCs w:val="20"/>
+              </w:rPr>
+              <w:t>api</w:t>
+            </w:r>
+            <w:proofErr w:type="spellEnd"/>
+            <w:r>
+              <w:rPr>
+                <w:sz w:val="20"/>
+                <w:szCs w:val="20"/>
+              </w:rPr>
+              <w:t>/logout/</w:t>
             </w:r>
           </w:p>
         </w:tc>
@@ -12680,7 +13785,23 @@
                 <w:sz w:val="20"/>
                 <w:szCs w:val="20"/>
               </w:rPr>
-              <w:t>/api/doctors/</w:t>
+              <w:t>/</w:t>
+            </w:r>
+            <w:proofErr w:type="spellStart"/>
+            <w:r>
+              <w:rPr>
+                <w:sz w:val="20"/>
+                <w:szCs w:val="20"/>
+              </w:rPr>
+              <w:t>api</w:t>
+            </w:r>
+            <w:proofErr w:type="spellEnd"/>
+            <w:r>
+              <w:rPr>
+                <w:sz w:val="20"/>
+                <w:szCs w:val="20"/>
+              </w:rPr>
+              <w:t>/doctors/</w:t>
             </w:r>
           </w:p>
         </w:tc>
@@ -12802,7 +13923,23 @@
                 <w:sz w:val="20"/>
                 <w:szCs w:val="20"/>
               </w:rPr>
-              <w:t>/api/appointments/</w:t>
+              <w:t>/</w:t>
+            </w:r>
+            <w:proofErr w:type="spellStart"/>
+            <w:r>
+              <w:rPr>
+                <w:sz w:val="20"/>
+                <w:szCs w:val="20"/>
+              </w:rPr>
+              <w:t>api</w:t>
+            </w:r>
+            <w:proofErr w:type="spellEnd"/>
+            <w:r>
+              <w:rPr>
+                <w:sz w:val="20"/>
+                <w:szCs w:val="20"/>
+              </w:rPr>
+              <w:t>/appointments/</w:t>
             </w:r>
           </w:p>
         </w:tc>
@@ -12924,7 +14061,39 @@
                 <w:sz w:val="20"/>
                 <w:szCs w:val="20"/>
               </w:rPr>
-              <w:t>/api/appointments/book/&lt;doctor_id&gt;/</w:t>
+              <w:t>/</w:t>
+            </w:r>
+            <w:proofErr w:type="spellStart"/>
+            <w:r>
+              <w:rPr>
+                <w:sz w:val="20"/>
+                <w:szCs w:val="20"/>
+              </w:rPr>
+              <w:t>api</w:t>
+            </w:r>
+            <w:proofErr w:type="spellEnd"/>
+            <w:r>
+              <w:rPr>
+                <w:sz w:val="20"/>
+                <w:szCs w:val="20"/>
+              </w:rPr>
+              <w:t>/appointments/book/&lt;</w:t>
+            </w:r>
+            <w:proofErr w:type="spellStart"/>
+            <w:r>
+              <w:rPr>
+                <w:sz w:val="20"/>
+                <w:szCs w:val="20"/>
+              </w:rPr>
+              <w:t>doctor_id</w:t>
+            </w:r>
+            <w:proofErr w:type="spellEnd"/>
+            <w:r>
+              <w:rPr>
+                <w:sz w:val="20"/>
+                <w:szCs w:val="20"/>
+              </w:rPr>
+              <w:t>&gt;/</w:t>
             </w:r>
           </w:p>
         </w:tc>
@@ -13046,7 +14215,23 @@
                 <w:sz w:val="20"/>
                 <w:szCs w:val="20"/>
               </w:rPr>
-              <w:t>/api/appointments/&lt;id&gt;/cancel/</w:t>
+              <w:t>/</w:t>
+            </w:r>
+            <w:proofErr w:type="spellStart"/>
+            <w:r>
+              <w:rPr>
+                <w:sz w:val="20"/>
+                <w:szCs w:val="20"/>
+              </w:rPr>
+              <w:t>api</w:t>
+            </w:r>
+            <w:proofErr w:type="spellEnd"/>
+            <w:r>
+              <w:rPr>
+                <w:sz w:val="20"/>
+                <w:szCs w:val="20"/>
+              </w:rPr>
+              <w:t>/appointments/&lt;id&gt;/cancel/</w:t>
             </w:r>
           </w:p>
         </w:tc>
@@ -13168,7 +14353,23 @@
                 <w:sz w:val="20"/>
                 <w:szCs w:val="20"/>
               </w:rPr>
-              <w:t>/api/doctors/&lt;id&gt;/availability/</w:t>
+              <w:t>/</w:t>
+            </w:r>
+            <w:proofErr w:type="spellStart"/>
+            <w:r>
+              <w:rPr>
+                <w:sz w:val="20"/>
+                <w:szCs w:val="20"/>
+              </w:rPr>
+              <w:t>api</w:t>
+            </w:r>
+            <w:proofErr w:type="spellEnd"/>
+            <w:r>
+              <w:rPr>
+                <w:sz w:val="20"/>
+                <w:szCs w:val="20"/>
+              </w:rPr>
+              <w:t>/doctors/&lt;id&gt;/availability/</w:t>
             </w:r>
           </w:p>
         </w:tc>
@@ -13290,7 +14491,23 @@
                 <w:sz w:val="20"/>
                 <w:szCs w:val="20"/>
               </w:rPr>
-              <w:t>/api/doctors/&lt;id&gt;/slots/?date=…</w:t>
+              <w:t>/</w:t>
+            </w:r>
+            <w:proofErr w:type="spellStart"/>
+            <w:r>
+              <w:rPr>
+                <w:sz w:val="20"/>
+                <w:szCs w:val="20"/>
+              </w:rPr>
+              <w:t>api</w:t>
+            </w:r>
+            <w:proofErr w:type="spellEnd"/>
+            <w:r>
+              <w:rPr>
+                <w:sz w:val="20"/>
+                <w:szCs w:val="20"/>
+              </w:rPr>
+              <w:t>/doctors/&lt;id&gt;/slots/?date=…</w:t>
             </w:r>
           </w:p>
         </w:tc>
@@ -13413,7 +14630,23 @@
                 <w:szCs w:val="20"/>
               </w:rPr>
               <w:lastRenderedPageBreak/>
-              <w:t>/api/me/schedule/</w:t>
+              <w:t>/</w:t>
+            </w:r>
+            <w:proofErr w:type="spellStart"/>
+            <w:r>
+              <w:rPr>
+                <w:sz w:val="20"/>
+                <w:szCs w:val="20"/>
+              </w:rPr>
+              <w:t>api</w:t>
+            </w:r>
+            <w:proofErr w:type="spellEnd"/>
+            <w:r>
+              <w:rPr>
+                <w:sz w:val="20"/>
+                <w:szCs w:val="20"/>
+              </w:rPr>
+              <w:t>/me/schedule/</w:t>
             </w:r>
           </w:p>
         </w:tc>
@@ -13535,7 +14768,23 @@
                 <w:sz w:val="20"/>
                 <w:szCs w:val="20"/>
               </w:rPr>
-              <w:t>/api/appointments/&lt;id&gt;/record/</w:t>
+              <w:t>/</w:t>
+            </w:r>
+            <w:proofErr w:type="spellStart"/>
+            <w:r>
+              <w:rPr>
+                <w:sz w:val="20"/>
+                <w:szCs w:val="20"/>
+              </w:rPr>
+              <w:t>api</w:t>
+            </w:r>
+            <w:proofErr w:type="spellEnd"/>
+            <w:r>
+              <w:rPr>
+                <w:sz w:val="20"/>
+                <w:szCs w:val="20"/>
+              </w:rPr>
+              <w:t>/appointments/&lt;id&gt;/record/</w:t>
             </w:r>
           </w:p>
         </w:tc>
@@ -13657,7 +14906,23 @@
                 <w:sz w:val="20"/>
                 <w:szCs w:val="20"/>
               </w:rPr>
-              <w:t>/api/records/&lt;id&gt;/prescribe/</w:t>
+              <w:t>/</w:t>
+            </w:r>
+            <w:proofErr w:type="spellStart"/>
+            <w:r>
+              <w:rPr>
+                <w:sz w:val="20"/>
+                <w:szCs w:val="20"/>
+              </w:rPr>
+              <w:t>api</w:t>
+            </w:r>
+            <w:proofErr w:type="spellEnd"/>
+            <w:r>
+              <w:rPr>
+                <w:sz w:val="20"/>
+                <w:szCs w:val="20"/>
+              </w:rPr>
+              <w:t>/records/&lt;id&gt;/prescribe/</w:t>
             </w:r>
           </w:p>
         </w:tc>
@@ -13779,7 +15044,23 @@
                 <w:sz w:val="20"/>
                 <w:szCs w:val="20"/>
               </w:rPr>
-              <w:t>/api/me/department/stock/</w:t>
+              <w:t>/</w:t>
+            </w:r>
+            <w:proofErr w:type="spellStart"/>
+            <w:r>
+              <w:rPr>
+                <w:sz w:val="20"/>
+                <w:szCs w:val="20"/>
+              </w:rPr>
+              <w:t>api</w:t>
+            </w:r>
+            <w:proofErr w:type="spellEnd"/>
+            <w:r>
+              <w:rPr>
+                <w:sz w:val="20"/>
+                <w:szCs w:val="20"/>
+              </w:rPr>
+              <w:t>/me/department/stock/</w:t>
             </w:r>
           </w:p>
         </w:tc>
@@ -13901,7 +15182,23 @@
                 <w:sz w:val="20"/>
                 <w:szCs w:val="20"/>
               </w:rPr>
-              <w:t>/api/me/department/prescriptions/</w:t>
+              <w:t>/</w:t>
+            </w:r>
+            <w:proofErr w:type="spellStart"/>
+            <w:r>
+              <w:rPr>
+                <w:sz w:val="20"/>
+                <w:szCs w:val="20"/>
+              </w:rPr>
+              <w:t>api</w:t>
+            </w:r>
+            <w:proofErr w:type="spellEnd"/>
+            <w:r>
+              <w:rPr>
+                <w:sz w:val="20"/>
+                <w:szCs w:val="20"/>
+              </w:rPr>
+              <w:t>/me/department/prescriptions/</w:t>
             </w:r>
           </w:p>
         </w:tc>
@@ -14023,7 +15320,23 @@
                 <w:sz w:val="20"/>
                 <w:szCs w:val="20"/>
               </w:rPr>
-              <w:t>/api/me/department/equipment/</w:t>
+              <w:t>/</w:t>
+            </w:r>
+            <w:proofErr w:type="spellStart"/>
+            <w:r>
+              <w:rPr>
+                <w:sz w:val="20"/>
+                <w:szCs w:val="20"/>
+              </w:rPr>
+              <w:t>api</w:t>
+            </w:r>
+            <w:proofErr w:type="spellEnd"/>
+            <w:r>
+              <w:rPr>
+                <w:sz w:val="20"/>
+                <w:szCs w:val="20"/>
+              </w:rPr>
+              <w:t>/me/department/equipment/</w:t>
             </w:r>
           </w:p>
         </w:tc>
@@ -14145,7 +15458,57 @@
                 <w:sz w:val="20"/>
                 <w:szCs w:val="20"/>
               </w:rPr>
-              <w:t>/api/drugs/  ·  /api/stock/&lt;id&gt;/</w:t>
+              <w:t>/</w:t>
+            </w:r>
+            <w:proofErr w:type="spellStart"/>
+            <w:proofErr w:type="gramStart"/>
+            <w:r>
+              <w:rPr>
+                <w:sz w:val="20"/>
+                <w:szCs w:val="20"/>
+              </w:rPr>
+              <w:t>api</w:t>
+            </w:r>
+            <w:proofErr w:type="spellEnd"/>
+            <w:proofErr w:type="gramEnd"/>
+            <w:r>
+              <w:rPr>
+                <w:sz w:val="20"/>
+                <w:szCs w:val="20"/>
+              </w:rPr>
+              <w:t>/drugs</w:t>
+            </w:r>
+            <w:proofErr w:type="gramStart"/>
+            <w:r>
+              <w:rPr>
+                <w:sz w:val="20"/>
+                <w:szCs w:val="20"/>
+              </w:rPr>
+              <w:t>/  ·</w:t>
+            </w:r>
+            <w:proofErr w:type="gramEnd"/>
+            <w:r>
+              <w:rPr>
+                <w:sz w:val="20"/>
+                <w:szCs w:val="20"/>
+              </w:rPr>
+              <w:t xml:space="preserve">  /</w:t>
+            </w:r>
+            <w:proofErr w:type="spellStart"/>
+            <w:r>
+              <w:rPr>
+                <w:sz w:val="20"/>
+                <w:szCs w:val="20"/>
+              </w:rPr>
+              <w:t>api</w:t>
+            </w:r>
+            <w:proofErr w:type="spellEnd"/>
+            <w:r>
+              <w:rPr>
+                <w:sz w:val="20"/>
+                <w:szCs w:val="20"/>
+              </w:rPr>
+              <w:t>/stock/&lt;id&gt;/</w:t>
             </w:r>
           </w:p>
         </w:tc>
@@ -14267,7 +15630,39 @@
                 <w:sz w:val="20"/>
                 <w:szCs w:val="20"/>
               </w:rPr>
-              <w:t>/api/management/kpis/</w:t>
+              <w:t>/</w:t>
+            </w:r>
+            <w:proofErr w:type="spellStart"/>
+            <w:r>
+              <w:rPr>
+                <w:sz w:val="20"/>
+                <w:szCs w:val="20"/>
+              </w:rPr>
+              <w:t>api</w:t>
+            </w:r>
+            <w:proofErr w:type="spellEnd"/>
+            <w:r>
+              <w:rPr>
+                <w:sz w:val="20"/>
+                <w:szCs w:val="20"/>
+              </w:rPr>
+              <w:t>/management/</w:t>
+            </w:r>
+            <w:proofErr w:type="spellStart"/>
+            <w:r>
+              <w:rPr>
+                <w:sz w:val="20"/>
+                <w:szCs w:val="20"/>
+              </w:rPr>
+              <w:t>kpis</w:t>
+            </w:r>
+            <w:proofErr w:type="spellEnd"/>
+            <w:r>
+              <w:rPr>
+                <w:sz w:val="20"/>
+                <w:szCs w:val="20"/>
+              </w:rPr>
+              <w:t>/</w:t>
             </w:r>
           </w:p>
         </w:tc>
@@ -14604,6 +15999,7 @@
             <w:pPr>
               <w:spacing w:before="30" w:after="30" w:line="250" w:lineRule="auto"/>
             </w:pPr>
+            <w:proofErr w:type="spellStart"/>
             <w:r>
               <w:rPr>
                 <w:b/>
@@ -14614,6 +16010,7 @@
               </w:rPr>
               <w:t>Mgmt</w:t>
             </w:r>
+            <w:proofErr w:type="spellEnd"/>
           </w:p>
         </w:tc>
         <w:tc>
@@ -15950,8 +17347,17 @@
                 <w:sz w:val="20"/>
                 <w:szCs w:val="20"/>
               </w:rPr>
-              <w:t>Read MedicalRecord</w:t>
-            </w:r>
+              <w:t xml:space="preserve">Read </w:t>
+            </w:r>
+            <w:proofErr w:type="spellStart"/>
+            <w:r>
+              <w:rPr>
+                <w:sz w:val="20"/>
+                <w:szCs w:val="20"/>
+              </w:rPr>
+              <w:t>MedicalRecord</w:t>
+            </w:r>
+            <w:proofErr w:type="spellEnd"/>
           </w:p>
         </w:tc>
         <w:tc>
@@ -16162,8 +17568,17 @@
                 <w:sz w:val="20"/>
                 <w:szCs w:val="20"/>
               </w:rPr>
-              <w:t>Write MedicalRecord</w:t>
-            </w:r>
+              <w:t xml:space="preserve">Write </w:t>
+            </w:r>
+            <w:proofErr w:type="spellStart"/>
+            <w:r>
+              <w:rPr>
+                <w:sz w:val="20"/>
+                <w:szCs w:val="20"/>
+              </w:rPr>
+              <w:t>MedicalRecord</w:t>
+            </w:r>
+            <w:proofErr w:type="spellEnd"/>
           </w:p>
         </w:tc>
         <w:tc>
@@ -17425,7 +18840,23 @@
         <w:spacing w:before="80" w:after="80" w:line="300" w:lineRule="auto"/>
       </w:pPr>
       <w:r>
-        <w:t>The Model layer is plain Django ORM. The Appointment model below shows the double-booking constraint and the encrypted fields are visible on User; the Phase 2.1 DoctorAvailability model shows the availability window that the slot algorithm consumes.</w:t>
+        <w:t xml:space="preserve">The Model layer is plain Django ORM. The Appointment model below shows the double-booking </w:t>
+      </w:r>
+      <w:proofErr w:type="gramStart"/>
+      <w:r>
+        <w:t>constraint</w:t>
+      </w:r>
+      <w:proofErr w:type="gramEnd"/>
+      <w:r>
+        <w:t xml:space="preserve"> and the encrypted fields are visible on User; the Phase 2.1 </w:t>
+      </w:r>
+      <w:proofErr w:type="spellStart"/>
+      <w:r>
+        <w:t>DoctorAvailability</w:t>
+      </w:r>
+      <w:proofErr w:type="spellEnd"/>
+      <w:r>
+        <w:t xml:space="preserve"> model shows the availability window that the slot algorithm consumes.</w:t>
       </w:r>
     </w:p>
     <w:tbl>
@@ -17506,7 +18937,38 @@
                 <w:sz w:val="16"/>
                 <w:szCs w:val="16"/>
               </w:rPr>
-              <w:t>class User(AbstractUser):</w:t>
+              <w:t xml:space="preserve">class </w:t>
+            </w:r>
+            <w:proofErr w:type="gramStart"/>
+            <w:r>
+              <w:rPr>
+                <w:rFonts w:ascii="Consolas" w:eastAsia="Consolas" w:hAnsi="Consolas" w:cs="Consolas"/>
+                <w:color w:val="1A1A1A"/>
+                <w:sz w:val="16"/>
+                <w:szCs w:val="16"/>
+              </w:rPr>
+              <w:t>User(</w:t>
+            </w:r>
+            <w:proofErr w:type="spellStart"/>
+            <w:proofErr w:type="gramEnd"/>
+            <w:r>
+              <w:rPr>
+                <w:rFonts w:ascii="Consolas" w:eastAsia="Consolas" w:hAnsi="Consolas" w:cs="Consolas"/>
+                <w:color w:val="1A1A1A"/>
+                <w:sz w:val="16"/>
+                <w:szCs w:val="16"/>
+              </w:rPr>
+              <w:t>AbstractUser</w:t>
+            </w:r>
+            <w:proofErr w:type="spellEnd"/>
+            <w:r>
+              <w:rPr>
+                <w:rFonts w:ascii="Consolas" w:eastAsia="Consolas" w:hAnsi="Consolas" w:cs="Consolas"/>
+                <w:color w:val="1A1A1A"/>
+                <w:sz w:val="16"/>
+                <w:szCs w:val="16"/>
+              </w:rPr>
+              <w:t>):</w:t>
             </w:r>
           </w:p>
           <w:p>
@@ -17520,7 +18982,107 @@
                 <w:sz w:val="16"/>
                 <w:szCs w:val="16"/>
               </w:rPr>
-              <w:t xml:space="preserve">    ROLE_CHOICES = [('PATIENT','Patient'),('DOCTOR','Doctor'),('NURSE','Nurse'),</w:t>
+              <w:t xml:space="preserve">    ROLE_CHOICES = [('</w:t>
+            </w:r>
+            <w:proofErr w:type="spellStart"/>
+            <w:r>
+              <w:rPr>
+                <w:rFonts w:ascii="Consolas" w:eastAsia="Consolas" w:hAnsi="Consolas" w:cs="Consolas"/>
+                <w:color w:val="1A1A1A"/>
+                <w:sz w:val="16"/>
+                <w:szCs w:val="16"/>
+              </w:rPr>
+              <w:t>PATIENT','Patient</w:t>
+            </w:r>
+            <w:proofErr w:type="spellEnd"/>
+            <w:r>
+              <w:rPr>
+                <w:rFonts w:ascii="Consolas" w:eastAsia="Consolas" w:hAnsi="Consolas" w:cs="Consolas"/>
+                <w:color w:val="1A1A1A"/>
+                <w:sz w:val="16"/>
+                <w:szCs w:val="16"/>
+              </w:rPr>
+              <w:t>'</w:t>
+            </w:r>
+            <w:proofErr w:type="gramStart"/>
+            <w:r>
+              <w:rPr>
+                <w:rFonts w:ascii="Consolas" w:eastAsia="Consolas" w:hAnsi="Consolas" w:cs="Consolas"/>
+                <w:color w:val="1A1A1A"/>
+                <w:sz w:val="16"/>
+                <w:szCs w:val="16"/>
+              </w:rPr>
+              <w:t>),(</w:t>
+            </w:r>
+            <w:proofErr w:type="gramEnd"/>
+            <w:r>
+              <w:rPr>
+                <w:rFonts w:ascii="Consolas" w:eastAsia="Consolas" w:hAnsi="Consolas" w:cs="Consolas"/>
+                <w:color w:val="1A1A1A"/>
+                <w:sz w:val="16"/>
+                <w:szCs w:val="16"/>
+              </w:rPr>
+              <w:t>'</w:t>
+            </w:r>
+            <w:proofErr w:type="spellStart"/>
+            <w:r>
+              <w:rPr>
+                <w:rFonts w:ascii="Consolas" w:eastAsia="Consolas" w:hAnsi="Consolas" w:cs="Consolas"/>
+                <w:color w:val="1A1A1A"/>
+                <w:sz w:val="16"/>
+                <w:szCs w:val="16"/>
+              </w:rPr>
+              <w:t>DOCTOR','Doctor</w:t>
+            </w:r>
+            <w:proofErr w:type="spellEnd"/>
+            <w:r>
+              <w:rPr>
+                <w:rFonts w:ascii="Consolas" w:eastAsia="Consolas" w:hAnsi="Consolas" w:cs="Consolas"/>
+                <w:color w:val="1A1A1A"/>
+                <w:sz w:val="16"/>
+                <w:szCs w:val="16"/>
+              </w:rPr>
+              <w:t>'</w:t>
+            </w:r>
+            <w:proofErr w:type="gramStart"/>
+            <w:r>
+              <w:rPr>
+                <w:rFonts w:ascii="Consolas" w:eastAsia="Consolas" w:hAnsi="Consolas" w:cs="Consolas"/>
+                <w:color w:val="1A1A1A"/>
+                <w:sz w:val="16"/>
+                <w:szCs w:val="16"/>
+              </w:rPr>
+              <w:t>),(</w:t>
+            </w:r>
+            <w:proofErr w:type="gramEnd"/>
+            <w:r>
+              <w:rPr>
+                <w:rFonts w:ascii="Consolas" w:eastAsia="Consolas" w:hAnsi="Consolas" w:cs="Consolas"/>
+                <w:color w:val="1A1A1A"/>
+                <w:sz w:val="16"/>
+                <w:szCs w:val="16"/>
+              </w:rPr>
+              <w:t>'</w:t>
+            </w:r>
+            <w:proofErr w:type="spellStart"/>
+            <w:r>
+              <w:rPr>
+                <w:rFonts w:ascii="Consolas" w:eastAsia="Consolas" w:hAnsi="Consolas" w:cs="Consolas"/>
+                <w:color w:val="1A1A1A"/>
+                <w:sz w:val="16"/>
+                <w:szCs w:val="16"/>
+              </w:rPr>
+              <w:t>NURSE','Nurse</w:t>
+            </w:r>
+            <w:proofErr w:type="spellEnd"/>
+            <w:r>
+              <w:rPr>
+                <w:rFonts w:ascii="Consolas" w:eastAsia="Consolas" w:hAnsi="Consolas" w:cs="Consolas"/>
+                <w:color w:val="1A1A1A"/>
+                <w:sz w:val="16"/>
+                <w:szCs w:val="16"/>
+              </w:rPr>
+              <w:t>'),</w:t>
             </w:r>
           </w:p>
           <w:p>
@@ -17534,7 +19096,47 @@
                 <w:sz w:val="16"/>
                 <w:szCs w:val="16"/>
               </w:rPr>
-              <w:t xml:space="preserve">                    ('PHARMACIST','Pharmacist'),('MANAGEMENT','Management'),('ADMIN','Admin')]</w:t>
+              <w:t xml:space="preserve">                    ('PHARMACIST','Pharmacist'</w:t>
+            </w:r>
+            <w:proofErr w:type="gramStart"/>
+            <w:r>
+              <w:rPr>
+                <w:rFonts w:ascii="Consolas" w:eastAsia="Consolas" w:hAnsi="Consolas" w:cs="Consolas"/>
+                <w:color w:val="1A1A1A"/>
+                <w:sz w:val="16"/>
+                <w:szCs w:val="16"/>
+              </w:rPr>
+              <w:t>),(</w:t>
+            </w:r>
+            <w:proofErr w:type="gramEnd"/>
+            <w:r>
+              <w:rPr>
+                <w:rFonts w:ascii="Consolas" w:eastAsia="Consolas" w:hAnsi="Consolas" w:cs="Consolas"/>
+                <w:color w:val="1A1A1A"/>
+                <w:sz w:val="16"/>
+                <w:szCs w:val="16"/>
+              </w:rPr>
+              <w:t>'MANAGEMENT','Management'</w:t>
+            </w:r>
+            <w:proofErr w:type="gramStart"/>
+            <w:r>
+              <w:rPr>
+                <w:rFonts w:ascii="Consolas" w:eastAsia="Consolas" w:hAnsi="Consolas" w:cs="Consolas"/>
+                <w:color w:val="1A1A1A"/>
+                <w:sz w:val="16"/>
+                <w:szCs w:val="16"/>
+              </w:rPr>
+              <w:t>),(</w:t>
+            </w:r>
+            <w:proofErr w:type="gramEnd"/>
+            <w:r>
+              <w:rPr>
+                <w:rFonts w:ascii="Consolas" w:eastAsia="Consolas" w:hAnsi="Consolas" w:cs="Consolas"/>
+                <w:color w:val="1A1A1A"/>
+                <w:sz w:val="16"/>
+                <w:szCs w:val="16"/>
+              </w:rPr>
+              <w:t>'ADMIN','Admin')]</w:t>
             </w:r>
           </w:p>
           <w:p>
@@ -17548,7 +19150,69 @@
                 <w:sz w:val="16"/>
                 <w:szCs w:val="16"/>
               </w:rPr>
-              <w:t xml:space="preserve">    role  = models.CharField(max_length=12, choices=ROLE_CHOICES)</w:t>
+              <w:t xml:space="preserve">    </w:t>
+            </w:r>
+            <w:proofErr w:type="gramStart"/>
+            <w:r>
+              <w:rPr>
+                <w:rFonts w:ascii="Consolas" w:eastAsia="Consolas" w:hAnsi="Consolas" w:cs="Consolas"/>
+                <w:color w:val="1A1A1A"/>
+                <w:sz w:val="16"/>
+                <w:szCs w:val="16"/>
+              </w:rPr>
+              <w:t>role  =</w:t>
+            </w:r>
+            <w:proofErr w:type="gramEnd"/>
+            <w:r>
+              <w:rPr>
+                <w:rFonts w:ascii="Consolas" w:eastAsia="Consolas" w:hAnsi="Consolas" w:cs="Consolas"/>
+                <w:color w:val="1A1A1A"/>
+                <w:sz w:val="16"/>
+                <w:szCs w:val="16"/>
+              </w:rPr>
+              <w:t xml:space="preserve"> </w:t>
+            </w:r>
+            <w:proofErr w:type="spellStart"/>
+            <w:proofErr w:type="gramStart"/>
+            <w:r>
+              <w:rPr>
+                <w:rFonts w:ascii="Consolas" w:eastAsia="Consolas" w:hAnsi="Consolas" w:cs="Consolas"/>
+                <w:color w:val="1A1A1A"/>
+                <w:sz w:val="16"/>
+                <w:szCs w:val="16"/>
+              </w:rPr>
+              <w:t>models.CharField</w:t>
+            </w:r>
+            <w:proofErr w:type="spellEnd"/>
+            <w:proofErr w:type="gramEnd"/>
+            <w:r>
+              <w:rPr>
+                <w:rFonts w:ascii="Consolas" w:eastAsia="Consolas" w:hAnsi="Consolas" w:cs="Consolas"/>
+                <w:color w:val="1A1A1A"/>
+                <w:sz w:val="16"/>
+                <w:szCs w:val="16"/>
+              </w:rPr>
+              <w:t>(</w:t>
+            </w:r>
+            <w:proofErr w:type="spellStart"/>
+            <w:r>
+              <w:rPr>
+                <w:rFonts w:ascii="Consolas" w:eastAsia="Consolas" w:hAnsi="Consolas" w:cs="Consolas"/>
+                <w:color w:val="1A1A1A"/>
+                <w:sz w:val="16"/>
+                <w:szCs w:val="16"/>
+              </w:rPr>
+              <w:t>max_length</w:t>
+            </w:r>
+            <w:proofErr w:type="spellEnd"/>
+            <w:r>
+              <w:rPr>
+                <w:rFonts w:ascii="Consolas" w:eastAsia="Consolas" w:hAnsi="Consolas" w:cs="Consolas"/>
+                <w:color w:val="1A1A1A"/>
+                <w:sz w:val="16"/>
+                <w:szCs w:val="16"/>
+              </w:rPr>
+              <w:t>=12, choices=ROLE_CHOICES)</w:t>
             </w:r>
           </w:p>
           <w:p>
@@ -17562,7 +19226,69 @@
                 <w:sz w:val="16"/>
                 <w:szCs w:val="16"/>
               </w:rPr>
-              <w:t xml:space="preserve">    phone = EncryptedCharField(max_length=20, blank=True)   # Fernet at rest</w:t>
+              <w:t xml:space="preserve">    phone = </w:t>
+            </w:r>
+            <w:proofErr w:type="spellStart"/>
+            <w:proofErr w:type="gramStart"/>
+            <w:r>
+              <w:rPr>
+                <w:rFonts w:ascii="Consolas" w:eastAsia="Consolas" w:hAnsi="Consolas" w:cs="Consolas"/>
+                <w:color w:val="1A1A1A"/>
+                <w:sz w:val="16"/>
+                <w:szCs w:val="16"/>
+              </w:rPr>
+              <w:t>EncryptedCharField</w:t>
+            </w:r>
+            <w:proofErr w:type="spellEnd"/>
+            <w:r>
+              <w:rPr>
+                <w:rFonts w:ascii="Consolas" w:eastAsia="Consolas" w:hAnsi="Consolas" w:cs="Consolas"/>
+                <w:color w:val="1A1A1A"/>
+                <w:sz w:val="16"/>
+                <w:szCs w:val="16"/>
+              </w:rPr>
+              <w:t>(</w:t>
+            </w:r>
+            <w:proofErr w:type="spellStart"/>
+            <w:proofErr w:type="gramEnd"/>
+            <w:r>
+              <w:rPr>
+                <w:rFonts w:ascii="Consolas" w:eastAsia="Consolas" w:hAnsi="Consolas" w:cs="Consolas"/>
+                <w:color w:val="1A1A1A"/>
+                <w:sz w:val="16"/>
+                <w:szCs w:val="16"/>
+              </w:rPr>
+              <w:t>max_length</w:t>
+            </w:r>
+            <w:proofErr w:type="spellEnd"/>
+            <w:r>
+              <w:rPr>
+                <w:rFonts w:ascii="Consolas" w:eastAsia="Consolas" w:hAnsi="Consolas" w:cs="Consolas"/>
+                <w:color w:val="1A1A1A"/>
+                <w:sz w:val="16"/>
+                <w:szCs w:val="16"/>
+              </w:rPr>
+              <w:t>=20, blank=</w:t>
+            </w:r>
+            <w:proofErr w:type="gramStart"/>
+            <w:r>
+              <w:rPr>
+                <w:rFonts w:ascii="Consolas" w:eastAsia="Consolas" w:hAnsi="Consolas" w:cs="Consolas"/>
+                <w:color w:val="1A1A1A"/>
+                <w:sz w:val="16"/>
+                <w:szCs w:val="16"/>
+              </w:rPr>
+              <w:t xml:space="preserve">True)   </w:t>
+            </w:r>
+            <w:proofErr w:type="gramEnd"/>
+            <w:r>
+              <w:rPr>
+                <w:rFonts w:ascii="Consolas" w:eastAsia="Consolas" w:hAnsi="Consolas" w:cs="Consolas"/>
+                <w:color w:val="1A1A1A"/>
+                <w:sz w:val="16"/>
+                <w:szCs w:val="16"/>
+              </w:rPr>
+              <w:t># Fernet at rest</w:t>
             </w:r>
           </w:p>
           <w:p>
@@ -17590,7 +19316,29 @@
                 <w:sz w:val="16"/>
                 <w:szCs w:val="16"/>
               </w:rPr>
-              <w:t>class Appointment(models.Model):</w:t>
+              <w:t>class Appointment(</w:t>
+            </w:r>
+            <w:proofErr w:type="spellStart"/>
+            <w:proofErr w:type="gramStart"/>
+            <w:r>
+              <w:rPr>
+                <w:rFonts w:ascii="Consolas" w:eastAsia="Consolas" w:hAnsi="Consolas" w:cs="Consolas"/>
+                <w:color w:val="1A1A1A"/>
+                <w:sz w:val="16"/>
+                <w:szCs w:val="16"/>
+              </w:rPr>
+              <w:t>models.Model</w:t>
+            </w:r>
+            <w:proofErr w:type="spellEnd"/>
+            <w:proofErr w:type="gramEnd"/>
+            <w:r>
+              <w:rPr>
+                <w:rFonts w:ascii="Consolas" w:eastAsia="Consolas" w:hAnsi="Consolas" w:cs="Consolas"/>
+                <w:color w:val="1A1A1A"/>
+                <w:sz w:val="16"/>
+                <w:szCs w:val="16"/>
+              </w:rPr>
+              <w:t>):</w:t>
             </w:r>
           </w:p>
           <w:p>
@@ -17604,7 +19352,91 @@
                 <w:sz w:val="16"/>
                 <w:szCs w:val="16"/>
               </w:rPr>
-              <w:t xml:space="preserve">    patient      = models.ForeignKey(Patient, on_delete=models.CASCADE, related_name='appointments')</w:t>
+              <w:t xml:space="preserve">    patient      = </w:t>
+            </w:r>
+            <w:proofErr w:type="spellStart"/>
+            <w:proofErr w:type="gramStart"/>
+            <w:r>
+              <w:rPr>
+                <w:rFonts w:ascii="Consolas" w:eastAsia="Consolas" w:hAnsi="Consolas" w:cs="Consolas"/>
+                <w:color w:val="1A1A1A"/>
+                <w:sz w:val="16"/>
+                <w:szCs w:val="16"/>
+              </w:rPr>
+              <w:t>models.ForeignKey</w:t>
+            </w:r>
+            <w:proofErr w:type="spellEnd"/>
+            <w:proofErr w:type="gramEnd"/>
+            <w:r>
+              <w:rPr>
+                <w:rFonts w:ascii="Consolas" w:eastAsia="Consolas" w:hAnsi="Consolas" w:cs="Consolas"/>
+                <w:color w:val="1A1A1A"/>
+                <w:sz w:val="16"/>
+                <w:szCs w:val="16"/>
+              </w:rPr>
+              <w:t xml:space="preserve">(Patient, </w:t>
+            </w:r>
+            <w:proofErr w:type="spellStart"/>
+            <w:r>
+              <w:rPr>
+                <w:rFonts w:ascii="Consolas" w:eastAsia="Consolas" w:hAnsi="Consolas" w:cs="Consolas"/>
+                <w:color w:val="1A1A1A"/>
+                <w:sz w:val="16"/>
+                <w:szCs w:val="16"/>
+              </w:rPr>
+              <w:t>on_delete</w:t>
+            </w:r>
+            <w:proofErr w:type="spellEnd"/>
+            <w:r>
+              <w:rPr>
+                <w:rFonts w:ascii="Consolas" w:eastAsia="Consolas" w:hAnsi="Consolas" w:cs="Consolas"/>
+                <w:color w:val="1A1A1A"/>
+                <w:sz w:val="16"/>
+                <w:szCs w:val="16"/>
+              </w:rPr>
+              <w:t>=</w:t>
+            </w:r>
+            <w:proofErr w:type="spellStart"/>
+            <w:proofErr w:type="gramStart"/>
+            <w:r>
+              <w:rPr>
+                <w:rFonts w:ascii="Consolas" w:eastAsia="Consolas" w:hAnsi="Consolas" w:cs="Consolas"/>
+                <w:color w:val="1A1A1A"/>
+                <w:sz w:val="16"/>
+                <w:szCs w:val="16"/>
+              </w:rPr>
+              <w:t>models.CASCADE</w:t>
+            </w:r>
+            <w:proofErr w:type="spellEnd"/>
+            <w:proofErr w:type="gramEnd"/>
+            <w:r>
+              <w:rPr>
+                <w:rFonts w:ascii="Consolas" w:eastAsia="Consolas" w:hAnsi="Consolas" w:cs="Consolas"/>
+                <w:color w:val="1A1A1A"/>
+                <w:sz w:val="16"/>
+                <w:szCs w:val="16"/>
+              </w:rPr>
+              <w:t xml:space="preserve">, </w:t>
+            </w:r>
+            <w:proofErr w:type="spellStart"/>
+            <w:r>
+              <w:rPr>
+                <w:rFonts w:ascii="Consolas" w:eastAsia="Consolas" w:hAnsi="Consolas" w:cs="Consolas"/>
+                <w:color w:val="1A1A1A"/>
+                <w:sz w:val="16"/>
+                <w:szCs w:val="16"/>
+              </w:rPr>
+              <w:t>related_name</w:t>
+            </w:r>
+            <w:proofErr w:type="spellEnd"/>
+            <w:r>
+              <w:rPr>
+                <w:rFonts w:ascii="Consolas" w:eastAsia="Consolas" w:hAnsi="Consolas" w:cs="Consolas"/>
+                <w:color w:val="1A1A1A"/>
+                <w:sz w:val="16"/>
+                <w:szCs w:val="16"/>
+              </w:rPr>
+              <w:t>='appointments')</w:t>
             </w:r>
           </w:p>
           <w:p>
@@ -17618,7 +19450,111 @@
                 <w:sz w:val="16"/>
                 <w:szCs w:val="16"/>
               </w:rPr>
-              <w:t xml:space="preserve">    doctor       = models.ForeignKey(Doctor,  on_delete=models.CASCADE, related_name='appointments')</w:t>
+              <w:t xml:space="preserve">    doctor       = </w:t>
+            </w:r>
+            <w:proofErr w:type="spellStart"/>
+            <w:proofErr w:type="gramStart"/>
+            <w:r>
+              <w:rPr>
+                <w:rFonts w:ascii="Consolas" w:eastAsia="Consolas" w:hAnsi="Consolas" w:cs="Consolas"/>
+                <w:color w:val="1A1A1A"/>
+                <w:sz w:val="16"/>
+                <w:szCs w:val="16"/>
+              </w:rPr>
+              <w:t>models.ForeignKey</w:t>
+            </w:r>
+            <w:proofErr w:type="spellEnd"/>
+            <w:proofErr w:type="gramEnd"/>
+            <w:r>
+              <w:rPr>
+                <w:rFonts w:ascii="Consolas" w:eastAsia="Consolas" w:hAnsi="Consolas" w:cs="Consolas"/>
+                <w:color w:val="1A1A1A"/>
+                <w:sz w:val="16"/>
+                <w:szCs w:val="16"/>
+              </w:rPr>
+              <w:t>(</w:t>
+            </w:r>
+            <w:proofErr w:type="gramStart"/>
+            <w:r>
+              <w:rPr>
+                <w:rFonts w:ascii="Consolas" w:eastAsia="Consolas" w:hAnsi="Consolas" w:cs="Consolas"/>
+                <w:color w:val="1A1A1A"/>
+                <w:sz w:val="16"/>
+                <w:szCs w:val="16"/>
+              </w:rPr>
+              <w:t xml:space="preserve">Doctor,  </w:t>
+            </w:r>
+            <w:proofErr w:type="spellStart"/>
+            <w:r>
+              <w:rPr>
+                <w:rFonts w:ascii="Consolas" w:eastAsia="Consolas" w:hAnsi="Consolas" w:cs="Consolas"/>
+                <w:color w:val="1A1A1A"/>
+                <w:sz w:val="16"/>
+                <w:szCs w:val="16"/>
+              </w:rPr>
+              <w:t>on</w:t>
+            </w:r>
+            <w:proofErr w:type="gramEnd"/>
+            <w:r>
+              <w:rPr>
+                <w:rFonts w:ascii="Consolas" w:eastAsia="Consolas" w:hAnsi="Consolas" w:cs="Consolas"/>
+                <w:color w:val="1A1A1A"/>
+                <w:sz w:val="16"/>
+                <w:szCs w:val="16"/>
+              </w:rPr>
+              <w:t>_delete</w:t>
+            </w:r>
+            <w:proofErr w:type="spellEnd"/>
+            <w:r>
+              <w:rPr>
+                <w:rFonts w:ascii="Consolas" w:eastAsia="Consolas" w:hAnsi="Consolas" w:cs="Consolas"/>
+                <w:color w:val="1A1A1A"/>
+                <w:sz w:val="16"/>
+                <w:szCs w:val="16"/>
+              </w:rPr>
+              <w:t>=</w:t>
+            </w:r>
+            <w:proofErr w:type="spellStart"/>
+            <w:proofErr w:type="gramStart"/>
+            <w:r>
+              <w:rPr>
+                <w:rFonts w:ascii="Consolas" w:eastAsia="Consolas" w:hAnsi="Consolas" w:cs="Consolas"/>
+                <w:color w:val="1A1A1A"/>
+                <w:sz w:val="16"/>
+                <w:szCs w:val="16"/>
+              </w:rPr>
+              <w:t>models.CASCADE</w:t>
+            </w:r>
+            <w:proofErr w:type="spellEnd"/>
+            <w:proofErr w:type="gramEnd"/>
+            <w:r>
+              <w:rPr>
+                <w:rFonts w:ascii="Consolas" w:eastAsia="Consolas" w:hAnsi="Consolas" w:cs="Consolas"/>
+                <w:color w:val="1A1A1A"/>
+                <w:sz w:val="16"/>
+                <w:szCs w:val="16"/>
+              </w:rPr>
+              <w:t xml:space="preserve">, </w:t>
+            </w:r>
+            <w:proofErr w:type="spellStart"/>
+            <w:r>
+              <w:rPr>
+                <w:rFonts w:ascii="Consolas" w:eastAsia="Consolas" w:hAnsi="Consolas" w:cs="Consolas"/>
+                <w:color w:val="1A1A1A"/>
+                <w:sz w:val="16"/>
+                <w:szCs w:val="16"/>
+              </w:rPr>
+              <w:t>related_name</w:t>
+            </w:r>
+            <w:proofErr w:type="spellEnd"/>
+            <w:r>
+              <w:rPr>
+                <w:rFonts w:ascii="Consolas" w:eastAsia="Consolas" w:hAnsi="Consolas" w:cs="Consolas"/>
+                <w:color w:val="1A1A1A"/>
+                <w:sz w:val="16"/>
+                <w:szCs w:val="16"/>
+              </w:rPr>
+              <w:t>='appointments')</w:t>
             </w:r>
           </w:p>
           <w:p>
@@ -17632,7 +19568,49 @@
                 <w:sz w:val="16"/>
                 <w:szCs w:val="16"/>
               </w:rPr>
-              <w:t xml:space="preserve">    scheduled_at = models.DateTimeField()</w:t>
+              <w:t xml:space="preserve">    </w:t>
+            </w:r>
+            <w:proofErr w:type="spellStart"/>
+            <w:r>
+              <w:rPr>
+                <w:rFonts w:ascii="Consolas" w:eastAsia="Consolas" w:hAnsi="Consolas" w:cs="Consolas"/>
+                <w:color w:val="1A1A1A"/>
+                <w:sz w:val="16"/>
+                <w:szCs w:val="16"/>
+              </w:rPr>
+              <w:t>scheduled_at</w:t>
+            </w:r>
+            <w:proofErr w:type="spellEnd"/>
+            <w:r>
+              <w:rPr>
+                <w:rFonts w:ascii="Consolas" w:eastAsia="Consolas" w:hAnsi="Consolas" w:cs="Consolas"/>
+                <w:color w:val="1A1A1A"/>
+                <w:sz w:val="16"/>
+                <w:szCs w:val="16"/>
+              </w:rPr>
+              <w:t xml:space="preserve"> = </w:t>
+            </w:r>
+            <w:proofErr w:type="spellStart"/>
+            <w:proofErr w:type="gramStart"/>
+            <w:r>
+              <w:rPr>
+                <w:rFonts w:ascii="Consolas" w:eastAsia="Consolas" w:hAnsi="Consolas" w:cs="Consolas"/>
+                <w:color w:val="1A1A1A"/>
+                <w:sz w:val="16"/>
+                <w:szCs w:val="16"/>
+              </w:rPr>
+              <w:t>models.DateTimeField</w:t>
+            </w:r>
+            <w:proofErr w:type="spellEnd"/>
+            <w:proofErr w:type="gramEnd"/>
+            <w:r>
+              <w:rPr>
+                <w:rFonts w:ascii="Consolas" w:eastAsia="Consolas" w:hAnsi="Consolas" w:cs="Consolas"/>
+                <w:color w:val="1A1A1A"/>
+                <w:sz w:val="16"/>
+                <w:szCs w:val="16"/>
+              </w:rPr>
+              <w:t>()</w:t>
             </w:r>
           </w:p>
           <w:p>
@@ -17646,7 +19624,49 @@
                 <w:sz w:val="16"/>
                 <w:szCs w:val="16"/>
               </w:rPr>
-              <w:t xml:space="preserve">    status       = models.CharField(max_length=10, choices=STATUS_CHOICES, default='PENDING')</w:t>
+              <w:t xml:space="preserve">    status       = </w:t>
+            </w:r>
+            <w:proofErr w:type="spellStart"/>
+            <w:proofErr w:type="gramStart"/>
+            <w:r>
+              <w:rPr>
+                <w:rFonts w:ascii="Consolas" w:eastAsia="Consolas" w:hAnsi="Consolas" w:cs="Consolas"/>
+                <w:color w:val="1A1A1A"/>
+                <w:sz w:val="16"/>
+                <w:szCs w:val="16"/>
+              </w:rPr>
+              <w:t>models.CharField</w:t>
+            </w:r>
+            <w:proofErr w:type="spellEnd"/>
+            <w:proofErr w:type="gramEnd"/>
+            <w:r>
+              <w:rPr>
+                <w:rFonts w:ascii="Consolas" w:eastAsia="Consolas" w:hAnsi="Consolas" w:cs="Consolas"/>
+                <w:color w:val="1A1A1A"/>
+                <w:sz w:val="16"/>
+                <w:szCs w:val="16"/>
+              </w:rPr>
+              <w:t>(</w:t>
+            </w:r>
+            <w:proofErr w:type="spellStart"/>
+            <w:r>
+              <w:rPr>
+                <w:rFonts w:ascii="Consolas" w:eastAsia="Consolas" w:hAnsi="Consolas" w:cs="Consolas"/>
+                <w:color w:val="1A1A1A"/>
+                <w:sz w:val="16"/>
+                <w:szCs w:val="16"/>
+              </w:rPr>
+              <w:t>max_length</w:t>
+            </w:r>
+            <w:proofErr w:type="spellEnd"/>
+            <w:r>
+              <w:rPr>
+                <w:rFonts w:ascii="Consolas" w:eastAsia="Consolas" w:hAnsi="Consolas" w:cs="Consolas"/>
+                <w:color w:val="1A1A1A"/>
+                <w:sz w:val="16"/>
+                <w:szCs w:val="16"/>
+              </w:rPr>
+              <w:t>=10, choices=STATUS_CHOICES, default='PENDING')</w:t>
             </w:r>
           </w:p>
           <w:p>
@@ -17674,7 +19694,58 @@
                 <w:sz w:val="16"/>
                 <w:szCs w:val="16"/>
               </w:rPr>
-              <w:t xml:space="preserve">        unique_together = ('doctor', 'scheduled_at')   # DB-level anti-double-booking</w:t>
+              <w:t xml:space="preserve">        </w:t>
+            </w:r>
+            <w:proofErr w:type="spellStart"/>
+            <w:r>
+              <w:rPr>
+                <w:rFonts w:ascii="Consolas" w:eastAsia="Consolas" w:hAnsi="Consolas" w:cs="Consolas"/>
+                <w:color w:val="1A1A1A"/>
+                <w:sz w:val="16"/>
+                <w:szCs w:val="16"/>
+              </w:rPr>
+              <w:t>unique_together</w:t>
+            </w:r>
+            <w:proofErr w:type="spellEnd"/>
+            <w:r>
+              <w:rPr>
+                <w:rFonts w:ascii="Consolas" w:eastAsia="Consolas" w:hAnsi="Consolas" w:cs="Consolas"/>
+                <w:color w:val="1A1A1A"/>
+                <w:sz w:val="16"/>
+                <w:szCs w:val="16"/>
+              </w:rPr>
+              <w:t xml:space="preserve"> = ('doctor', '</w:t>
+            </w:r>
+            <w:proofErr w:type="spellStart"/>
+            <w:r>
+              <w:rPr>
+                <w:rFonts w:ascii="Consolas" w:eastAsia="Consolas" w:hAnsi="Consolas" w:cs="Consolas"/>
+                <w:color w:val="1A1A1A"/>
+                <w:sz w:val="16"/>
+                <w:szCs w:val="16"/>
+              </w:rPr>
+              <w:t>scheduled_at</w:t>
+            </w:r>
+            <w:proofErr w:type="spellEnd"/>
+            <w:proofErr w:type="gramStart"/>
+            <w:r>
+              <w:rPr>
+                <w:rFonts w:ascii="Consolas" w:eastAsia="Consolas" w:hAnsi="Consolas" w:cs="Consolas"/>
+                <w:color w:val="1A1A1A"/>
+                <w:sz w:val="16"/>
+                <w:szCs w:val="16"/>
+              </w:rPr>
+              <w:t xml:space="preserve">')   </w:t>
+            </w:r>
+            <w:proofErr w:type="gramEnd"/>
+            <w:r>
+              <w:rPr>
+                <w:rFonts w:ascii="Consolas" w:eastAsia="Consolas" w:hAnsi="Consolas" w:cs="Consolas"/>
+                <w:color w:val="1A1A1A"/>
+                <w:sz w:val="16"/>
+                <w:szCs w:val="16"/>
+              </w:rPr>
+              <w:t># DB-level anti-double-booking</w:t>
             </w:r>
           </w:p>
           <w:p>
@@ -17702,7 +19773,49 @@
                 <w:sz w:val="16"/>
                 <w:szCs w:val="16"/>
               </w:rPr>
-              <w:t>class DoctorAvailability(models.Model):                # Phase 2.1</w:t>
+              <w:t xml:space="preserve">class </w:t>
+            </w:r>
+            <w:proofErr w:type="spellStart"/>
+            <w:r>
+              <w:rPr>
+                <w:rFonts w:ascii="Consolas" w:eastAsia="Consolas" w:hAnsi="Consolas" w:cs="Consolas"/>
+                <w:color w:val="1A1A1A"/>
+                <w:sz w:val="16"/>
+                <w:szCs w:val="16"/>
+              </w:rPr>
+              <w:t>DoctorAvailability</w:t>
+            </w:r>
+            <w:proofErr w:type="spellEnd"/>
+            <w:r>
+              <w:rPr>
+                <w:rFonts w:ascii="Consolas" w:eastAsia="Consolas" w:hAnsi="Consolas" w:cs="Consolas"/>
+                <w:color w:val="1A1A1A"/>
+                <w:sz w:val="16"/>
+                <w:szCs w:val="16"/>
+              </w:rPr>
+              <w:t>(</w:t>
+            </w:r>
+            <w:proofErr w:type="spellStart"/>
+            <w:proofErr w:type="gramStart"/>
+            <w:r>
+              <w:rPr>
+                <w:rFonts w:ascii="Consolas" w:eastAsia="Consolas" w:hAnsi="Consolas" w:cs="Consolas"/>
+                <w:color w:val="1A1A1A"/>
+                <w:sz w:val="16"/>
+                <w:szCs w:val="16"/>
+              </w:rPr>
+              <w:t>models.Model</w:t>
+            </w:r>
+            <w:proofErr w:type="spellEnd"/>
+            <w:proofErr w:type="gramEnd"/>
+            <w:r>
+              <w:rPr>
+                <w:rFonts w:ascii="Consolas" w:eastAsia="Consolas" w:hAnsi="Consolas" w:cs="Consolas"/>
+                <w:color w:val="1A1A1A"/>
+                <w:sz w:val="16"/>
+                <w:szCs w:val="16"/>
+              </w:rPr>
+              <w:t>):                # Phase 2.1</w:t>
             </w:r>
           </w:p>
           <w:p>
@@ -17716,7 +19829,91 @@
                 <w:sz w:val="16"/>
                 <w:szCs w:val="16"/>
               </w:rPr>
-              <w:t xml:space="preserve">    doctor       = models.ForeignKey(Doctor, on_delete=models.CASCADE, related_name='availabilities')</w:t>
+              <w:t xml:space="preserve">    doctor       = </w:t>
+            </w:r>
+            <w:proofErr w:type="spellStart"/>
+            <w:proofErr w:type="gramStart"/>
+            <w:r>
+              <w:rPr>
+                <w:rFonts w:ascii="Consolas" w:eastAsia="Consolas" w:hAnsi="Consolas" w:cs="Consolas"/>
+                <w:color w:val="1A1A1A"/>
+                <w:sz w:val="16"/>
+                <w:szCs w:val="16"/>
+              </w:rPr>
+              <w:t>models.ForeignKey</w:t>
+            </w:r>
+            <w:proofErr w:type="spellEnd"/>
+            <w:proofErr w:type="gramEnd"/>
+            <w:r>
+              <w:rPr>
+                <w:rFonts w:ascii="Consolas" w:eastAsia="Consolas" w:hAnsi="Consolas" w:cs="Consolas"/>
+                <w:color w:val="1A1A1A"/>
+                <w:sz w:val="16"/>
+                <w:szCs w:val="16"/>
+              </w:rPr>
+              <w:t xml:space="preserve">(Doctor, </w:t>
+            </w:r>
+            <w:proofErr w:type="spellStart"/>
+            <w:r>
+              <w:rPr>
+                <w:rFonts w:ascii="Consolas" w:eastAsia="Consolas" w:hAnsi="Consolas" w:cs="Consolas"/>
+                <w:color w:val="1A1A1A"/>
+                <w:sz w:val="16"/>
+                <w:szCs w:val="16"/>
+              </w:rPr>
+              <w:t>on_delete</w:t>
+            </w:r>
+            <w:proofErr w:type="spellEnd"/>
+            <w:r>
+              <w:rPr>
+                <w:rFonts w:ascii="Consolas" w:eastAsia="Consolas" w:hAnsi="Consolas" w:cs="Consolas"/>
+                <w:color w:val="1A1A1A"/>
+                <w:sz w:val="16"/>
+                <w:szCs w:val="16"/>
+              </w:rPr>
+              <w:t>=</w:t>
+            </w:r>
+            <w:proofErr w:type="spellStart"/>
+            <w:proofErr w:type="gramStart"/>
+            <w:r>
+              <w:rPr>
+                <w:rFonts w:ascii="Consolas" w:eastAsia="Consolas" w:hAnsi="Consolas" w:cs="Consolas"/>
+                <w:color w:val="1A1A1A"/>
+                <w:sz w:val="16"/>
+                <w:szCs w:val="16"/>
+              </w:rPr>
+              <w:t>models.CASCADE</w:t>
+            </w:r>
+            <w:proofErr w:type="spellEnd"/>
+            <w:proofErr w:type="gramEnd"/>
+            <w:r>
+              <w:rPr>
+                <w:rFonts w:ascii="Consolas" w:eastAsia="Consolas" w:hAnsi="Consolas" w:cs="Consolas"/>
+                <w:color w:val="1A1A1A"/>
+                <w:sz w:val="16"/>
+                <w:szCs w:val="16"/>
+              </w:rPr>
+              <w:t xml:space="preserve">, </w:t>
+            </w:r>
+            <w:proofErr w:type="spellStart"/>
+            <w:r>
+              <w:rPr>
+                <w:rFonts w:ascii="Consolas" w:eastAsia="Consolas" w:hAnsi="Consolas" w:cs="Consolas"/>
+                <w:color w:val="1A1A1A"/>
+                <w:sz w:val="16"/>
+                <w:szCs w:val="16"/>
+              </w:rPr>
+              <w:t>related_name</w:t>
+            </w:r>
+            <w:proofErr w:type="spellEnd"/>
+            <w:r>
+              <w:rPr>
+                <w:rFonts w:ascii="Consolas" w:eastAsia="Consolas" w:hAnsi="Consolas" w:cs="Consolas"/>
+                <w:color w:val="1A1A1A"/>
+                <w:sz w:val="16"/>
+                <w:szCs w:val="16"/>
+              </w:rPr>
+              <w:t>='availabilities')</w:t>
             </w:r>
           </w:p>
           <w:p>
@@ -17730,7 +19927,49 @@
                 <w:sz w:val="16"/>
                 <w:szCs w:val="16"/>
               </w:rPr>
-              <w:t xml:space="preserve">    weekday      = models.IntegerField(choices=WEEKDAYS)     # 0=Mon … 6=Sun</w:t>
+              <w:t xml:space="preserve">    weekday      = </w:t>
+            </w:r>
+            <w:proofErr w:type="spellStart"/>
+            <w:proofErr w:type="gramStart"/>
+            <w:r>
+              <w:rPr>
+                <w:rFonts w:ascii="Consolas" w:eastAsia="Consolas" w:hAnsi="Consolas" w:cs="Consolas"/>
+                <w:color w:val="1A1A1A"/>
+                <w:sz w:val="16"/>
+                <w:szCs w:val="16"/>
+              </w:rPr>
+              <w:t>models.IntegerField</w:t>
+            </w:r>
+            <w:proofErr w:type="spellEnd"/>
+            <w:proofErr w:type="gramEnd"/>
+            <w:r>
+              <w:rPr>
+                <w:rFonts w:ascii="Consolas" w:eastAsia="Consolas" w:hAnsi="Consolas" w:cs="Consolas"/>
+                <w:color w:val="1A1A1A"/>
+                <w:sz w:val="16"/>
+                <w:szCs w:val="16"/>
+              </w:rPr>
+              <w:t>(choices=</w:t>
+            </w:r>
+            <w:proofErr w:type="gramStart"/>
+            <w:r>
+              <w:rPr>
+                <w:rFonts w:ascii="Consolas" w:eastAsia="Consolas" w:hAnsi="Consolas" w:cs="Consolas"/>
+                <w:color w:val="1A1A1A"/>
+                <w:sz w:val="16"/>
+                <w:szCs w:val="16"/>
+              </w:rPr>
+              <w:t xml:space="preserve">WEEKDAYS)   </w:t>
+            </w:r>
+            <w:proofErr w:type="gramEnd"/>
+            <w:r>
+              <w:rPr>
+                <w:rFonts w:ascii="Consolas" w:eastAsia="Consolas" w:hAnsi="Consolas" w:cs="Consolas"/>
+                <w:color w:val="1A1A1A"/>
+                <w:sz w:val="16"/>
+                <w:szCs w:val="16"/>
+              </w:rPr>
+              <w:t xml:space="preserve">  # 0=Mon … 6=Sun</w:t>
             </w:r>
           </w:p>
           <w:p>
@@ -17744,7 +19983,49 @@
                 <w:sz w:val="16"/>
                 <w:szCs w:val="16"/>
               </w:rPr>
-              <w:t xml:space="preserve">    start_time   = models.TimeField()</w:t>
+              <w:t xml:space="preserve">    </w:t>
+            </w:r>
+            <w:proofErr w:type="spellStart"/>
+            <w:r>
+              <w:rPr>
+                <w:rFonts w:ascii="Consolas" w:eastAsia="Consolas" w:hAnsi="Consolas" w:cs="Consolas"/>
+                <w:color w:val="1A1A1A"/>
+                <w:sz w:val="16"/>
+                <w:szCs w:val="16"/>
+              </w:rPr>
+              <w:t>start_time</w:t>
+            </w:r>
+            <w:proofErr w:type="spellEnd"/>
+            <w:r>
+              <w:rPr>
+                <w:rFonts w:ascii="Consolas" w:eastAsia="Consolas" w:hAnsi="Consolas" w:cs="Consolas"/>
+                <w:color w:val="1A1A1A"/>
+                <w:sz w:val="16"/>
+                <w:szCs w:val="16"/>
+              </w:rPr>
+              <w:t xml:space="preserve">   = </w:t>
+            </w:r>
+            <w:proofErr w:type="spellStart"/>
+            <w:proofErr w:type="gramStart"/>
+            <w:r>
+              <w:rPr>
+                <w:rFonts w:ascii="Consolas" w:eastAsia="Consolas" w:hAnsi="Consolas" w:cs="Consolas"/>
+                <w:color w:val="1A1A1A"/>
+                <w:sz w:val="16"/>
+                <w:szCs w:val="16"/>
+              </w:rPr>
+              <w:t>models.TimeField</w:t>
+            </w:r>
+            <w:proofErr w:type="spellEnd"/>
+            <w:proofErr w:type="gramEnd"/>
+            <w:r>
+              <w:rPr>
+                <w:rFonts w:ascii="Consolas" w:eastAsia="Consolas" w:hAnsi="Consolas" w:cs="Consolas"/>
+                <w:color w:val="1A1A1A"/>
+                <w:sz w:val="16"/>
+                <w:szCs w:val="16"/>
+              </w:rPr>
+              <w:t>()</w:t>
             </w:r>
           </w:p>
           <w:p>
@@ -17758,7 +20039,49 @@
                 <w:sz w:val="16"/>
                 <w:szCs w:val="16"/>
               </w:rPr>
-              <w:t xml:space="preserve">    end_time     = models.TimeField()</w:t>
+              <w:t xml:space="preserve">    </w:t>
+            </w:r>
+            <w:proofErr w:type="spellStart"/>
+            <w:r>
+              <w:rPr>
+                <w:rFonts w:ascii="Consolas" w:eastAsia="Consolas" w:hAnsi="Consolas" w:cs="Consolas"/>
+                <w:color w:val="1A1A1A"/>
+                <w:sz w:val="16"/>
+                <w:szCs w:val="16"/>
+              </w:rPr>
+              <w:t>end_time</w:t>
+            </w:r>
+            <w:proofErr w:type="spellEnd"/>
+            <w:r>
+              <w:rPr>
+                <w:rFonts w:ascii="Consolas" w:eastAsia="Consolas" w:hAnsi="Consolas" w:cs="Consolas"/>
+                <w:color w:val="1A1A1A"/>
+                <w:sz w:val="16"/>
+                <w:szCs w:val="16"/>
+              </w:rPr>
+              <w:t xml:space="preserve">     = </w:t>
+            </w:r>
+            <w:proofErr w:type="spellStart"/>
+            <w:proofErr w:type="gramStart"/>
+            <w:r>
+              <w:rPr>
+                <w:rFonts w:ascii="Consolas" w:eastAsia="Consolas" w:hAnsi="Consolas" w:cs="Consolas"/>
+                <w:color w:val="1A1A1A"/>
+                <w:sz w:val="16"/>
+                <w:szCs w:val="16"/>
+              </w:rPr>
+              <w:t>models.TimeField</w:t>
+            </w:r>
+            <w:proofErr w:type="spellEnd"/>
+            <w:proofErr w:type="gramEnd"/>
+            <w:r>
+              <w:rPr>
+                <w:rFonts w:ascii="Consolas" w:eastAsia="Consolas" w:hAnsi="Consolas" w:cs="Consolas"/>
+                <w:color w:val="1A1A1A"/>
+                <w:sz w:val="16"/>
+                <w:szCs w:val="16"/>
+              </w:rPr>
+              <w:t>()</w:t>
             </w:r>
           </w:p>
           <w:p>
@@ -17772,7 +20095,49 @@
                 <w:sz w:val="16"/>
                 <w:szCs w:val="16"/>
               </w:rPr>
-              <w:t xml:space="preserve">    slot_minutes = models.PositiveIntegerField(default=30)</w:t>
+              <w:t xml:space="preserve">    </w:t>
+            </w:r>
+            <w:proofErr w:type="spellStart"/>
+            <w:r>
+              <w:rPr>
+                <w:rFonts w:ascii="Consolas" w:eastAsia="Consolas" w:hAnsi="Consolas" w:cs="Consolas"/>
+                <w:color w:val="1A1A1A"/>
+                <w:sz w:val="16"/>
+                <w:szCs w:val="16"/>
+              </w:rPr>
+              <w:t>slot_minutes</w:t>
+            </w:r>
+            <w:proofErr w:type="spellEnd"/>
+            <w:r>
+              <w:rPr>
+                <w:rFonts w:ascii="Consolas" w:eastAsia="Consolas" w:hAnsi="Consolas" w:cs="Consolas"/>
+                <w:color w:val="1A1A1A"/>
+                <w:sz w:val="16"/>
+                <w:szCs w:val="16"/>
+              </w:rPr>
+              <w:t xml:space="preserve"> = </w:t>
+            </w:r>
+            <w:proofErr w:type="spellStart"/>
+            <w:proofErr w:type="gramStart"/>
+            <w:r>
+              <w:rPr>
+                <w:rFonts w:ascii="Consolas" w:eastAsia="Consolas" w:hAnsi="Consolas" w:cs="Consolas"/>
+                <w:color w:val="1A1A1A"/>
+                <w:sz w:val="16"/>
+                <w:szCs w:val="16"/>
+              </w:rPr>
+              <w:t>models.PositiveIntegerField</w:t>
+            </w:r>
+            <w:proofErr w:type="spellEnd"/>
+            <w:proofErr w:type="gramEnd"/>
+            <w:r>
+              <w:rPr>
+                <w:rFonts w:ascii="Consolas" w:eastAsia="Consolas" w:hAnsi="Consolas" w:cs="Consolas"/>
+                <w:color w:val="1A1A1A"/>
+                <w:sz w:val="16"/>
+                <w:szCs w:val="16"/>
+              </w:rPr>
+              <w:t>(default=30)</w:t>
             </w:r>
           </w:p>
           <w:p>
@@ -17786,7 +20151,29 @@
                 <w:sz w:val="16"/>
                 <w:szCs w:val="16"/>
               </w:rPr>
-              <w:t xml:space="preserve">    active       = models.BooleanField(default=True)</w:t>
+              <w:t xml:space="preserve">    active       = </w:t>
+            </w:r>
+            <w:proofErr w:type="spellStart"/>
+            <w:proofErr w:type="gramStart"/>
+            <w:r>
+              <w:rPr>
+                <w:rFonts w:ascii="Consolas" w:eastAsia="Consolas" w:hAnsi="Consolas" w:cs="Consolas"/>
+                <w:color w:val="1A1A1A"/>
+                <w:sz w:val="16"/>
+                <w:szCs w:val="16"/>
+              </w:rPr>
+              <w:t>models.BooleanField</w:t>
+            </w:r>
+            <w:proofErr w:type="spellEnd"/>
+            <w:proofErr w:type="gramEnd"/>
+            <w:r>
+              <w:rPr>
+                <w:rFonts w:ascii="Consolas" w:eastAsia="Consolas" w:hAnsi="Consolas" w:cs="Consolas"/>
+                <w:color w:val="1A1A1A"/>
+                <w:sz w:val="16"/>
+                <w:szCs w:val="16"/>
+              </w:rPr>
+              <w:t>(default=True)</w:t>
             </w:r>
           </w:p>
           <w:p>
@@ -17814,7 +20201,47 @@
                 <w:sz w:val="16"/>
                 <w:szCs w:val="16"/>
               </w:rPr>
-              <w:t xml:space="preserve">        unique_together = ('doctor', 'weekday', 'start_time')</w:t>
+              <w:t xml:space="preserve">        </w:t>
+            </w:r>
+            <w:proofErr w:type="spellStart"/>
+            <w:r>
+              <w:rPr>
+                <w:rFonts w:ascii="Consolas" w:eastAsia="Consolas" w:hAnsi="Consolas" w:cs="Consolas"/>
+                <w:color w:val="1A1A1A"/>
+                <w:sz w:val="16"/>
+                <w:szCs w:val="16"/>
+              </w:rPr>
+              <w:t>unique_together</w:t>
+            </w:r>
+            <w:proofErr w:type="spellEnd"/>
+            <w:r>
+              <w:rPr>
+                <w:rFonts w:ascii="Consolas" w:eastAsia="Consolas" w:hAnsi="Consolas" w:cs="Consolas"/>
+                <w:color w:val="1A1A1A"/>
+                <w:sz w:val="16"/>
+                <w:szCs w:val="16"/>
+              </w:rPr>
+              <w:t xml:space="preserve"> = ('doctor', 'weekday', '</w:t>
+            </w:r>
+            <w:proofErr w:type="spellStart"/>
+            <w:r>
+              <w:rPr>
+                <w:rFonts w:ascii="Consolas" w:eastAsia="Consolas" w:hAnsi="Consolas" w:cs="Consolas"/>
+                <w:color w:val="1A1A1A"/>
+                <w:sz w:val="16"/>
+                <w:szCs w:val="16"/>
+              </w:rPr>
+              <w:t>start_time</w:t>
+            </w:r>
+            <w:proofErr w:type="spellEnd"/>
+            <w:r>
+              <w:rPr>
+                <w:rFonts w:ascii="Consolas" w:eastAsia="Consolas" w:hAnsi="Consolas" w:cs="Consolas"/>
+                <w:color w:val="1A1A1A"/>
+                <w:sz w:val="16"/>
+                <w:szCs w:val="16"/>
+              </w:rPr>
+              <w:t>')</w:t>
             </w:r>
           </w:p>
         </w:tc>
@@ -17825,7 +20252,15 @@
         <w:spacing w:before="80" w:after="80" w:line="300" w:lineRule="auto"/>
       </w:pPr>
       <w:r>
-        <w:t>The serializer below shapes the doctor list consumed by the booking screen; SerializerMethodField composes the display name and surfaces years of experience and specialization.</w:t>
+        <w:t xml:space="preserve">The serializer below shapes the doctor list consumed by the booking screen; </w:t>
+      </w:r>
+      <w:proofErr w:type="spellStart"/>
+      <w:r>
+        <w:t>SerializerMethodField</w:t>
+      </w:r>
+      <w:proofErr w:type="spellEnd"/>
+      <w:r>
+        <w:t xml:space="preserve"> composes the display name and surfaces years of experience and specialization.</w:t>
       </w:r>
     </w:p>
     <w:tbl>
@@ -17906,7 +20341,49 @@
                 <w:sz w:val="16"/>
                 <w:szCs w:val="16"/>
               </w:rPr>
-              <w:t>class DoctorSerializer(serializers.ModelSerializer):</w:t>
+              <w:t xml:space="preserve">class </w:t>
+            </w:r>
+            <w:proofErr w:type="spellStart"/>
+            <w:r>
+              <w:rPr>
+                <w:rFonts w:ascii="Consolas" w:eastAsia="Consolas" w:hAnsi="Consolas" w:cs="Consolas"/>
+                <w:color w:val="1A1A1A"/>
+                <w:sz w:val="16"/>
+                <w:szCs w:val="16"/>
+              </w:rPr>
+              <w:t>DoctorSerializer</w:t>
+            </w:r>
+            <w:proofErr w:type="spellEnd"/>
+            <w:r>
+              <w:rPr>
+                <w:rFonts w:ascii="Consolas" w:eastAsia="Consolas" w:hAnsi="Consolas" w:cs="Consolas"/>
+                <w:color w:val="1A1A1A"/>
+                <w:sz w:val="16"/>
+                <w:szCs w:val="16"/>
+              </w:rPr>
+              <w:t>(</w:t>
+            </w:r>
+            <w:proofErr w:type="spellStart"/>
+            <w:proofErr w:type="gramStart"/>
+            <w:r>
+              <w:rPr>
+                <w:rFonts w:ascii="Consolas" w:eastAsia="Consolas" w:hAnsi="Consolas" w:cs="Consolas"/>
+                <w:color w:val="1A1A1A"/>
+                <w:sz w:val="16"/>
+                <w:szCs w:val="16"/>
+              </w:rPr>
+              <w:t>serializers.ModelSerializer</w:t>
+            </w:r>
+            <w:proofErr w:type="spellEnd"/>
+            <w:proofErr w:type="gramEnd"/>
+            <w:r>
+              <w:rPr>
+                <w:rFonts w:ascii="Consolas" w:eastAsia="Consolas" w:hAnsi="Consolas" w:cs="Consolas"/>
+                <w:color w:val="1A1A1A"/>
+                <w:sz w:val="16"/>
+                <w:szCs w:val="16"/>
+              </w:rPr>
+              <w:t>):</w:t>
             </w:r>
           </w:p>
           <w:p>
@@ -17920,7 +20397,29 @@
                 <w:sz w:val="16"/>
                 <w:szCs w:val="16"/>
               </w:rPr>
-              <w:t xml:space="preserve">    name       = serializers.SerializerMethodField()</w:t>
+              <w:t xml:space="preserve">    name       = </w:t>
+            </w:r>
+            <w:proofErr w:type="spellStart"/>
+            <w:proofErr w:type="gramStart"/>
+            <w:r>
+              <w:rPr>
+                <w:rFonts w:ascii="Consolas" w:eastAsia="Consolas" w:hAnsi="Consolas" w:cs="Consolas"/>
+                <w:color w:val="1A1A1A"/>
+                <w:sz w:val="16"/>
+                <w:szCs w:val="16"/>
+              </w:rPr>
+              <w:t>serializers.SerializerMethodField</w:t>
+            </w:r>
+            <w:proofErr w:type="spellEnd"/>
+            <w:proofErr w:type="gramEnd"/>
+            <w:r>
+              <w:rPr>
+                <w:rFonts w:ascii="Consolas" w:eastAsia="Consolas" w:hAnsi="Consolas" w:cs="Consolas"/>
+                <w:color w:val="1A1A1A"/>
+                <w:sz w:val="16"/>
+                <w:szCs w:val="16"/>
+              </w:rPr>
+              <w:t>()</w:t>
             </w:r>
           </w:p>
           <w:p>
@@ -17934,7 +20433,38 @@
                 <w:sz w:val="16"/>
                 <w:szCs w:val="16"/>
               </w:rPr>
-              <w:t xml:space="preserve">    department = DepartmentSerializer()</w:t>
+              <w:t xml:space="preserve">    department = </w:t>
+            </w:r>
+            <w:proofErr w:type="spellStart"/>
+            <w:proofErr w:type="gramStart"/>
+            <w:r>
+              <w:rPr>
+                <w:rFonts w:ascii="Consolas" w:eastAsia="Consolas" w:hAnsi="Consolas" w:cs="Consolas"/>
+                <w:color w:val="1A1A1A"/>
+                <w:sz w:val="16"/>
+                <w:szCs w:val="16"/>
+              </w:rPr>
+              <w:t>DepartmentSerializer</w:t>
+            </w:r>
+            <w:proofErr w:type="spellEnd"/>
+            <w:r>
+              <w:rPr>
+                <w:rFonts w:ascii="Consolas" w:eastAsia="Consolas" w:hAnsi="Consolas" w:cs="Consolas"/>
+                <w:color w:val="1A1A1A"/>
+                <w:sz w:val="16"/>
+                <w:szCs w:val="16"/>
+              </w:rPr>
+              <w:t>(</w:t>
+            </w:r>
+            <w:proofErr w:type="gramEnd"/>
+            <w:r>
+              <w:rPr>
+                <w:rFonts w:ascii="Consolas" w:eastAsia="Consolas" w:hAnsi="Consolas" w:cs="Consolas"/>
+                <w:color w:val="1A1A1A"/>
+                <w:sz w:val="16"/>
+                <w:szCs w:val="16"/>
+              </w:rPr>
+              <w:t>)</w:t>
             </w:r>
           </w:p>
           <w:p>
@@ -17962,7 +20492,27 @@
                 <w:sz w:val="16"/>
                 <w:szCs w:val="16"/>
               </w:rPr>
-              <w:t xml:space="preserve">        model  = Doctor</w:t>
+              <w:t xml:space="preserve">        </w:t>
+            </w:r>
+            <w:proofErr w:type="gramStart"/>
+            <w:r>
+              <w:rPr>
+                <w:rFonts w:ascii="Consolas" w:eastAsia="Consolas" w:hAnsi="Consolas" w:cs="Consolas"/>
+                <w:color w:val="1A1A1A"/>
+                <w:sz w:val="16"/>
+                <w:szCs w:val="16"/>
+              </w:rPr>
+              <w:t>model  =</w:t>
+            </w:r>
+            <w:proofErr w:type="gramEnd"/>
+            <w:r>
+              <w:rPr>
+                <w:rFonts w:ascii="Consolas" w:eastAsia="Consolas" w:hAnsi="Consolas" w:cs="Consolas"/>
+                <w:color w:val="1A1A1A"/>
+                <w:sz w:val="16"/>
+                <w:szCs w:val="16"/>
+              </w:rPr>
+              <w:t xml:space="preserve"> Doctor</w:t>
             </w:r>
           </w:p>
           <w:p>
@@ -17976,7 +20526,27 @@
                 <w:sz w:val="16"/>
                 <w:szCs w:val="16"/>
               </w:rPr>
-              <w:t xml:space="preserve">        fields = ["id", "name", "specialization", "years_of_experience", "department"]</w:t>
+              <w:t xml:space="preserve">        fields = ["id", "name", "specialization", "</w:t>
+            </w:r>
+            <w:proofErr w:type="spellStart"/>
+            <w:r>
+              <w:rPr>
+                <w:rFonts w:ascii="Consolas" w:eastAsia="Consolas" w:hAnsi="Consolas" w:cs="Consolas"/>
+                <w:color w:val="1A1A1A"/>
+                <w:sz w:val="16"/>
+                <w:szCs w:val="16"/>
+              </w:rPr>
+              <w:t>years_of_experience</w:t>
+            </w:r>
+            <w:proofErr w:type="spellEnd"/>
+            <w:r>
+              <w:rPr>
+                <w:rFonts w:ascii="Consolas" w:eastAsia="Consolas" w:hAnsi="Consolas" w:cs="Consolas"/>
+                <w:color w:val="1A1A1A"/>
+                <w:sz w:val="16"/>
+                <w:szCs w:val="16"/>
+              </w:rPr>
+              <w:t>", "department"]</w:t>
             </w:r>
           </w:p>
           <w:p>
@@ -17990,7 +20560,47 @@
                 <w:sz w:val="16"/>
                 <w:szCs w:val="16"/>
               </w:rPr>
-              <w:t xml:space="preserve">    def get_name(self, obj):</w:t>
+              <w:t xml:space="preserve">    def </w:t>
+            </w:r>
+            <w:proofErr w:type="spellStart"/>
+            <w:r>
+              <w:rPr>
+                <w:rFonts w:ascii="Consolas" w:eastAsia="Consolas" w:hAnsi="Consolas" w:cs="Consolas"/>
+                <w:color w:val="1A1A1A"/>
+                <w:sz w:val="16"/>
+                <w:szCs w:val="16"/>
+              </w:rPr>
+              <w:t>get_</w:t>
+            </w:r>
+            <w:proofErr w:type="gramStart"/>
+            <w:r>
+              <w:rPr>
+                <w:rFonts w:ascii="Consolas" w:eastAsia="Consolas" w:hAnsi="Consolas" w:cs="Consolas"/>
+                <w:color w:val="1A1A1A"/>
+                <w:sz w:val="16"/>
+                <w:szCs w:val="16"/>
+              </w:rPr>
+              <w:t>name</w:t>
+            </w:r>
+            <w:proofErr w:type="spellEnd"/>
+            <w:r>
+              <w:rPr>
+                <w:rFonts w:ascii="Consolas" w:eastAsia="Consolas" w:hAnsi="Consolas" w:cs="Consolas"/>
+                <w:color w:val="1A1A1A"/>
+                <w:sz w:val="16"/>
+                <w:szCs w:val="16"/>
+              </w:rPr>
+              <w:t>(</w:t>
+            </w:r>
+            <w:proofErr w:type="gramEnd"/>
+            <w:r>
+              <w:rPr>
+                <w:rFonts w:ascii="Consolas" w:eastAsia="Consolas" w:hAnsi="Consolas" w:cs="Consolas"/>
+                <w:color w:val="1A1A1A"/>
+                <w:sz w:val="16"/>
+                <w:szCs w:val="16"/>
+              </w:rPr>
+              <w:t>self, obj):</w:t>
             </w:r>
           </w:p>
           <w:p>
@@ -18004,7 +20614,47 @@
                 <w:sz w:val="16"/>
                 <w:szCs w:val="16"/>
               </w:rPr>
-              <w:t xml:space="preserve">        return "Dr. " + obj.user.get_full_name()</w:t>
+              <w:t xml:space="preserve">        return "Dr. " + </w:t>
+            </w:r>
+            <w:proofErr w:type="spellStart"/>
+            <w:r>
+              <w:rPr>
+                <w:rFonts w:ascii="Consolas" w:eastAsia="Consolas" w:hAnsi="Consolas" w:cs="Consolas"/>
+                <w:color w:val="1A1A1A"/>
+                <w:sz w:val="16"/>
+                <w:szCs w:val="16"/>
+              </w:rPr>
+              <w:t>obj.user.get_full_</w:t>
+            </w:r>
+            <w:proofErr w:type="gramStart"/>
+            <w:r>
+              <w:rPr>
+                <w:rFonts w:ascii="Consolas" w:eastAsia="Consolas" w:hAnsi="Consolas" w:cs="Consolas"/>
+                <w:color w:val="1A1A1A"/>
+                <w:sz w:val="16"/>
+                <w:szCs w:val="16"/>
+              </w:rPr>
+              <w:t>name</w:t>
+            </w:r>
+            <w:proofErr w:type="spellEnd"/>
+            <w:r>
+              <w:rPr>
+                <w:rFonts w:ascii="Consolas" w:eastAsia="Consolas" w:hAnsi="Consolas" w:cs="Consolas"/>
+                <w:color w:val="1A1A1A"/>
+                <w:sz w:val="16"/>
+                <w:szCs w:val="16"/>
+              </w:rPr>
+              <w:t>(</w:t>
+            </w:r>
+            <w:proofErr w:type="gramEnd"/>
+            <w:r>
+              <w:rPr>
+                <w:rFonts w:ascii="Consolas" w:eastAsia="Consolas" w:hAnsi="Consolas" w:cs="Consolas"/>
+                <w:color w:val="1A1A1A"/>
+                <w:sz w:val="16"/>
+                <w:szCs w:val="16"/>
+              </w:rPr>
+              <w:t>)</w:t>
             </w:r>
           </w:p>
         </w:tc>
@@ -18258,7 +20908,23 @@
                 <w:sz w:val="20"/>
                 <w:szCs w:val="20"/>
               </w:rPr>
-              <w:t>User action triggers apiFetch with Authorization: Token header</w:t>
+              <w:t xml:space="preserve">User action triggers </w:t>
+            </w:r>
+            <w:proofErr w:type="spellStart"/>
+            <w:r>
+              <w:rPr>
+                <w:sz w:val="20"/>
+                <w:szCs w:val="20"/>
+              </w:rPr>
+              <w:t>apiFetch</w:t>
+            </w:r>
+            <w:proofErr w:type="spellEnd"/>
+            <w:r>
+              <w:rPr>
+                <w:sz w:val="20"/>
+                <w:szCs w:val="20"/>
+              </w:rPr>
+              <w:t xml:space="preserve"> with Authorization: Token header</w:t>
             </w:r>
           </w:p>
         </w:tc>
@@ -18350,7 +21016,23 @@
                 <w:sz w:val="20"/>
                 <w:szCs w:val="20"/>
               </w:rPr>
-              <w:t>Routes /api/* to the matching DRF controller</w:t>
+              <w:t>Routes /</w:t>
+            </w:r>
+            <w:proofErr w:type="spellStart"/>
+            <w:r>
+              <w:rPr>
+                <w:sz w:val="20"/>
+                <w:szCs w:val="20"/>
+              </w:rPr>
+              <w:t>api</w:t>
+            </w:r>
+            <w:proofErr w:type="spellEnd"/>
+            <w:r>
+              <w:rPr>
+                <w:sz w:val="20"/>
+                <w:szCs w:val="20"/>
+              </w:rPr>
+              <w:t>/* to the matching DRF controller</w:t>
             </w:r>
           </w:p>
         </w:tc>
@@ -18412,8 +21094,17 @@
                 <w:sz w:val="20"/>
                 <w:szCs w:val="20"/>
               </w:rPr>
-              <w:t>DRF TokenAuthentication</w:t>
-            </w:r>
+              <w:t xml:space="preserve">DRF </w:t>
+            </w:r>
+            <w:proofErr w:type="spellStart"/>
+            <w:r>
+              <w:rPr>
+                <w:sz w:val="20"/>
+                <w:szCs w:val="20"/>
+              </w:rPr>
+              <w:t>TokenAuthentication</w:t>
+            </w:r>
+            <w:proofErr w:type="spellEnd"/>
           </w:p>
         </w:tc>
         <w:tc>
@@ -18442,8 +21133,17 @@
                 <w:sz w:val="20"/>
                 <w:szCs w:val="20"/>
               </w:rPr>
-              <w:t>Resolves the token to a User; attaches request.user</w:t>
-            </w:r>
+              <w:t xml:space="preserve">Resolves the token to a User; attaches </w:t>
+            </w:r>
+            <w:proofErr w:type="spellStart"/>
+            <w:r>
+              <w:rPr>
+                <w:sz w:val="20"/>
+                <w:szCs w:val="20"/>
+              </w:rPr>
+              <w:t>request.user</w:t>
+            </w:r>
+            <w:proofErr w:type="spellEnd"/>
           </w:p>
         </w:tc>
       </w:tr>
@@ -19087,7 +21787,29 @@
           <w:sz w:val="22"/>
           <w:szCs w:val="22"/>
         </w:rPr>
-        <w:t>Phase 1 involved the development server with only one process, whereas, in production, Gunicorn is deployed with four worker processes, meaning that multiple concurrent requests are possible. Multiple levels of protection ensure the correctness of writing operations:</w:t>
+        <w:t xml:space="preserve">Phase 1 involved the development server with only one process, whereas, in production, </w:t>
+      </w:r>
+      <w:proofErr w:type="spellStart"/>
+      <w:r>
+        <w:rPr>
+          <w:b w:val="0"/>
+          <w:bCs w:val="0"/>
+          <w:color w:val="000000" w:themeColor="text1"/>
+          <w:sz w:val="22"/>
+          <w:szCs w:val="22"/>
+        </w:rPr>
+        <w:t>Gunicorn</w:t>
+      </w:r>
+      <w:proofErr w:type="spellEnd"/>
+      <w:r>
+        <w:rPr>
+          <w:b w:val="0"/>
+          <w:bCs w:val="0"/>
+          <w:color w:val="000000" w:themeColor="text1"/>
+          <w:sz w:val="22"/>
+          <w:szCs w:val="22"/>
+        </w:rPr>
+        <w:t xml:space="preserve"> is deployed with four worker processes, meaning that multiple concurrent requests are possible. Multiple levels of protection ensure the correctness of writing operations:</w:t>
       </w:r>
     </w:p>
     <w:p>
@@ -19121,7 +21843,139 @@
           <w:szCs w:val="22"/>
         </w:rPr>
         <w:tab/>
-        <w:t>Database integrity constraints — the unique_together('doctor','scheduled_at') field in Appointment and unique_together('drug','department') field in DrugStock prevent any competing writes at the database level, leading to an IntegrityError being caught by the app and returned in a proper 400 response.</w:t>
+        <w:t xml:space="preserve">Database integrity constraints — the </w:t>
+      </w:r>
+      <w:proofErr w:type="spellStart"/>
+      <w:r>
+        <w:rPr>
+          <w:b w:val="0"/>
+          <w:bCs w:val="0"/>
+          <w:color w:val="000000" w:themeColor="text1"/>
+          <w:sz w:val="22"/>
+          <w:szCs w:val="22"/>
+        </w:rPr>
+        <w:t>unique_together</w:t>
+      </w:r>
+      <w:proofErr w:type="spellEnd"/>
+      <w:r>
+        <w:rPr>
+          <w:b w:val="0"/>
+          <w:bCs w:val="0"/>
+          <w:color w:val="000000" w:themeColor="text1"/>
+          <w:sz w:val="22"/>
+          <w:szCs w:val="22"/>
+        </w:rPr>
+        <w:t>('doctor','</w:t>
+      </w:r>
+      <w:proofErr w:type="spellStart"/>
+      <w:r>
+        <w:rPr>
+          <w:b w:val="0"/>
+          <w:bCs w:val="0"/>
+          <w:color w:val="000000" w:themeColor="text1"/>
+          <w:sz w:val="22"/>
+          <w:szCs w:val="22"/>
+        </w:rPr>
+        <w:t>scheduled_at</w:t>
+      </w:r>
+      <w:proofErr w:type="spellEnd"/>
+      <w:r>
+        <w:rPr>
+          <w:b w:val="0"/>
+          <w:bCs w:val="0"/>
+          <w:color w:val="000000" w:themeColor="text1"/>
+          <w:sz w:val="22"/>
+          <w:szCs w:val="22"/>
+        </w:rPr>
+        <w:t xml:space="preserve">') field in Appointment and </w:t>
+      </w:r>
+      <w:proofErr w:type="spellStart"/>
+      <w:r>
+        <w:rPr>
+          <w:b w:val="0"/>
+          <w:bCs w:val="0"/>
+          <w:color w:val="000000" w:themeColor="text1"/>
+          <w:sz w:val="22"/>
+          <w:szCs w:val="22"/>
+        </w:rPr>
+        <w:t>unique_together</w:t>
+      </w:r>
+      <w:proofErr w:type="spellEnd"/>
+      <w:r>
+        <w:rPr>
+          <w:b w:val="0"/>
+          <w:bCs w:val="0"/>
+          <w:color w:val="000000" w:themeColor="text1"/>
+          <w:sz w:val="22"/>
+          <w:szCs w:val="22"/>
+        </w:rPr>
+        <w:t>('</w:t>
+      </w:r>
+      <w:proofErr w:type="spellStart"/>
+      <w:r>
+        <w:rPr>
+          <w:b w:val="0"/>
+          <w:bCs w:val="0"/>
+          <w:color w:val="000000" w:themeColor="text1"/>
+          <w:sz w:val="22"/>
+          <w:szCs w:val="22"/>
+        </w:rPr>
+        <w:t>drug','department</w:t>
+      </w:r>
+      <w:proofErr w:type="spellEnd"/>
+      <w:r>
+        <w:rPr>
+          <w:b w:val="0"/>
+          <w:bCs w:val="0"/>
+          <w:color w:val="000000" w:themeColor="text1"/>
+          <w:sz w:val="22"/>
+          <w:szCs w:val="22"/>
+        </w:rPr>
+        <w:t xml:space="preserve">') field in </w:t>
+      </w:r>
+      <w:proofErr w:type="spellStart"/>
+      <w:r>
+        <w:rPr>
+          <w:b w:val="0"/>
+          <w:bCs w:val="0"/>
+          <w:color w:val="000000" w:themeColor="text1"/>
+          <w:sz w:val="22"/>
+          <w:szCs w:val="22"/>
+        </w:rPr>
+        <w:t>DrugStock</w:t>
+      </w:r>
+      <w:proofErr w:type="spellEnd"/>
+      <w:r>
+        <w:rPr>
+          <w:b w:val="0"/>
+          <w:bCs w:val="0"/>
+          <w:color w:val="000000" w:themeColor="text1"/>
+          <w:sz w:val="22"/>
+          <w:szCs w:val="22"/>
+        </w:rPr>
+        <w:t xml:space="preserve"> prevent any competing writes at the database level, leading to an </w:t>
+      </w:r>
+      <w:proofErr w:type="spellStart"/>
+      <w:r>
+        <w:rPr>
+          <w:b w:val="0"/>
+          <w:bCs w:val="0"/>
+          <w:color w:val="000000" w:themeColor="text1"/>
+          <w:sz w:val="22"/>
+          <w:szCs w:val="22"/>
+        </w:rPr>
+        <w:t>IntegrityError</w:t>
+      </w:r>
+      <w:proofErr w:type="spellEnd"/>
+      <w:r>
+        <w:rPr>
+          <w:b w:val="0"/>
+          <w:bCs w:val="0"/>
+          <w:color w:val="000000" w:themeColor="text1"/>
+          <w:sz w:val="22"/>
+          <w:szCs w:val="22"/>
+        </w:rPr>
+        <w:t xml:space="preserve"> being caught by the app and returned in a proper 400 response.</w:t>
       </w:r>
     </w:p>
     <w:p>
@@ -19189,7 +22043,29 @@
           <w:szCs w:val="22"/>
         </w:rPr>
         <w:tab/>
-        <w:t>Query optimization – use of select_related allows combining multiple N+1 reads into one JOIN.5.6 Code — Booking Controller</w:t>
+        <w:t xml:space="preserve">Query optimization – use of </w:t>
+      </w:r>
+      <w:proofErr w:type="spellStart"/>
+      <w:r>
+        <w:rPr>
+          <w:b w:val="0"/>
+          <w:bCs w:val="0"/>
+          <w:color w:val="000000" w:themeColor="text1"/>
+          <w:sz w:val="22"/>
+          <w:szCs w:val="22"/>
+        </w:rPr>
+        <w:t>select_related</w:t>
+      </w:r>
+      <w:proofErr w:type="spellEnd"/>
+      <w:r>
+        <w:rPr>
+          <w:b w:val="0"/>
+          <w:bCs w:val="0"/>
+          <w:color w:val="000000" w:themeColor="text1"/>
+          <w:sz w:val="22"/>
+          <w:szCs w:val="22"/>
+        </w:rPr>
+        <w:t xml:space="preserve"> allows combining multiple N+1 reads into one JOIN.5.6 Code — Booking Controller</w:t>
       </w:r>
       <w:bookmarkEnd w:id="33"/>
     </w:p>
@@ -19308,7 +22184,67 @@
                 <w:szCs w:val="16"/>
               </w:rPr>
               <w:lastRenderedPageBreak/>
-              <w:t>def api_book_appointment(request, doctor_id):</w:t>
+              <w:t xml:space="preserve">def </w:t>
+            </w:r>
+            <w:proofErr w:type="spellStart"/>
+            <w:r>
+              <w:rPr>
+                <w:rFonts w:ascii="Consolas" w:eastAsia="Consolas" w:hAnsi="Consolas" w:cs="Consolas"/>
+                <w:color w:val="1A1A1A"/>
+                <w:sz w:val="16"/>
+                <w:szCs w:val="16"/>
+              </w:rPr>
+              <w:t>api_book_</w:t>
+            </w:r>
+            <w:proofErr w:type="gramStart"/>
+            <w:r>
+              <w:rPr>
+                <w:rFonts w:ascii="Consolas" w:eastAsia="Consolas" w:hAnsi="Consolas" w:cs="Consolas"/>
+                <w:color w:val="1A1A1A"/>
+                <w:sz w:val="16"/>
+                <w:szCs w:val="16"/>
+              </w:rPr>
+              <w:t>appointment</w:t>
+            </w:r>
+            <w:proofErr w:type="spellEnd"/>
+            <w:r>
+              <w:rPr>
+                <w:rFonts w:ascii="Consolas" w:eastAsia="Consolas" w:hAnsi="Consolas" w:cs="Consolas"/>
+                <w:color w:val="1A1A1A"/>
+                <w:sz w:val="16"/>
+                <w:szCs w:val="16"/>
+              </w:rPr>
+              <w:t>(</w:t>
+            </w:r>
+            <w:proofErr w:type="gramEnd"/>
+            <w:r>
+              <w:rPr>
+                <w:rFonts w:ascii="Consolas" w:eastAsia="Consolas" w:hAnsi="Consolas" w:cs="Consolas"/>
+                <w:color w:val="1A1A1A"/>
+                <w:sz w:val="16"/>
+                <w:szCs w:val="16"/>
+              </w:rPr>
+              <w:t xml:space="preserve">request, </w:t>
+            </w:r>
+            <w:proofErr w:type="spellStart"/>
+            <w:r>
+              <w:rPr>
+                <w:rFonts w:ascii="Consolas" w:eastAsia="Consolas" w:hAnsi="Consolas" w:cs="Consolas"/>
+                <w:color w:val="1A1A1A"/>
+                <w:sz w:val="16"/>
+                <w:szCs w:val="16"/>
+              </w:rPr>
+              <w:t>doctor_id</w:t>
+            </w:r>
+            <w:proofErr w:type="spellEnd"/>
+            <w:r>
+              <w:rPr>
+                <w:rFonts w:ascii="Consolas" w:eastAsia="Consolas" w:hAnsi="Consolas" w:cs="Consolas"/>
+                <w:color w:val="1A1A1A"/>
+                <w:sz w:val="16"/>
+                <w:szCs w:val="16"/>
+              </w:rPr>
+              <w:t>):</w:t>
             </w:r>
           </w:p>
           <w:p>
@@ -19322,7 +22258,47 @@
                 <w:sz w:val="16"/>
                 <w:szCs w:val="16"/>
               </w:rPr>
-              <w:t xml:space="preserve">    if request.user.role != 'PATIENT':                       # 1. role gate</w:t>
+              <w:t xml:space="preserve">    if </w:t>
+            </w:r>
+            <w:proofErr w:type="spellStart"/>
+            <w:r>
+              <w:rPr>
+                <w:rFonts w:ascii="Consolas" w:eastAsia="Consolas" w:hAnsi="Consolas" w:cs="Consolas"/>
+                <w:color w:val="1A1A1A"/>
+                <w:sz w:val="16"/>
+                <w:szCs w:val="16"/>
+              </w:rPr>
+              <w:t>request.</w:t>
+            </w:r>
+            <w:proofErr w:type="gramStart"/>
+            <w:r>
+              <w:rPr>
+                <w:rFonts w:ascii="Consolas" w:eastAsia="Consolas" w:hAnsi="Consolas" w:cs="Consolas"/>
+                <w:color w:val="1A1A1A"/>
+                <w:sz w:val="16"/>
+                <w:szCs w:val="16"/>
+              </w:rPr>
+              <w:t>user.role</w:t>
+            </w:r>
+            <w:proofErr w:type="spellEnd"/>
+            <w:r>
+              <w:rPr>
+                <w:rFonts w:ascii="Consolas" w:eastAsia="Consolas" w:hAnsi="Consolas" w:cs="Consolas"/>
+                <w:color w:val="1A1A1A"/>
+                <w:sz w:val="16"/>
+                <w:szCs w:val="16"/>
+              </w:rPr>
+              <w:t xml:space="preserve"> !=</w:t>
+            </w:r>
+            <w:proofErr w:type="gramEnd"/>
+            <w:r>
+              <w:rPr>
+                <w:rFonts w:ascii="Consolas" w:eastAsia="Consolas" w:hAnsi="Consolas" w:cs="Consolas"/>
+                <w:color w:val="1A1A1A"/>
+                <w:sz w:val="16"/>
+                <w:szCs w:val="16"/>
+              </w:rPr>
+              <w:t xml:space="preserve"> 'PATIENT':                       # 1. role gate</w:t>
             </w:r>
           </w:p>
           <w:p>
@@ -19336,7 +22312,27 @@
                 <w:sz w:val="16"/>
                 <w:szCs w:val="16"/>
               </w:rPr>
-              <w:t xml:space="preserve">        return Response({'error': 'Patients only.'}, status=403)</w:t>
+              <w:t xml:space="preserve">        return </w:t>
+            </w:r>
+            <w:proofErr w:type="gramStart"/>
+            <w:r>
+              <w:rPr>
+                <w:rFonts w:ascii="Consolas" w:eastAsia="Consolas" w:hAnsi="Consolas" w:cs="Consolas"/>
+                <w:color w:val="1A1A1A"/>
+                <w:sz w:val="16"/>
+                <w:szCs w:val="16"/>
+              </w:rPr>
+              <w:t>Response(</w:t>
+            </w:r>
+            <w:proofErr w:type="gramEnd"/>
+            <w:r>
+              <w:rPr>
+                <w:rFonts w:ascii="Consolas" w:eastAsia="Consolas" w:hAnsi="Consolas" w:cs="Consolas"/>
+                <w:color w:val="1A1A1A"/>
+                <w:sz w:val="16"/>
+                <w:szCs w:val="16"/>
+              </w:rPr>
+              <w:t>{'error': 'Patients only.'}, status=403)</w:t>
             </w:r>
           </w:p>
           <w:p>
@@ -19364,7 +22360,67 @@
                 <w:sz w:val="16"/>
                 <w:szCs w:val="16"/>
               </w:rPr>
-              <w:t xml:space="preserve">        doctor = Doctor.objects.get(pk=doctor_id)            # 2. lookup</w:t>
+              <w:t xml:space="preserve">        doctor = </w:t>
+            </w:r>
+            <w:proofErr w:type="spellStart"/>
+            <w:r>
+              <w:rPr>
+                <w:rFonts w:ascii="Consolas" w:eastAsia="Consolas" w:hAnsi="Consolas" w:cs="Consolas"/>
+                <w:color w:val="1A1A1A"/>
+                <w:sz w:val="16"/>
+                <w:szCs w:val="16"/>
+              </w:rPr>
+              <w:t>Doctor.objects.get</w:t>
+            </w:r>
+            <w:proofErr w:type="spellEnd"/>
+            <w:r>
+              <w:rPr>
+                <w:rFonts w:ascii="Consolas" w:eastAsia="Consolas" w:hAnsi="Consolas" w:cs="Consolas"/>
+                <w:color w:val="1A1A1A"/>
+                <w:sz w:val="16"/>
+                <w:szCs w:val="16"/>
+              </w:rPr>
+              <w:t>(pk=</w:t>
+            </w:r>
+            <w:proofErr w:type="spellStart"/>
+            <w:r>
+              <w:rPr>
+                <w:rFonts w:ascii="Consolas" w:eastAsia="Consolas" w:hAnsi="Consolas" w:cs="Consolas"/>
+                <w:color w:val="1A1A1A"/>
+                <w:sz w:val="16"/>
+                <w:szCs w:val="16"/>
+              </w:rPr>
+              <w:t>doctor_</w:t>
+            </w:r>
+            <w:proofErr w:type="gramStart"/>
+            <w:r>
+              <w:rPr>
+                <w:rFonts w:ascii="Consolas" w:eastAsia="Consolas" w:hAnsi="Consolas" w:cs="Consolas"/>
+                <w:color w:val="1A1A1A"/>
+                <w:sz w:val="16"/>
+                <w:szCs w:val="16"/>
+              </w:rPr>
+              <w:t>id</w:t>
+            </w:r>
+            <w:proofErr w:type="spellEnd"/>
+            <w:r>
+              <w:rPr>
+                <w:rFonts w:ascii="Consolas" w:eastAsia="Consolas" w:hAnsi="Consolas" w:cs="Consolas"/>
+                <w:color w:val="1A1A1A"/>
+                <w:sz w:val="16"/>
+                <w:szCs w:val="16"/>
+              </w:rPr>
+              <w:t xml:space="preserve">)   </w:t>
+            </w:r>
+            <w:proofErr w:type="gramEnd"/>
+            <w:r>
+              <w:rPr>
+                <w:rFonts w:ascii="Consolas" w:eastAsia="Consolas" w:hAnsi="Consolas" w:cs="Consolas"/>
+                <w:color w:val="1A1A1A"/>
+                <w:sz w:val="16"/>
+                <w:szCs w:val="16"/>
+              </w:rPr>
+              <w:t xml:space="preserve">         # 2. lookup</w:t>
             </w:r>
           </w:p>
           <w:p>
@@ -19378,7 +22434,27 @@
                 <w:sz w:val="16"/>
                 <w:szCs w:val="16"/>
               </w:rPr>
-              <w:t xml:space="preserve">    except Doctor.DoesNotExist:</w:t>
+              <w:t xml:space="preserve">    except </w:t>
+            </w:r>
+            <w:proofErr w:type="spellStart"/>
+            <w:r>
+              <w:rPr>
+                <w:rFonts w:ascii="Consolas" w:eastAsia="Consolas" w:hAnsi="Consolas" w:cs="Consolas"/>
+                <w:color w:val="1A1A1A"/>
+                <w:sz w:val="16"/>
+                <w:szCs w:val="16"/>
+              </w:rPr>
+              <w:t>Doctor.DoesNotExist</w:t>
+            </w:r>
+            <w:proofErr w:type="spellEnd"/>
+            <w:r>
+              <w:rPr>
+                <w:rFonts w:ascii="Consolas" w:eastAsia="Consolas" w:hAnsi="Consolas" w:cs="Consolas"/>
+                <w:color w:val="1A1A1A"/>
+                <w:sz w:val="16"/>
+                <w:szCs w:val="16"/>
+              </w:rPr>
+              <w:t>:</w:t>
             </w:r>
           </w:p>
           <w:p>
@@ -19392,7 +22468,27 @@
                 <w:sz w:val="16"/>
                 <w:szCs w:val="16"/>
               </w:rPr>
-              <w:t xml:space="preserve">        return Response({'error': 'Doctor not found.'}, status=404)</w:t>
+              <w:t xml:space="preserve">        return </w:t>
+            </w:r>
+            <w:proofErr w:type="gramStart"/>
+            <w:r>
+              <w:rPr>
+                <w:rFonts w:ascii="Consolas" w:eastAsia="Consolas" w:hAnsi="Consolas" w:cs="Consolas"/>
+                <w:color w:val="1A1A1A"/>
+                <w:sz w:val="16"/>
+                <w:szCs w:val="16"/>
+              </w:rPr>
+              <w:t>Response(</w:t>
+            </w:r>
+            <w:proofErr w:type="gramEnd"/>
+            <w:r>
+              <w:rPr>
+                <w:rFonts w:ascii="Consolas" w:eastAsia="Consolas" w:hAnsi="Consolas" w:cs="Consolas"/>
+                <w:color w:val="1A1A1A"/>
+                <w:sz w:val="16"/>
+                <w:szCs w:val="16"/>
+              </w:rPr>
+              <w:t>{'error': 'Doctor not found.'}, status=404)</w:t>
             </w:r>
           </w:p>
           <w:p>
@@ -19406,7 +22502,78 @@
                 <w:sz w:val="16"/>
                 <w:szCs w:val="16"/>
               </w:rPr>
-              <w:t xml:space="preserve">    scheduled_at = request.data.get('scheduled_at')          # 3. validate</w:t>
+              <w:t xml:space="preserve">    </w:t>
+            </w:r>
+            <w:proofErr w:type="spellStart"/>
+            <w:r>
+              <w:rPr>
+                <w:rFonts w:ascii="Consolas" w:eastAsia="Consolas" w:hAnsi="Consolas" w:cs="Consolas"/>
+                <w:color w:val="1A1A1A"/>
+                <w:sz w:val="16"/>
+                <w:szCs w:val="16"/>
+              </w:rPr>
+              <w:t>scheduled_at</w:t>
+            </w:r>
+            <w:proofErr w:type="spellEnd"/>
+            <w:r>
+              <w:rPr>
+                <w:rFonts w:ascii="Consolas" w:eastAsia="Consolas" w:hAnsi="Consolas" w:cs="Consolas"/>
+                <w:color w:val="1A1A1A"/>
+                <w:sz w:val="16"/>
+                <w:szCs w:val="16"/>
+              </w:rPr>
+              <w:t xml:space="preserve"> = </w:t>
+            </w:r>
+            <w:proofErr w:type="spellStart"/>
+            <w:r>
+              <w:rPr>
+                <w:rFonts w:ascii="Consolas" w:eastAsia="Consolas" w:hAnsi="Consolas" w:cs="Consolas"/>
+                <w:color w:val="1A1A1A"/>
+                <w:sz w:val="16"/>
+                <w:szCs w:val="16"/>
+              </w:rPr>
+              <w:t>request.data.get</w:t>
+            </w:r>
+            <w:proofErr w:type="spellEnd"/>
+            <w:r>
+              <w:rPr>
+                <w:rFonts w:ascii="Consolas" w:eastAsia="Consolas" w:hAnsi="Consolas" w:cs="Consolas"/>
+                <w:color w:val="1A1A1A"/>
+                <w:sz w:val="16"/>
+                <w:szCs w:val="16"/>
+              </w:rPr>
+              <w:t>('</w:t>
+            </w:r>
+            <w:proofErr w:type="spellStart"/>
+            <w:r>
+              <w:rPr>
+                <w:rFonts w:ascii="Consolas" w:eastAsia="Consolas" w:hAnsi="Consolas" w:cs="Consolas"/>
+                <w:color w:val="1A1A1A"/>
+                <w:sz w:val="16"/>
+                <w:szCs w:val="16"/>
+              </w:rPr>
+              <w:t>scheduled_at</w:t>
+            </w:r>
+            <w:proofErr w:type="spellEnd"/>
+            <w:proofErr w:type="gramStart"/>
+            <w:r>
+              <w:rPr>
+                <w:rFonts w:ascii="Consolas" w:eastAsia="Consolas" w:hAnsi="Consolas" w:cs="Consolas"/>
+                <w:color w:val="1A1A1A"/>
+                <w:sz w:val="16"/>
+                <w:szCs w:val="16"/>
+              </w:rPr>
+              <w:t xml:space="preserve">')   </w:t>
+            </w:r>
+            <w:proofErr w:type="gramEnd"/>
+            <w:r>
+              <w:rPr>
+                <w:rFonts w:ascii="Consolas" w:eastAsia="Consolas" w:hAnsi="Consolas" w:cs="Consolas"/>
+                <w:color w:val="1A1A1A"/>
+                <w:sz w:val="16"/>
+                <w:szCs w:val="16"/>
+              </w:rPr>
+              <w:t xml:space="preserve">       # 3. validate</w:t>
             </w:r>
           </w:p>
           <w:p>
@@ -19420,7 +22587,27 @@
                 <w:sz w:val="16"/>
                 <w:szCs w:val="16"/>
               </w:rPr>
-              <w:t xml:space="preserve">    if not scheduled_at:</w:t>
+              <w:t xml:space="preserve">    if not </w:t>
+            </w:r>
+            <w:proofErr w:type="spellStart"/>
+            <w:r>
+              <w:rPr>
+                <w:rFonts w:ascii="Consolas" w:eastAsia="Consolas" w:hAnsi="Consolas" w:cs="Consolas"/>
+                <w:color w:val="1A1A1A"/>
+                <w:sz w:val="16"/>
+                <w:szCs w:val="16"/>
+              </w:rPr>
+              <w:t>scheduled_at</w:t>
+            </w:r>
+            <w:proofErr w:type="spellEnd"/>
+            <w:r>
+              <w:rPr>
+                <w:rFonts w:ascii="Consolas" w:eastAsia="Consolas" w:hAnsi="Consolas" w:cs="Consolas"/>
+                <w:color w:val="1A1A1A"/>
+                <w:sz w:val="16"/>
+                <w:szCs w:val="16"/>
+              </w:rPr>
+              <w:t>:</w:t>
             </w:r>
           </w:p>
           <w:p>
@@ -19434,7 +22621,47 @@
                 <w:sz w:val="16"/>
                 <w:szCs w:val="16"/>
               </w:rPr>
-              <w:t xml:space="preserve">        return Response({'error': 'scheduled_at is required.'}, status=400)</w:t>
+              <w:t xml:space="preserve">        return </w:t>
+            </w:r>
+            <w:proofErr w:type="gramStart"/>
+            <w:r>
+              <w:rPr>
+                <w:rFonts w:ascii="Consolas" w:eastAsia="Consolas" w:hAnsi="Consolas" w:cs="Consolas"/>
+                <w:color w:val="1A1A1A"/>
+                <w:sz w:val="16"/>
+                <w:szCs w:val="16"/>
+              </w:rPr>
+              <w:t>Response(</w:t>
+            </w:r>
+            <w:proofErr w:type="gramEnd"/>
+            <w:r>
+              <w:rPr>
+                <w:rFonts w:ascii="Consolas" w:eastAsia="Consolas" w:hAnsi="Consolas" w:cs="Consolas"/>
+                <w:color w:val="1A1A1A"/>
+                <w:sz w:val="16"/>
+                <w:szCs w:val="16"/>
+              </w:rPr>
+              <w:t>{'error': '</w:t>
+            </w:r>
+            <w:proofErr w:type="spellStart"/>
+            <w:r>
+              <w:rPr>
+                <w:rFonts w:ascii="Consolas" w:eastAsia="Consolas" w:hAnsi="Consolas" w:cs="Consolas"/>
+                <w:color w:val="1A1A1A"/>
+                <w:sz w:val="16"/>
+                <w:szCs w:val="16"/>
+              </w:rPr>
+              <w:t>scheduled_at</w:t>
+            </w:r>
+            <w:proofErr w:type="spellEnd"/>
+            <w:r>
+              <w:rPr>
+                <w:rFonts w:ascii="Consolas" w:eastAsia="Consolas" w:hAnsi="Consolas" w:cs="Consolas"/>
+                <w:color w:val="1A1A1A"/>
+                <w:sz w:val="16"/>
+                <w:szCs w:val="16"/>
+              </w:rPr>
+              <w:t xml:space="preserve"> is required.'}, status=400)</w:t>
             </w:r>
           </w:p>
           <w:p>
@@ -19462,7 +22689,29 @@
                 <w:sz w:val="16"/>
                 <w:szCs w:val="16"/>
               </w:rPr>
-              <w:t xml:space="preserve">        appt = Appointment.objects.create(</w:t>
+              <w:t xml:space="preserve">        appt = </w:t>
+            </w:r>
+            <w:proofErr w:type="spellStart"/>
+            <w:proofErr w:type="gramStart"/>
+            <w:r>
+              <w:rPr>
+                <w:rFonts w:ascii="Consolas" w:eastAsia="Consolas" w:hAnsi="Consolas" w:cs="Consolas"/>
+                <w:color w:val="1A1A1A"/>
+                <w:sz w:val="16"/>
+                <w:szCs w:val="16"/>
+              </w:rPr>
+              <w:t>Appointment.objects.create</w:t>
+            </w:r>
+            <w:proofErr w:type="spellEnd"/>
+            <w:proofErr w:type="gramEnd"/>
+            <w:r>
+              <w:rPr>
+                <w:rFonts w:ascii="Consolas" w:eastAsia="Consolas" w:hAnsi="Consolas" w:cs="Consolas"/>
+                <w:color w:val="1A1A1A"/>
+                <w:sz w:val="16"/>
+                <w:szCs w:val="16"/>
+              </w:rPr>
+              <w:t>(</w:t>
             </w:r>
           </w:p>
           <w:p>
@@ -19476,7 +22725,47 @@
                 <w:sz w:val="16"/>
                 <w:szCs w:val="16"/>
               </w:rPr>
-              <w:t xml:space="preserve">            patient=request.user.patient_profile, doctor=doctor,</w:t>
+              <w:t xml:space="preserve">            patient=</w:t>
+            </w:r>
+            <w:proofErr w:type="spellStart"/>
+            <w:r>
+              <w:rPr>
+                <w:rFonts w:ascii="Consolas" w:eastAsia="Consolas" w:hAnsi="Consolas" w:cs="Consolas"/>
+                <w:color w:val="1A1A1A"/>
+                <w:sz w:val="16"/>
+                <w:szCs w:val="16"/>
+              </w:rPr>
+              <w:t>request.</w:t>
+            </w:r>
+            <w:proofErr w:type="gramStart"/>
+            <w:r>
+              <w:rPr>
+                <w:rFonts w:ascii="Consolas" w:eastAsia="Consolas" w:hAnsi="Consolas" w:cs="Consolas"/>
+                <w:color w:val="1A1A1A"/>
+                <w:sz w:val="16"/>
+                <w:szCs w:val="16"/>
+              </w:rPr>
+              <w:t>user.patient</w:t>
+            </w:r>
+            <w:proofErr w:type="gramEnd"/>
+            <w:r>
+              <w:rPr>
+                <w:rFonts w:ascii="Consolas" w:eastAsia="Consolas" w:hAnsi="Consolas" w:cs="Consolas"/>
+                <w:color w:val="1A1A1A"/>
+                <w:sz w:val="16"/>
+                <w:szCs w:val="16"/>
+              </w:rPr>
+              <w:t>_profile</w:t>
+            </w:r>
+            <w:proofErr w:type="spellEnd"/>
+            <w:r>
+              <w:rPr>
+                <w:rFonts w:ascii="Consolas" w:eastAsia="Consolas" w:hAnsi="Consolas" w:cs="Consolas"/>
+                <w:color w:val="1A1A1A"/>
+                <w:sz w:val="16"/>
+                <w:szCs w:val="16"/>
+              </w:rPr>
+              <w:t>, doctor=doctor,</w:t>
             </w:r>
           </w:p>
           <w:p>
@@ -19490,7 +22779,67 @@
                 <w:sz w:val="16"/>
                 <w:szCs w:val="16"/>
               </w:rPr>
-              <w:t xml:space="preserve">            scheduled_at=scheduled_at, reason=request.data.get('reason',''),</w:t>
+              <w:t xml:space="preserve">            </w:t>
+            </w:r>
+            <w:proofErr w:type="spellStart"/>
+            <w:r>
+              <w:rPr>
+                <w:rFonts w:ascii="Consolas" w:eastAsia="Consolas" w:hAnsi="Consolas" w:cs="Consolas"/>
+                <w:color w:val="1A1A1A"/>
+                <w:sz w:val="16"/>
+                <w:szCs w:val="16"/>
+              </w:rPr>
+              <w:t>scheduled_at</w:t>
+            </w:r>
+            <w:proofErr w:type="spellEnd"/>
+            <w:r>
+              <w:rPr>
+                <w:rFonts w:ascii="Consolas" w:eastAsia="Consolas" w:hAnsi="Consolas" w:cs="Consolas"/>
+                <w:color w:val="1A1A1A"/>
+                <w:sz w:val="16"/>
+                <w:szCs w:val="16"/>
+              </w:rPr>
+              <w:t>=</w:t>
+            </w:r>
+            <w:proofErr w:type="spellStart"/>
+            <w:r>
+              <w:rPr>
+                <w:rFonts w:ascii="Consolas" w:eastAsia="Consolas" w:hAnsi="Consolas" w:cs="Consolas"/>
+                <w:color w:val="1A1A1A"/>
+                <w:sz w:val="16"/>
+                <w:szCs w:val="16"/>
+              </w:rPr>
+              <w:t>scheduled_at</w:t>
+            </w:r>
+            <w:proofErr w:type="spellEnd"/>
+            <w:r>
+              <w:rPr>
+                <w:rFonts w:ascii="Consolas" w:eastAsia="Consolas" w:hAnsi="Consolas" w:cs="Consolas"/>
+                <w:color w:val="1A1A1A"/>
+                <w:sz w:val="16"/>
+                <w:szCs w:val="16"/>
+              </w:rPr>
+              <w:t>, reason=</w:t>
+            </w:r>
+            <w:proofErr w:type="spellStart"/>
+            <w:r>
+              <w:rPr>
+                <w:rFonts w:ascii="Consolas" w:eastAsia="Consolas" w:hAnsi="Consolas" w:cs="Consolas"/>
+                <w:color w:val="1A1A1A"/>
+                <w:sz w:val="16"/>
+                <w:szCs w:val="16"/>
+              </w:rPr>
+              <w:t>request.data.get</w:t>
+            </w:r>
+            <w:proofErr w:type="spellEnd"/>
+            <w:r>
+              <w:rPr>
+                <w:rFonts w:ascii="Consolas" w:eastAsia="Consolas" w:hAnsi="Consolas" w:cs="Consolas"/>
+                <w:color w:val="1A1A1A"/>
+                <w:sz w:val="16"/>
+                <w:szCs w:val="16"/>
+              </w:rPr>
+              <w:t>('reason',''),</w:t>
             </w:r>
           </w:p>
           <w:p>
@@ -19532,7 +22881,27 @@
                 <w:sz w:val="16"/>
                 <w:szCs w:val="16"/>
               </w:rPr>
-              <w:t xml:space="preserve">        return Response({'error': str(e)}, status=400)</w:t>
+              <w:t xml:space="preserve">        return </w:t>
+            </w:r>
+            <w:proofErr w:type="gramStart"/>
+            <w:r>
+              <w:rPr>
+                <w:rFonts w:ascii="Consolas" w:eastAsia="Consolas" w:hAnsi="Consolas" w:cs="Consolas"/>
+                <w:color w:val="1A1A1A"/>
+                <w:sz w:val="16"/>
+                <w:szCs w:val="16"/>
+              </w:rPr>
+              <w:t>Response(</w:t>
+            </w:r>
+            <w:proofErr w:type="gramEnd"/>
+            <w:r>
+              <w:rPr>
+                <w:rFonts w:ascii="Consolas" w:eastAsia="Consolas" w:hAnsi="Consolas" w:cs="Consolas"/>
+                <w:color w:val="1A1A1A"/>
+                <w:sz w:val="16"/>
+                <w:szCs w:val="16"/>
+              </w:rPr>
+              <w:t>{'error': str(e)}, status=400)</w:t>
             </w:r>
           </w:p>
           <w:p>
@@ -19546,7 +22915,58 @@
                 <w:sz w:val="16"/>
                 <w:szCs w:val="16"/>
               </w:rPr>
-              <w:t xml:space="preserve">    return Response(AppointmentSerializer(appt).data, status=201)  # 5. serialize</w:t>
+              <w:t xml:space="preserve">    return </w:t>
+            </w:r>
+            <w:proofErr w:type="gramStart"/>
+            <w:r>
+              <w:rPr>
+                <w:rFonts w:ascii="Consolas" w:eastAsia="Consolas" w:hAnsi="Consolas" w:cs="Consolas"/>
+                <w:color w:val="1A1A1A"/>
+                <w:sz w:val="16"/>
+                <w:szCs w:val="16"/>
+              </w:rPr>
+              <w:t>Response(</w:t>
+            </w:r>
+            <w:proofErr w:type="spellStart"/>
+            <w:proofErr w:type="gramEnd"/>
+            <w:r>
+              <w:rPr>
+                <w:rFonts w:ascii="Consolas" w:eastAsia="Consolas" w:hAnsi="Consolas" w:cs="Consolas"/>
+                <w:color w:val="1A1A1A"/>
+                <w:sz w:val="16"/>
+                <w:szCs w:val="16"/>
+              </w:rPr>
+              <w:t>AppointmentSerializer</w:t>
+            </w:r>
+            <w:proofErr w:type="spellEnd"/>
+            <w:r>
+              <w:rPr>
+                <w:rFonts w:ascii="Consolas" w:eastAsia="Consolas" w:hAnsi="Consolas" w:cs="Consolas"/>
+                <w:color w:val="1A1A1A"/>
+                <w:sz w:val="16"/>
+                <w:szCs w:val="16"/>
+              </w:rPr>
+              <w:t>(appt).data, status=201</w:t>
+            </w:r>
+            <w:proofErr w:type="gramStart"/>
+            <w:r>
+              <w:rPr>
+                <w:rFonts w:ascii="Consolas" w:eastAsia="Consolas" w:hAnsi="Consolas" w:cs="Consolas"/>
+                <w:color w:val="1A1A1A"/>
+                <w:sz w:val="16"/>
+                <w:szCs w:val="16"/>
+              </w:rPr>
+              <w:t>)  #</w:t>
+            </w:r>
+            <w:proofErr w:type="gramEnd"/>
+            <w:r>
+              <w:rPr>
+                <w:rFonts w:ascii="Consolas" w:eastAsia="Consolas" w:hAnsi="Consolas" w:cs="Consolas"/>
+                <w:color w:val="1A1A1A"/>
+                <w:sz w:val="16"/>
+                <w:szCs w:val="16"/>
+              </w:rPr>
+              <w:t xml:space="preserve"> 5. serialize</w:t>
             </w:r>
           </w:p>
         </w:tc>
@@ -19709,7 +23129,29 @@
           <w:sz w:val="22"/>
           <w:szCs w:val="22"/>
         </w:rPr>
-        <w:t>. Only one React SPA without a client-side router where the page state resides in App.jsx and a generic role sidebar that generates navigation based on roles. No UI library is used in the hand-crafted CSS design system to ensure that the package size remains lean and styling is clear.</w:t>
+        <w:t xml:space="preserve">. Only one React SPA without a client-side router where the page state resides in </w:t>
+      </w:r>
+      <w:proofErr w:type="spellStart"/>
+      <w:r>
+        <w:rPr>
+          <w:b w:val="0"/>
+          <w:bCs w:val="0"/>
+          <w:color w:val="000000" w:themeColor="text1"/>
+          <w:sz w:val="22"/>
+          <w:szCs w:val="22"/>
+        </w:rPr>
+        <w:t>App.jsx</w:t>
+      </w:r>
+      <w:proofErr w:type="spellEnd"/>
+      <w:r>
+        <w:rPr>
+          <w:b w:val="0"/>
+          <w:bCs w:val="0"/>
+          <w:color w:val="000000" w:themeColor="text1"/>
+          <w:sz w:val="22"/>
+          <w:szCs w:val="22"/>
+        </w:rPr>
+        <w:t xml:space="preserve"> and a generic role sidebar that generates navigation based on roles. No UI library is used in the hand-crafted CSS design system to ensure that the package size remains lean and styling is clear.</w:t>
       </w:r>
     </w:p>
     <w:p>
@@ -19760,7 +23202,29 @@
           <w:sz w:val="22"/>
           <w:szCs w:val="22"/>
         </w:rPr>
-        <w:t>. Four tiers: the API tier (controller + serializer + URL dispatchers), the app tier (template controllers, form controls, and the RBAC cross-cutting component), the domain tier (ORM models, admin registration, migrations, encrypted fields, seed command), and the infrastructure tier (settings, CORS, authentication middleware, WhiteNoise).</w:t>
+        <w:t xml:space="preserve">. Four tiers: the API tier (controller + serializer + URL dispatchers), the app tier (template controllers, form controls, and the RBAC cross-cutting component), the domain tier (ORM models, admin registration, migrations, encrypted fields, seed command), and the infrastructure tier (settings, CORS, authentication middleware, </w:t>
+      </w:r>
+      <w:proofErr w:type="spellStart"/>
+      <w:r>
+        <w:rPr>
+          <w:b w:val="0"/>
+          <w:bCs w:val="0"/>
+          <w:color w:val="000000" w:themeColor="text1"/>
+          <w:sz w:val="22"/>
+          <w:szCs w:val="22"/>
+        </w:rPr>
+        <w:t>WhiteNoise</w:t>
+      </w:r>
+      <w:proofErr w:type="spellEnd"/>
+      <w:r>
+        <w:rPr>
+          <w:b w:val="0"/>
+          <w:bCs w:val="0"/>
+          <w:color w:val="000000" w:themeColor="text1"/>
+          <w:sz w:val="22"/>
+          <w:szCs w:val="22"/>
+        </w:rPr>
+        <w:t>).</w:t>
       </w:r>
     </w:p>
     <w:p>
@@ -19829,7 +23293,15 @@
         <w:spacing w:before="80" w:after="80" w:line="300" w:lineRule="auto"/>
       </w:pPr>
       <w:r>
-        <w:t>Each box on the component diagram maps to a concrete file. This table is the proof that the documented architecture is the one that actually ships.</w:t>
+        <w:t xml:space="preserve">Each box on the component diagram maps to a concrete file. This table is the proof that the documented architecture is the one that </w:t>
+      </w:r>
+      <w:proofErr w:type="gramStart"/>
+      <w:r>
+        <w:t>actually ships</w:t>
+      </w:r>
+      <w:proofErr w:type="gramEnd"/>
+      <w:r>
+        <w:t>.</w:t>
       </w:r>
     </w:p>
     <w:tbl>
@@ -19984,8 +23456,33 @@
                 <w:sz w:val="20"/>
                 <w:szCs w:val="20"/>
               </w:rPr>
-              <w:t>Frontend/hospital-frontend/src/App.jsx</w:t>
-            </w:r>
+              <w:t>Frontend/hospital-frontend/</w:t>
+            </w:r>
+            <w:proofErr w:type="spellStart"/>
+            <w:r>
+              <w:rPr>
+                <w:sz w:val="20"/>
+                <w:szCs w:val="20"/>
+              </w:rPr>
+              <w:t>src</w:t>
+            </w:r>
+            <w:proofErr w:type="spellEnd"/>
+            <w:r>
+              <w:rPr>
+                <w:sz w:val="20"/>
+                <w:szCs w:val="20"/>
+              </w:rPr>
+              <w:t>/</w:t>
+            </w:r>
+            <w:proofErr w:type="spellStart"/>
+            <w:r>
+              <w:rPr>
+                <w:sz w:val="20"/>
+                <w:szCs w:val="20"/>
+              </w:rPr>
+              <w:t>App.jsx</w:t>
+            </w:r>
+            <w:proofErr w:type="spellEnd"/>
           </w:p>
         </w:tc>
       </w:tr>
@@ -20046,7 +23543,23 @@
                 <w:sz w:val="20"/>
                 <w:szCs w:val="20"/>
               </w:rPr>
-              <w:t>Frontend/hospital-frontend/src/App.css</w:t>
+              <w:t>Frontend/hospital-frontend/</w:t>
+            </w:r>
+            <w:proofErr w:type="spellStart"/>
+            <w:r>
+              <w:rPr>
+                <w:sz w:val="20"/>
+                <w:szCs w:val="20"/>
+              </w:rPr>
+              <w:t>src</w:t>
+            </w:r>
+            <w:proofErr w:type="spellEnd"/>
+            <w:r>
+              <w:rPr>
+                <w:sz w:val="20"/>
+                <w:szCs w:val="20"/>
+              </w:rPr>
+              <w:t>/App.css</w:t>
             </w:r>
           </w:p>
         </w:tc>
@@ -20790,8 +24303,17 @@
                 <w:sz w:val="20"/>
                 <w:szCs w:val="20"/>
               </w:rPr>
-              <w:t>deployment/Dockerfile.backend</w:t>
-            </w:r>
+              <w:t>deployment/</w:t>
+            </w:r>
+            <w:proofErr w:type="spellStart"/>
+            <w:r>
+              <w:rPr>
+                <w:sz w:val="20"/>
+                <w:szCs w:val="20"/>
+              </w:rPr>
+              <w:t>Dockerfile.backend</w:t>
+            </w:r>
+            <w:proofErr w:type="spellEnd"/>
           </w:p>
         </w:tc>
       </w:tr>
@@ -20852,8 +24374,17 @@
                 <w:sz w:val="20"/>
                 <w:szCs w:val="20"/>
               </w:rPr>
-              <w:t>deployment/Dockerfile.frontend</w:t>
-            </w:r>
+              <w:t>deployment/</w:t>
+            </w:r>
+            <w:proofErr w:type="spellStart"/>
+            <w:r>
+              <w:rPr>
+                <w:sz w:val="20"/>
+                <w:szCs w:val="20"/>
+              </w:rPr>
+              <w:t>Dockerfile.frontend</w:t>
+            </w:r>
+            <w:proofErr w:type="spellEnd"/>
           </w:p>
         </w:tc>
       </w:tr>
@@ -20914,8 +24445,17 @@
                 <w:sz w:val="20"/>
                 <w:szCs w:val="20"/>
               </w:rPr>
-              <w:t>deployment/docker-compose.yml</w:t>
-            </w:r>
+              <w:t>deployment/docker-</w:t>
+            </w:r>
+            <w:proofErr w:type="spellStart"/>
+            <w:r>
+              <w:rPr>
+                <w:sz w:val="20"/>
+                <w:szCs w:val="20"/>
+              </w:rPr>
+              <w:t>compose.yml</w:t>
+            </w:r>
+            <w:proofErr w:type="spellEnd"/>
           </w:p>
         </w:tc>
       </w:tr>
@@ -20976,8 +24516,17 @@
                 <w:sz w:val="20"/>
                 <w:szCs w:val="20"/>
               </w:rPr>
-              <w:t>deployment/nginx.conf</w:t>
-            </w:r>
+              <w:t>deployment/</w:t>
+            </w:r>
+            <w:proofErr w:type="spellStart"/>
+            <w:r>
+              <w:rPr>
+                <w:sz w:val="20"/>
+                <w:szCs w:val="20"/>
+              </w:rPr>
+              <w:t>nginx.conf</w:t>
+            </w:r>
+            <w:proofErr w:type="spellEnd"/>
           </w:p>
         </w:tc>
       </w:tr>
@@ -21330,7 +24879,23 @@
                 <w:sz w:val="20"/>
                 <w:szCs w:val="20"/>
               </w:rPr>
-              <w:t>React bundle (dist/)</w:t>
+              <w:t>React bundle (</w:t>
+            </w:r>
+            <w:proofErr w:type="spellStart"/>
+            <w:r>
+              <w:rPr>
+                <w:sz w:val="20"/>
+                <w:szCs w:val="20"/>
+              </w:rPr>
+              <w:t>dist</w:t>
+            </w:r>
+            <w:proofErr w:type="spellEnd"/>
+            <w:r>
+              <w:rPr>
+                <w:sz w:val="20"/>
+                <w:szCs w:val="20"/>
+              </w:rPr>
+              <w:t>/)</w:t>
             </w:r>
           </w:p>
         </w:tc>
@@ -21355,12 +24920,21 @@
             <w:pPr>
               <w:spacing w:before="30" w:after="30" w:line="250" w:lineRule="auto"/>
             </w:pPr>
-            <w:r>
-              <w:rPr>
-                <w:sz w:val="20"/>
-                <w:szCs w:val="20"/>
-              </w:rPr>
-              <w:t>src/</w:t>
+            <w:proofErr w:type="spellStart"/>
+            <w:r>
+              <w:rPr>
+                <w:sz w:val="20"/>
+                <w:szCs w:val="20"/>
+              </w:rPr>
+              <w:t>src</w:t>
+            </w:r>
+            <w:proofErr w:type="spellEnd"/>
+            <w:r>
+              <w:rPr>
+                <w:sz w:val="20"/>
+                <w:szCs w:val="20"/>
+              </w:rPr>
+              <w:t>/</w:t>
             </w:r>
           </w:p>
         </w:tc>
@@ -21390,7 +24964,23 @@
                 <w:sz w:val="20"/>
                 <w:szCs w:val="20"/>
               </w:rPr>
-              <w:t>Vite (npm run build)</w:t>
+              <w:t>Vite (</w:t>
+            </w:r>
+            <w:proofErr w:type="spellStart"/>
+            <w:r>
+              <w:rPr>
+                <w:sz w:val="20"/>
+                <w:szCs w:val="20"/>
+              </w:rPr>
+              <w:t>npm</w:t>
+            </w:r>
+            <w:proofErr w:type="spellEnd"/>
+            <w:r>
+              <w:rPr>
+                <w:sz w:val="20"/>
+                <w:szCs w:val="20"/>
+              </w:rPr>
+              <w:t xml:space="preserve"> run build)</w:t>
             </w:r>
           </w:p>
         </w:tc>
@@ -21570,13 +25160,31 @@
             <w:pPr>
               <w:spacing w:before="30" w:after="30" w:line="250" w:lineRule="auto"/>
             </w:pPr>
-            <w:r>
-              <w:rPr>
-                <w:sz w:val="20"/>
-                <w:szCs w:val="20"/>
-              </w:rPr>
-              <w:t>collectstatic via WhiteNoise</w:t>
-            </w:r>
+            <w:proofErr w:type="spellStart"/>
+            <w:r>
+              <w:rPr>
+                <w:sz w:val="20"/>
+                <w:szCs w:val="20"/>
+              </w:rPr>
+              <w:t>collectstatic</w:t>
+            </w:r>
+            <w:proofErr w:type="spellEnd"/>
+            <w:r>
+              <w:rPr>
+                <w:sz w:val="20"/>
+                <w:szCs w:val="20"/>
+              </w:rPr>
+              <w:t xml:space="preserve"> via </w:t>
+            </w:r>
+            <w:proofErr w:type="spellStart"/>
+            <w:r>
+              <w:rPr>
+                <w:sz w:val="20"/>
+                <w:szCs w:val="20"/>
+              </w:rPr>
+              <w:t>WhiteNoise</w:t>
+            </w:r>
+            <w:proofErr w:type="spellEnd"/>
           </w:p>
         </w:tc>
       </w:tr>
@@ -21602,12 +25210,21 @@
             <w:pPr>
               <w:spacing w:before="30" w:after="30" w:line="250" w:lineRule="auto"/>
             </w:pPr>
-            <w:r>
-              <w:rPr>
-                <w:sz w:val="20"/>
-                <w:szCs w:val="20"/>
-              </w:rPr>
-              <w:t>hms-backend image</w:t>
+            <w:proofErr w:type="spellStart"/>
+            <w:r>
+              <w:rPr>
+                <w:sz w:val="20"/>
+                <w:szCs w:val="20"/>
+              </w:rPr>
+              <w:t>hms</w:t>
+            </w:r>
+            <w:proofErr w:type="spellEnd"/>
+            <w:r>
+              <w:rPr>
+                <w:sz w:val="20"/>
+                <w:szCs w:val="20"/>
+              </w:rPr>
+              <w:t>-backend image</w:t>
             </w:r>
           </w:p>
         </w:tc>
@@ -21632,6 +25249,7 @@
             <w:pPr>
               <w:spacing w:before="30" w:after="30" w:line="250" w:lineRule="auto"/>
             </w:pPr>
+            <w:proofErr w:type="spellStart"/>
             <w:r>
               <w:rPr>
                 <w:sz w:val="20"/>
@@ -21639,6 +25257,7 @@
               </w:rPr>
               <w:t>Dockerfile.backend</w:t>
             </w:r>
+            <w:proofErr w:type="spellEnd"/>
           </w:p>
         </w:tc>
         <w:tc>
@@ -21694,12 +25313,21 @@
             <w:pPr>
               <w:spacing w:before="30" w:after="30" w:line="250" w:lineRule="auto"/>
             </w:pPr>
-            <w:r>
-              <w:rPr>
-                <w:sz w:val="20"/>
-                <w:szCs w:val="20"/>
-              </w:rPr>
-              <w:t>hms-frontend image</w:t>
+            <w:proofErr w:type="spellStart"/>
+            <w:r>
+              <w:rPr>
+                <w:sz w:val="20"/>
+                <w:szCs w:val="20"/>
+              </w:rPr>
+              <w:t>hms</w:t>
+            </w:r>
+            <w:proofErr w:type="spellEnd"/>
+            <w:r>
+              <w:rPr>
+                <w:sz w:val="20"/>
+                <w:szCs w:val="20"/>
+              </w:rPr>
+              <w:t>-frontend image</w:t>
             </w:r>
           </w:p>
         </w:tc>
@@ -21724,6 +25352,7 @@
             <w:pPr>
               <w:spacing w:before="30" w:after="30" w:line="250" w:lineRule="auto"/>
             </w:pPr>
+            <w:proofErr w:type="spellStart"/>
             <w:r>
               <w:rPr>
                 <w:sz w:val="20"/>
@@ -21731,6 +25360,7 @@
               </w:rPr>
               <w:t>Dockerfile.frontend</w:t>
             </w:r>
+            <w:proofErr w:type="spellEnd"/>
           </w:p>
         </w:tc>
         <w:tc>
@@ -22125,7 +25755,23 @@
                 <w:sz w:val="20"/>
                 <w:szCs w:val="20"/>
               </w:rPr>
-              <w:t>TLS, static React build, reverse-proxy /api/* and /admin/</w:t>
+              <w:t>TLS, static React build, reverse-proxy /</w:t>
+            </w:r>
+            <w:proofErr w:type="spellStart"/>
+            <w:r>
+              <w:rPr>
+                <w:sz w:val="20"/>
+                <w:szCs w:val="20"/>
+              </w:rPr>
+              <w:t>api</w:t>
+            </w:r>
+            <w:proofErr w:type="spellEnd"/>
+            <w:r>
+              <w:rPr>
+                <w:sz w:val="20"/>
+                <w:szCs w:val="20"/>
+              </w:rPr>
+              <w:t>/* and /admin/</w:t>
             </w:r>
           </w:p>
         </w:tc>
@@ -22217,7 +25863,23 @@
                 <w:sz w:val="20"/>
                 <w:szCs w:val="20"/>
               </w:rPr>
-              <w:t>Python 3.12 + Gunicorn 21</w:t>
+              <w:t xml:space="preserve">Python 3.12 + </w:t>
+            </w:r>
+            <w:proofErr w:type="spellStart"/>
+            <w:r>
+              <w:rPr>
+                <w:sz w:val="20"/>
+                <w:szCs w:val="20"/>
+              </w:rPr>
+              <w:t>Gunicorn</w:t>
+            </w:r>
+            <w:proofErr w:type="spellEnd"/>
+            <w:r>
+              <w:rPr>
+                <w:sz w:val="20"/>
+                <w:szCs w:val="20"/>
+              </w:rPr>
+              <w:t xml:space="preserve"> 21</w:t>
             </w:r>
           </w:p>
         </w:tc>
@@ -22304,6 +25966,7 @@
             <w:pPr>
               <w:spacing w:before="30" w:after="30" w:line="250" w:lineRule="auto"/>
             </w:pPr>
+            <w:proofErr w:type="spellStart"/>
             <w:r>
               <w:rPr>
                 <w:sz w:val="20"/>
@@ -22311,6 +25974,7 @@
               </w:rPr>
               <w:t>db</w:t>
             </w:r>
+            <w:proofErr w:type="spellEnd"/>
           </w:p>
         </w:tc>
         <w:tc>
@@ -22369,7 +26033,23 @@
                 <w:sz w:val="20"/>
                 <w:szCs w:val="20"/>
               </w:rPr>
-              <w:t>Application database (volume hms_db_data)</w:t>
+              <w:t xml:space="preserve">Application database (volume </w:t>
+            </w:r>
+            <w:proofErr w:type="spellStart"/>
+            <w:r>
+              <w:rPr>
+                <w:sz w:val="20"/>
+                <w:szCs w:val="20"/>
+              </w:rPr>
+              <w:t>hms_db_data</w:t>
+            </w:r>
+            <w:proofErr w:type="spellEnd"/>
+            <w:r>
+              <w:rPr>
+                <w:sz w:val="20"/>
+                <w:szCs w:val="20"/>
+              </w:rPr>
+              <w:t>)</w:t>
             </w:r>
           </w:p>
         </w:tc>
@@ -22426,6 +26106,7 @@
             <w:pPr>
               <w:spacing w:before="30" w:after="30" w:line="250" w:lineRule="auto"/>
             </w:pPr>
+            <w:proofErr w:type="spellStart"/>
             <w:r>
               <w:rPr>
                 <w:sz w:val="20"/>
@@ -22433,6 +26114,7 @@
               </w:rPr>
               <w:t>redis</w:t>
             </w:r>
+            <w:proofErr w:type="spellEnd"/>
           </w:p>
         </w:tc>
         <w:tc>
@@ -22559,7 +26241,51 @@
           <w:sz w:val="22"/>
           <w:szCs w:val="22"/>
         </w:rPr>
-        <w:t>The four containers all run under one network interface created in Docker bridge mode. Only the port 80/443 of the frontend container is exposed. The remaining three backend/db/redis containers have no port exposed on the host and can be accessed only within the network.</w:t>
+        <w:t>The four containers all run under one network interface created in Docker bridge mode. Only the port 80/443 of the frontend container is exposed. The remaining three backend/</w:t>
+      </w:r>
+      <w:proofErr w:type="spellStart"/>
+      <w:r>
+        <w:rPr>
+          <w:b w:val="0"/>
+          <w:bCs w:val="0"/>
+          <w:color w:val="000000" w:themeColor="text1"/>
+          <w:sz w:val="22"/>
+          <w:szCs w:val="22"/>
+        </w:rPr>
+        <w:t>db</w:t>
+      </w:r>
+      <w:proofErr w:type="spellEnd"/>
+      <w:r>
+        <w:rPr>
+          <w:b w:val="0"/>
+          <w:bCs w:val="0"/>
+          <w:color w:val="000000" w:themeColor="text1"/>
+          <w:sz w:val="22"/>
+          <w:szCs w:val="22"/>
+        </w:rPr>
+        <w:t>/</w:t>
+      </w:r>
+      <w:proofErr w:type="spellStart"/>
+      <w:r>
+        <w:rPr>
+          <w:b w:val="0"/>
+          <w:bCs w:val="0"/>
+          <w:color w:val="000000" w:themeColor="text1"/>
+          <w:sz w:val="22"/>
+          <w:szCs w:val="22"/>
+        </w:rPr>
+        <w:t>redis</w:t>
+      </w:r>
+      <w:proofErr w:type="spellEnd"/>
+      <w:r>
+        <w:rPr>
+          <w:b w:val="0"/>
+          <w:bCs w:val="0"/>
+          <w:color w:val="000000" w:themeColor="text1"/>
+          <w:sz w:val="22"/>
+          <w:szCs w:val="22"/>
+        </w:rPr>
+        <w:t xml:space="preserve"> containers have no port exposed on the host and can be accessed only within the network.</w:t>
       </w:r>
     </w:p>
     <w:p>
@@ -22855,7 +26581,23 @@
                 <w:sz w:val="20"/>
                 <w:szCs w:val="20"/>
               </w:rPr>
-              <w:t>Host header allow-list</w:t>
+              <w:t xml:space="preserve">Host </w:t>
+            </w:r>
+            <w:proofErr w:type="gramStart"/>
+            <w:r>
+              <w:rPr>
+                <w:sz w:val="20"/>
+                <w:szCs w:val="20"/>
+              </w:rPr>
+              <w:t>header</w:t>
+            </w:r>
+            <w:proofErr w:type="gramEnd"/>
+            <w:r>
+              <w:rPr>
+                <w:sz w:val="20"/>
+                <w:szCs w:val="20"/>
+              </w:rPr>
+              <w:t xml:space="preserve"> allow-list</w:t>
             </w:r>
           </w:p>
         </w:tc>
@@ -23079,7 +26821,29 @@
           <w:sz w:val="22"/>
           <w:szCs w:val="22"/>
         </w:rPr>
-        <w:t>1. Postgres launches; its healthcheck determines when the backend begins serving requests.</w:t>
+        <w:t xml:space="preserve">1. Postgres launches; its </w:t>
+      </w:r>
+      <w:proofErr w:type="spellStart"/>
+      <w:r>
+        <w:rPr>
+          <w:b w:val="0"/>
+          <w:bCs w:val="0"/>
+          <w:color w:val="000000" w:themeColor="text1"/>
+          <w:sz w:val="22"/>
+          <w:szCs w:val="22"/>
+        </w:rPr>
+        <w:t>healthcheck</w:t>
+      </w:r>
+      <w:proofErr w:type="spellEnd"/>
+      <w:r>
+        <w:rPr>
+          <w:b w:val="0"/>
+          <w:bCs w:val="0"/>
+          <w:color w:val="000000" w:themeColor="text1"/>
+          <w:sz w:val="22"/>
+          <w:szCs w:val="22"/>
+        </w:rPr>
+        <w:t xml:space="preserve"> determines when the backend begins serving requests.</w:t>
       </w:r>
     </w:p>
     <w:p>
@@ -23125,7 +26889,73 @@
           <w:sz w:val="22"/>
           <w:szCs w:val="22"/>
         </w:rPr>
-        <w:t>3. Backend waits for the db healthcheck, performs migrate and collectstatic operations.</w:t>
+        <w:t xml:space="preserve">3. Backend waits for the </w:t>
+      </w:r>
+      <w:proofErr w:type="spellStart"/>
+      <w:r>
+        <w:rPr>
+          <w:b w:val="0"/>
+          <w:bCs w:val="0"/>
+          <w:color w:val="000000" w:themeColor="text1"/>
+          <w:sz w:val="22"/>
+          <w:szCs w:val="22"/>
+        </w:rPr>
+        <w:t>db</w:t>
+      </w:r>
+      <w:proofErr w:type="spellEnd"/>
+      <w:r>
+        <w:rPr>
+          <w:b w:val="0"/>
+          <w:bCs w:val="0"/>
+          <w:color w:val="000000" w:themeColor="text1"/>
+          <w:sz w:val="22"/>
+          <w:szCs w:val="22"/>
+        </w:rPr>
+        <w:t xml:space="preserve"> </w:t>
+      </w:r>
+      <w:proofErr w:type="spellStart"/>
+      <w:r>
+        <w:rPr>
+          <w:b w:val="0"/>
+          <w:bCs w:val="0"/>
+          <w:color w:val="000000" w:themeColor="text1"/>
+          <w:sz w:val="22"/>
+          <w:szCs w:val="22"/>
+        </w:rPr>
+        <w:t>healthcheck</w:t>
+      </w:r>
+      <w:proofErr w:type="spellEnd"/>
+      <w:r>
+        <w:rPr>
+          <w:b w:val="0"/>
+          <w:bCs w:val="0"/>
+          <w:color w:val="000000" w:themeColor="text1"/>
+          <w:sz w:val="22"/>
+          <w:szCs w:val="22"/>
+        </w:rPr>
+        <w:t xml:space="preserve">, performs migrate and </w:t>
+      </w:r>
+      <w:proofErr w:type="spellStart"/>
+      <w:r>
+        <w:rPr>
+          <w:b w:val="0"/>
+          <w:bCs w:val="0"/>
+          <w:color w:val="000000" w:themeColor="text1"/>
+          <w:sz w:val="22"/>
+          <w:szCs w:val="22"/>
+        </w:rPr>
+        <w:t>collectstatic</w:t>
+      </w:r>
+      <w:proofErr w:type="spellEnd"/>
+      <w:r>
+        <w:rPr>
+          <w:b w:val="0"/>
+          <w:bCs w:val="0"/>
+          <w:color w:val="000000" w:themeColor="text1"/>
+          <w:sz w:val="22"/>
+          <w:szCs w:val="22"/>
+        </w:rPr>
+        <w:t xml:space="preserve"> operations.</w:t>
       </w:r>
     </w:p>
     <w:p>
@@ -23148,7 +26978,29 @@
           <w:sz w:val="22"/>
           <w:szCs w:val="22"/>
         </w:rPr>
-        <w:t>4. Backend launches demo data seeding (one time only), then launches Gunicorn with 4 workers.</w:t>
+        <w:t xml:space="preserve">4. Backend launches demo data seeding (one time only), then launches </w:t>
+      </w:r>
+      <w:proofErr w:type="spellStart"/>
+      <w:r>
+        <w:rPr>
+          <w:b w:val="0"/>
+          <w:bCs w:val="0"/>
+          <w:color w:val="000000" w:themeColor="text1"/>
+          <w:sz w:val="22"/>
+          <w:szCs w:val="22"/>
+        </w:rPr>
+        <w:t>Gunicorn</w:t>
+      </w:r>
+      <w:proofErr w:type="spellEnd"/>
+      <w:r>
+        <w:rPr>
+          <w:b w:val="0"/>
+          <w:bCs w:val="0"/>
+          <w:color w:val="000000" w:themeColor="text1"/>
+          <w:sz w:val="22"/>
+          <w:szCs w:val="22"/>
+        </w:rPr>
+        <w:t xml:space="preserve"> with 4 workers.</w:t>
       </w:r>
     </w:p>
     <w:p>
@@ -23171,7 +27023,51 @@
           <w:sz w:val="22"/>
           <w:szCs w:val="22"/>
         </w:rPr>
-        <w:t>5. Nginx launches, serves React build files, and forwards requests to backend via proxy_pass at /api/* endpoints.</w:t>
+        <w:t xml:space="preserve">5. Nginx launches, serves React build files, and forwards requests to backend via </w:t>
+      </w:r>
+      <w:proofErr w:type="spellStart"/>
+      <w:r>
+        <w:rPr>
+          <w:b w:val="0"/>
+          <w:bCs w:val="0"/>
+          <w:color w:val="000000" w:themeColor="text1"/>
+          <w:sz w:val="22"/>
+          <w:szCs w:val="22"/>
+        </w:rPr>
+        <w:t>proxy_pass</w:t>
+      </w:r>
+      <w:proofErr w:type="spellEnd"/>
+      <w:r>
+        <w:rPr>
+          <w:b w:val="0"/>
+          <w:bCs w:val="0"/>
+          <w:color w:val="000000" w:themeColor="text1"/>
+          <w:sz w:val="22"/>
+          <w:szCs w:val="22"/>
+        </w:rPr>
+        <w:t xml:space="preserve"> at /</w:t>
+      </w:r>
+      <w:proofErr w:type="spellStart"/>
+      <w:r>
+        <w:rPr>
+          <w:b w:val="0"/>
+          <w:bCs w:val="0"/>
+          <w:color w:val="000000" w:themeColor="text1"/>
+          <w:sz w:val="22"/>
+          <w:szCs w:val="22"/>
+        </w:rPr>
+        <w:t>api</w:t>
+      </w:r>
+      <w:proofErr w:type="spellEnd"/>
+      <w:r>
+        <w:rPr>
+          <w:b w:val="0"/>
+          <w:bCs w:val="0"/>
+          <w:color w:val="000000" w:themeColor="text1"/>
+          <w:sz w:val="22"/>
+          <w:szCs w:val="22"/>
+        </w:rPr>
+        <w:t>/* endpoints.</w:t>
       </w:r>
     </w:p>
     <w:p>
@@ -23463,7 +27359,23 @@
                 <w:sz w:val="20"/>
                 <w:szCs w:val="20"/>
               </w:rPr>
-              <w:t>manage.py runserver :8000</w:t>
+              <w:t xml:space="preserve">manage.py </w:t>
+            </w:r>
+            <w:proofErr w:type="spellStart"/>
+            <w:r>
+              <w:rPr>
+                <w:sz w:val="20"/>
+                <w:szCs w:val="20"/>
+              </w:rPr>
+              <w:t>runserver</w:t>
+            </w:r>
+            <w:proofErr w:type="spellEnd"/>
+            <w:r>
+              <w:rPr>
+                <w:sz w:val="20"/>
+                <w:szCs w:val="20"/>
+              </w:rPr>
+              <w:t xml:space="preserve"> :8000</w:t>
             </w:r>
           </w:p>
         </w:tc>
@@ -23488,12 +27400,21 @@
             <w:pPr>
               <w:spacing w:before="30" w:after="30" w:line="250" w:lineRule="auto"/>
             </w:pPr>
-            <w:r>
-              <w:rPr>
-                <w:sz w:val="20"/>
-                <w:szCs w:val="20"/>
-              </w:rPr>
-              <w:t>Gunicorn behind Nginx</w:t>
+            <w:proofErr w:type="spellStart"/>
+            <w:r>
+              <w:rPr>
+                <w:sz w:val="20"/>
+                <w:szCs w:val="20"/>
+              </w:rPr>
+              <w:t>Gunicorn</w:t>
+            </w:r>
+            <w:proofErr w:type="spellEnd"/>
+            <w:r>
+              <w:rPr>
+                <w:sz w:val="20"/>
+                <w:szCs w:val="20"/>
+              </w:rPr>
+              <w:t xml:space="preserve"> behind Nginx</w:t>
             </w:r>
           </w:p>
         </w:tc>
@@ -23672,6 +27593,7 @@
             <w:pPr>
               <w:spacing w:before="30" w:after="30" w:line="250" w:lineRule="auto"/>
             </w:pPr>
+            <w:proofErr w:type="gramStart"/>
             <w:r>
               <w:rPr>
                 <w:sz w:val="20"/>
@@ -23679,6 +27601,7 @@
               </w:rPr>
               <w:t>same-origin</w:t>
             </w:r>
+            <w:proofErr w:type="gramEnd"/>
           </w:p>
         </w:tc>
       </w:tr>
@@ -23794,7 +27717,15 @@
         <w:spacing w:before="80" w:after="80" w:line="300" w:lineRule="auto"/>
       </w:pPr>
       <w:r>
-        <w:t>This section documents the non-trivial algorithms in the system and the foundations of how the code is organized to support them. It is the bridge between the architecture and the line-level implementation.</w:t>
+        <w:t xml:space="preserve">This section documents the non-trivial algorithms in the </w:t>
+      </w:r>
+      <w:proofErr w:type="gramStart"/>
+      <w:r>
+        <w:t>system</w:t>
+      </w:r>
+      <w:proofErr w:type="gramEnd"/>
+      <w:r>
+        <w:t xml:space="preserve"> and the foundations of how the code is organized to support them. It is the bridge between the architecture and the line-level implementation.</w:t>
       </w:r>
     </w:p>
     <w:p>
@@ -23813,7 +27744,31 @@
         <w:spacing w:before="80" w:after="80" w:line="300" w:lineRule="auto"/>
       </w:pPr>
       <w:r>
-        <w:t>Approach. After login, authentication of credentials occurs in the backend and then a token is generated (or retrieved) from get_or_create and returned with the user's role information. The React application stores the token in memory only (never in local storage in order to reduce risk of XSS) with each request carrying an Authentication: Token header. Log out causes the server to delete the token making it invalid. Complexity: O(1).</w:t>
+        <w:t xml:space="preserve">Approach. After login, authentication of credentials occurs in the backend and then a token is generated (or retrieved) from </w:t>
+      </w:r>
+      <w:proofErr w:type="spellStart"/>
+      <w:r>
+        <w:t>get_or_create</w:t>
+      </w:r>
+      <w:proofErr w:type="spellEnd"/>
+      <w:r>
+        <w:t xml:space="preserve"> and returned with the user's role information. The React application stores the token in memory only (never in local storage </w:t>
+      </w:r>
+      <w:proofErr w:type="gramStart"/>
+      <w:r>
+        <w:t>in order to</w:t>
+      </w:r>
+      <w:proofErr w:type="gramEnd"/>
+      <w:r>
+        <w:t xml:space="preserve"> reduce risk of XSS) with each request carrying an Authentication: Token header. Log out causes the server to delete the token making it invalid. Complexity: </w:t>
+      </w:r>
+      <w:proofErr w:type="gramStart"/>
+      <w:r>
+        <w:t>O(</w:t>
+      </w:r>
+      <w:proofErr w:type="gramEnd"/>
+      <w:r>
+        <w:t>1).</w:t>
       </w:r>
     </w:p>
     <w:tbl>
@@ -23908,7 +27863,27 @@
                 <w:sz w:val="16"/>
                 <w:szCs w:val="16"/>
               </w:rPr>
-              <w:t>def api_login(request):</w:t>
+              <w:t xml:space="preserve">def </w:t>
+            </w:r>
+            <w:proofErr w:type="spellStart"/>
+            <w:r>
+              <w:rPr>
+                <w:rFonts w:ascii="Consolas" w:eastAsia="Consolas" w:hAnsi="Consolas" w:cs="Consolas"/>
+                <w:color w:val="1A1A1A"/>
+                <w:sz w:val="16"/>
+                <w:szCs w:val="16"/>
+              </w:rPr>
+              <w:t>api_login</w:t>
+            </w:r>
+            <w:proofErr w:type="spellEnd"/>
+            <w:r>
+              <w:rPr>
+                <w:rFonts w:ascii="Consolas" w:eastAsia="Consolas" w:hAnsi="Consolas" w:cs="Consolas"/>
+                <w:color w:val="1A1A1A"/>
+                <w:sz w:val="16"/>
+                <w:szCs w:val="16"/>
+              </w:rPr>
+              <w:t>(request):</w:t>
             </w:r>
           </w:p>
           <w:p>
@@ -23922,7 +27897,27 @@
                 <w:sz w:val="16"/>
                 <w:szCs w:val="16"/>
               </w:rPr>
-              <w:t xml:space="preserve">    user = authenticate(username=request.data.get('username'),</w:t>
+              <w:t xml:space="preserve">    user = authenticate(username=</w:t>
+            </w:r>
+            <w:proofErr w:type="spellStart"/>
+            <w:r>
+              <w:rPr>
+                <w:rFonts w:ascii="Consolas" w:eastAsia="Consolas" w:hAnsi="Consolas" w:cs="Consolas"/>
+                <w:color w:val="1A1A1A"/>
+                <w:sz w:val="16"/>
+                <w:szCs w:val="16"/>
+              </w:rPr>
+              <w:t>request.data.get</w:t>
+            </w:r>
+            <w:proofErr w:type="spellEnd"/>
+            <w:r>
+              <w:rPr>
+                <w:rFonts w:ascii="Consolas" w:eastAsia="Consolas" w:hAnsi="Consolas" w:cs="Consolas"/>
+                <w:color w:val="1A1A1A"/>
+                <w:sz w:val="16"/>
+                <w:szCs w:val="16"/>
+              </w:rPr>
+              <w:t>('username'),</w:t>
             </w:r>
           </w:p>
           <w:p>
@@ -23936,7 +27931,27 @@
                 <w:sz w:val="16"/>
                 <w:szCs w:val="16"/>
               </w:rPr>
-              <w:t xml:space="preserve">                        password=request.data.get('password'))</w:t>
+              <w:t xml:space="preserve">                        password=</w:t>
+            </w:r>
+            <w:proofErr w:type="spellStart"/>
+            <w:r>
+              <w:rPr>
+                <w:rFonts w:ascii="Consolas" w:eastAsia="Consolas" w:hAnsi="Consolas" w:cs="Consolas"/>
+                <w:color w:val="1A1A1A"/>
+                <w:sz w:val="16"/>
+                <w:szCs w:val="16"/>
+              </w:rPr>
+              <w:t>request.data.get</w:t>
+            </w:r>
+            <w:proofErr w:type="spellEnd"/>
+            <w:r>
+              <w:rPr>
+                <w:rFonts w:ascii="Consolas" w:eastAsia="Consolas" w:hAnsi="Consolas" w:cs="Consolas"/>
+                <w:color w:val="1A1A1A"/>
+                <w:sz w:val="16"/>
+                <w:szCs w:val="16"/>
+              </w:rPr>
+              <w:t>('password'))</w:t>
             </w:r>
           </w:p>
           <w:p>
@@ -23964,7 +27979,27 @@
                 <w:sz w:val="16"/>
                 <w:szCs w:val="16"/>
               </w:rPr>
-              <w:t xml:space="preserve">        return Response({'error': 'Invalid credentials'}, status=401)</w:t>
+              <w:t xml:space="preserve">        return </w:t>
+            </w:r>
+            <w:proofErr w:type="gramStart"/>
+            <w:r>
+              <w:rPr>
+                <w:rFonts w:ascii="Consolas" w:eastAsia="Consolas" w:hAnsi="Consolas" w:cs="Consolas"/>
+                <w:color w:val="1A1A1A"/>
+                <w:sz w:val="16"/>
+                <w:szCs w:val="16"/>
+              </w:rPr>
+              <w:t>Response(</w:t>
+            </w:r>
+            <w:proofErr w:type="gramEnd"/>
+            <w:r>
+              <w:rPr>
+                <w:rFonts w:ascii="Consolas" w:eastAsia="Consolas" w:hAnsi="Consolas" w:cs="Consolas"/>
+                <w:color w:val="1A1A1A"/>
+                <w:sz w:val="16"/>
+                <w:szCs w:val="16"/>
+              </w:rPr>
+              <w:t>{'error': 'Invalid credentials'}, status=401)</w:t>
             </w:r>
           </w:p>
           <w:p>
@@ -23978,7 +28013,27 @@
                 <w:sz w:val="16"/>
                 <w:szCs w:val="16"/>
               </w:rPr>
-              <w:t xml:space="preserve">    token, _ = Token.objects.get_or_create(user=user)</w:t>
+              <w:t xml:space="preserve">    token, _ = </w:t>
+            </w:r>
+            <w:proofErr w:type="spellStart"/>
+            <w:r>
+              <w:rPr>
+                <w:rFonts w:ascii="Consolas" w:eastAsia="Consolas" w:hAnsi="Consolas" w:cs="Consolas"/>
+                <w:color w:val="1A1A1A"/>
+                <w:sz w:val="16"/>
+                <w:szCs w:val="16"/>
+              </w:rPr>
+              <w:t>Token.objects.get_or_create</w:t>
+            </w:r>
+            <w:proofErr w:type="spellEnd"/>
+            <w:r>
+              <w:rPr>
+                <w:rFonts w:ascii="Consolas" w:eastAsia="Consolas" w:hAnsi="Consolas" w:cs="Consolas"/>
+                <w:color w:val="1A1A1A"/>
+                <w:sz w:val="16"/>
+                <w:szCs w:val="16"/>
+              </w:rPr>
+              <w:t>(user=user)</w:t>
             </w:r>
           </w:p>
           <w:p>
@@ -23992,7 +28047,47 @@
                 <w:sz w:val="16"/>
                 <w:szCs w:val="16"/>
               </w:rPr>
-              <w:t xml:space="preserve">    return Response({'token': token.key,</w:t>
+              <w:t xml:space="preserve">    return </w:t>
+            </w:r>
+            <w:proofErr w:type="gramStart"/>
+            <w:r>
+              <w:rPr>
+                <w:rFonts w:ascii="Consolas" w:eastAsia="Consolas" w:hAnsi="Consolas" w:cs="Consolas"/>
+                <w:color w:val="1A1A1A"/>
+                <w:sz w:val="16"/>
+                <w:szCs w:val="16"/>
+              </w:rPr>
+              <w:t>Response(</w:t>
+            </w:r>
+            <w:proofErr w:type="gramEnd"/>
+            <w:r>
+              <w:rPr>
+                <w:rFonts w:ascii="Consolas" w:eastAsia="Consolas" w:hAnsi="Consolas" w:cs="Consolas"/>
+                <w:color w:val="1A1A1A"/>
+                <w:sz w:val="16"/>
+                <w:szCs w:val="16"/>
+              </w:rPr>
+              <w:t xml:space="preserve">{'token': </w:t>
+            </w:r>
+            <w:proofErr w:type="spellStart"/>
+            <w:r>
+              <w:rPr>
+                <w:rFonts w:ascii="Consolas" w:eastAsia="Consolas" w:hAnsi="Consolas" w:cs="Consolas"/>
+                <w:color w:val="1A1A1A"/>
+                <w:sz w:val="16"/>
+                <w:szCs w:val="16"/>
+              </w:rPr>
+              <w:t>token.key</w:t>
+            </w:r>
+            <w:proofErr w:type="spellEnd"/>
+            <w:r>
+              <w:rPr>
+                <w:rFonts w:ascii="Consolas" w:eastAsia="Consolas" w:hAnsi="Consolas" w:cs="Consolas"/>
+                <w:color w:val="1A1A1A"/>
+                <w:sz w:val="16"/>
+                <w:szCs w:val="16"/>
+              </w:rPr>
+              <w:t>,</w:t>
             </w:r>
           </w:p>
           <w:p>
@@ -24006,7 +28101,29 @@
                 <w:sz w:val="16"/>
                 <w:szCs w:val="16"/>
               </w:rPr>
-              <w:t xml:space="preserve">                    'user': {'id': user.id, 'role': user.role,</w:t>
+              <w:t xml:space="preserve">                    'user': {'id': user.id, 'role': </w:t>
+            </w:r>
+            <w:proofErr w:type="spellStart"/>
+            <w:proofErr w:type="gramStart"/>
+            <w:r>
+              <w:rPr>
+                <w:rFonts w:ascii="Consolas" w:eastAsia="Consolas" w:hAnsi="Consolas" w:cs="Consolas"/>
+                <w:color w:val="1A1A1A"/>
+                <w:sz w:val="16"/>
+                <w:szCs w:val="16"/>
+              </w:rPr>
+              <w:t>user.role</w:t>
+            </w:r>
+            <w:proofErr w:type="spellEnd"/>
+            <w:proofErr w:type="gramEnd"/>
+            <w:r>
+              <w:rPr>
+                <w:rFonts w:ascii="Consolas" w:eastAsia="Consolas" w:hAnsi="Consolas" w:cs="Consolas"/>
+                <w:color w:val="1A1A1A"/>
+                <w:sz w:val="16"/>
+                <w:szCs w:val="16"/>
+              </w:rPr>
+              <w:t>,</w:t>
             </w:r>
           </w:p>
           <w:p>
@@ -24020,7 +28137,69 @@
                 <w:sz w:val="16"/>
                 <w:szCs w:val="16"/>
               </w:rPr>
-              <w:t xml:space="preserve">                             'name': user.get_full_name() or user.username}})</w:t>
+              <w:t xml:space="preserve">                             'name': </w:t>
+            </w:r>
+            <w:proofErr w:type="spellStart"/>
+            <w:r>
+              <w:rPr>
+                <w:rFonts w:ascii="Consolas" w:eastAsia="Consolas" w:hAnsi="Consolas" w:cs="Consolas"/>
+                <w:color w:val="1A1A1A"/>
+                <w:sz w:val="16"/>
+                <w:szCs w:val="16"/>
+              </w:rPr>
+              <w:t>user.get_full_</w:t>
+            </w:r>
+            <w:proofErr w:type="gramStart"/>
+            <w:r>
+              <w:rPr>
+                <w:rFonts w:ascii="Consolas" w:eastAsia="Consolas" w:hAnsi="Consolas" w:cs="Consolas"/>
+                <w:color w:val="1A1A1A"/>
+                <w:sz w:val="16"/>
+                <w:szCs w:val="16"/>
+              </w:rPr>
+              <w:t>name</w:t>
+            </w:r>
+            <w:proofErr w:type="spellEnd"/>
+            <w:r>
+              <w:rPr>
+                <w:rFonts w:ascii="Consolas" w:eastAsia="Consolas" w:hAnsi="Consolas" w:cs="Consolas"/>
+                <w:color w:val="1A1A1A"/>
+                <w:sz w:val="16"/>
+                <w:szCs w:val="16"/>
+              </w:rPr>
+              <w:t>(</w:t>
+            </w:r>
+            <w:proofErr w:type="gramEnd"/>
+            <w:r>
+              <w:rPr>
+                <w:rFonts w:ascii="Consolas" w:eastAsia="Consolas" w:hAnsi="Consolas" w:cs="Consolas"/>
+                <w:color w:val="1A1A1A"/>
+                <w:sz w:val="16"/>
+                <w:szCs w:val="16"/>
+              </w:rPr>
+              <w:t xml:space="preserve">) or </w:t>
+            </w:r>
+            <w:proofErr w:type="spellStart"/>
+            <w:proofErr w:type="gramStart"/>
+            <w:r>
+              <w:rPr>
+                <w:rFonts w:ascii="Consolas" w:eastAsia="Consolas" w:hAnsi="Consolas" w:cs="Consolas"/>
+                <w:color w:val="1A1A1A"/>
+                <w:sz w:val="16"/>
+                <w:szCs w:val="16"/>
+              </w:rPr>
+              <w:t>user.username</w:t>
+            </w:r>
+            <w:proofErr w:type="spellEnd"/>
+            <w:proofErr w:type="gramEnd"/>
+            <w:r>
+              <w:rPr>
+                <w:rFonts w:ascii="Consolas" w:eastAsia="Consolas" w:hAnsi="Consolas" w:cs="Consolas"/>
+                <w:color w:val="1A1A1A"/>
+                <w:sz w:val="16"/>
+                <w:szCs w:val="16"/>
+              </w:rPr>
+              <w:t>}})</w:t>
             </w:r>
           </w:p>
         </w:tc>
@@ -24042,7 +28221,31 @@
         <w:spacing w:before="80" w:after="80" w:line="300" w:lineRule="auto"/>
       </w:pPr>
       <w:r>
-        <w:t>Approach. Instead of sprinkling role checks throughout the controllers, all decisions are predicates in permissions.py that accept the user (and the object, for row-level decisions), and return a Boolean. Decisions are a combination of a role test and ownership/department membership test. The matrix documentation (§4.5) and code are tightly coupled, allowing a single deny() function to provide consistent 403s without any indication that a record exists. Complexity: O(1) per decision; department scope is a single integer comparison of a foreign-key id.</w:t>
+        <w:t>Approach. Instead of sprinkling role checks throughout the controllers, all decisions are predicates in permissions.py that accept the user (and the object, for row-level decisions</w:t>
+      </w:r>
+      <w:proofErr w:type="gramStart"/>
+      <w:r>
+        <w:t>), and</w:t>
+      </w:r>
+      <w:proofErr w:type="gramEnd"/>
+      <w:r>
+        <w:t xml:space="preserve"> return a Boolean. Decisions are a combination of a role test and ownership/department membership test. The matrix documentation (§4.5) and code are tightly coupled, allowing a single </w:t>
+      </w:r>
+      <w:proofErr w:type="gramStart"/>
+      <w:r>
+        <w:t>deny(</w:t>
+      </w:r>
+      <w:proofErr w:type="gramEnd"/>
+      <w:r>
+        <w:t xml:space="preserve">) function to provide consistent 403s without any indication that a record exists. Complexity: </w:t>
+      </w:r>
+      <w:proofErr w:type="gramStart"/>
+      <w:r>
+        <w:t>O(</w:t>
+      </w:r>
+      <w:proofErr w:type="gramEnd"/>
+      <w:r>
+        <w:t>1) per decision; department scope is a single integer comparison of a foreign-key id.</w:t>
       </w:r>
     </w:p>
     <w:tbl>
@@ -24123,7 +28326,47 @@
                 <w:sz w:val="16"/>
                 <w:szCs w:val="16"/>
               </w:rPr>
-              <w:t>def can_view_drug_stock(user, stock):</w:t>
+              <w:t xml:space="preserve">def </w:t>
+            </w:r>
+            <w:proofErr w:type="spellStart"/>
+            <w:r>
+              <w:rPr>
+                <w:rFonts w:ascii="Consolas" w:eastAsia="Consolas" w:hAnsi="Consolas" w:cs="Consolas"/>
+                <w:color w:val="1A1A1A"/>
+                <w:sz w:val="16"/>
+                <w:szCs w:val="16"/>
+              </w:rPr>
+              <w:t>can_view_drug_</w:t>
+            </w:r>
+            <w:proofErr w:type="gramStart"/>
+            <w:r>
+              <w:rPr>
+                <w:rFonts w:ascii="Consolas" w:eastAsia="Consolas" w:hAnsi="Consolas" w:cs="Consolas"/>
+                <w:color w:val="1A1A1A"/>
+                <w:sz w:val="16"/>
+                <w:szCs w:val="16"/>
+              </w:rPr>
+              <w:t>stock</w:t>
+            </w:r>
+            <w:proofErr w:type="spellEnd"/>
+            <w:r>
+              <w:rPr>
+                <w:rFonts w:ascii="Consolas" w:eastAsia="Consolas" w:hAnsi="Consolas" w:cs="Consolas"/>
+                <w:color w:val="1A1A1A"/>
+                <w:sz w:val="16"/>
+                <w:szCs w:val="16"/>
+              </w:rPr>
+              <w:t>(</w:t>
+            </w:r>
+            <w:proofErr w:type="gramEnd"/>
+            <w:r>
+              <w:rPr>
+                <w:rFonts w:ascii="Consolas" w:eastAsia="Consolas" w:hAnsi="Consolas" w:cs="Consolas"/>
+                <w:color w:val="1A1A1A"/>
+                <w:sz w:val="16"/>
+                <w:szCs w:val="16"/>
+              </w:rPr>
+              <w:t>user, stock):</w:t>
             </w:r>
           </w:p>
           <w:p>
@@ -24137,7 +28380,27 @@
                 <w:sz w:val="16"/>
                 <w:szCs w:val="16"/>
               </w:rPr>
-              <w:t xml:space="preserve">    if not user.is_authenticated:</w:t>
+              <w:t xml:space="preserve">    if not </w:t>
+            </w:r>
+            <w:proofErr w:type="spellStart"/>
+            <w:r>
+              <w:rPr>
+                <w:rFonts w:ascii="Consolas" w:eastAsia="Consolas" w:hAnsi="Consolas" w:cs="Consolas"/>
+                <w:color w:val="1A1A1A"/>
+                <w:sz w:val="16"/>
+                <w:szCs w:val="16"/>
+              </w:rPr>
+              <w:t>user.is_authenticated</w:t>
+            </w:r>
+            <w:proofErr w:type="spellEnd"/>
+            <w:r>
+              <w:rPr>
+                <w:rFonts w:ascii="Consolas" w:eastAsia="Consolas" w:hAnsi="Consolas" w:cs="Consolas"/>
+                <w:color w:val="1A1A1A"/>
+                <w:sz w:val="16"/>
+                <w:szCs w:val="16"/>
+              </w:rPr>
+              <w:t>:</w:t>
             </w:r>
           </w:p>
           <w:p>
@@ -24165,7 +28428,49 @@
                 <w:sz w:val="16"/>
                 <w:szCs w:val="16"/>
               </w:rPr>
-              <w:t xml:space="preserve">    if user.is_superuser or user.role in ('ADMIN','PHARMACIST','MANAGEMENT'):</w:t>
+              <w:t xml:space="preserve">    if </w:t>
+            </w:r>
+            <w:proofErr w:type="spellStart"/>
+            <w:r>
+              <w:rPr>
+                <w:rFonts w:ascii="Consolas" w:eastAsia="Consolas" w:hAnsi="Consolas" w:cs="Consolas"/>
+                <w:color w:val="1A1A1A"/>
+                <w:sz w:val="16"/>
+                <w:szCs w:val="16"/>
+              </w:rPr>
+              <w:t>user.is_superuser</w:t>
+            </w:r>
+            <w:proofErr w:type="spellEnd"/>
+            <w:r>
+              <w:rPr>
+                <w:rFonts w:ascii="Consolas" w:eastAsia="Consolas" w:hAnsi="Consolas" w:cs="Consolas"/>
+                <w:color w:val="1A1A1A"/>
+                <w:sz w:val="16"/>
+                <w:szCs w:val="16"/>
+              </w:rPr>
+              <w:t xml:space="preserve"> or </w:t>
+            </w:r>
+            <w:proofErr w:type="spellStart"/>
+            <w:proofErr w:type="gramStart"/>
+            <w:r>
+              <w:rPr>
+                <w:rFonts w:ascii="Consolas" w:eastAsia="Consolas" w:hAnsi="Consolas" w:cs="Consolas"/>
+                <w:color w:val="1A1A1A"/>
+                <w:sz w:val="16"/>
+                <w:szCs w:val="16"/>
+              </w:rPr>
+              <w:t>user.role</w:t>
+            </w:r>
+            <w:proofErr w:type="spellEnd"/>
+            <w:proofErr w:type="gramEnd"/>
+            <w:r>
+              <w:rPr>
+                <w:rFonts w:ascii="Consolas" w:eastAsia="Consolas" w:hAnsi="Consolas" w:cs="Consolas"/>
+                <w:color w:val="1A1A1A"/>
+                <w:sz w:val="16"/>
+                <w:szCs w:val="16"/>
+              </w:rPr>
+              <w:t xml:space="preserve"> in ('ADMIN','PHARMACIST','MANAGEMENT'):</w:t>
             </w:r>
           </w:p>
           <w:p>
@@ -24193,7 +28498,29 @@
                 <w:sz w:val="16"/>
                 <w:szCs w:val="16"/>
               </w:rPr>
-              <w:t xml:space="preserve">    if user.role == 'DOCTOR':</w:t>
+              <w:t xml:space="preserve">    if </w:t>
+            </w:r>
+            <w:proofErr w:type="spellStart"/>
+            <w:proofErr w:type="gramStart"/>
+            <w:r>
+              <w:rPr>
+                <w:rFonts w:ascii="Consolas" w:eastAsia="Consolas" w:hAnsi="Consolas" w:cs="Consolas"/>
+                <w:color w:val="1A1A1A"/>
+                <w:sz w:val="16"/>
+                <w:szCs w:val="16"/>
+              </w:rPr>
+              <w:t>user.role</w:t>
+            </w:r>
+            <w:proofErr w:type="spellEnd"/>
+            <w:proofErr w:type="gramEnd"/>
+            <w:r>
+              <w:rPr>
+                <w:rFonts w:ascii="Consolas" w:eastAsia="Consolas" w:hAnsi="Consolas" w:cs="Consolas"/>
+                <w:color w:val="1A1A1A"/>
+                <w:sz w:val="16"/>
+                <w:szCs w:val="16"/>
+              </w:rPr>
+              <w:t xml:space="preserve"> == 'DOCTOR':</w:t>
             </w:r>
           </w:p>
           <w:p>
@@ -24207,7 +28534,58 @@
                 <w:sz w:val="16"/>
                 <w:szCs w:val="16"/>
               </w:rPr>
-              <w:t xml:space="preserve">        doc = getattr(user, 'doctor_profile', None)</w:t>
+              <w:t xml:space="preserve">        doc = </w:t>
+            </w:r>
+            <w:proofErr w:type="spellStart"/>
+            <w:proofErr w:type="gramStart"/>
+            <w:r>
+              <w:rPr>
+                <w:rFonts w:ascii="Consolas" w:eastAsia="Consolas" w:hAnsi="Consolas" w:cs="Consolas"/>
+                <w:color w:val="1A1A1A"/>
+                <w:sz w:val="16"/>
+                <w:szCs w:val="16"/>
+              </w:rPr>
+              <w:t>getattr</w:t>
+            </w:r>
+            <w:proofErr w:type="spellEnd"/>
+            <w:r>
+              <w:rPr>
+                <w:rFonts w:ascii="Consolas" w:eastAsia="Consolas" w:hAnsi="Consolas" w:cs="Consolas"/>
+                <w:color w:val="1A1A1A"/>
+                <w:sz w:val="16"/>
+                <w:szCs w:val="16"/>
+              </w:rPr>
+              <w:t>(</w:t>
+            </w:r>
+            <w:proofErr w:type="gramEnd"/>
+            <w:r>
+              <w:rPr>
+                <w:rFonts w:ascii="Consolas" w:eastAsia="Consolas" w:hAnsi="Consolas" w:cs="Consolas"/>
+                <w:color w:val="1A1A1A"/>
+                <w:sz w:val="16"/>
+                <w:szCs w:val="16"/>
+              </w:rPr>
+              <w:t>user, '</w:t>
+            </w:r>
+            <w:proofErr w:type="spellStart"/>
+            <w:r>
+              <w:rPr>
+                <w:rFonts w:ascii="Consolas" w:eastAsia="Consolas" w:hAnsi="Consolas" w:cs="Consolas"/>
+                <w:color w:val="1A1A1A"/>
+                <w:sz w:val="16"/>
+                <w:szCs w:val="16"/>
+              </w:rPr>
+              <w:t>doctor_profile</w:t>
+            </w:r>
+            <w:proofErr w:type="spellEnd"/>
+            <w:r>
+              <w:rPr>
+                <w:rFonts w:ascii="Consolas" w:eastAsia="Consolas" w:hAnsi="Consolas" w:cs="Consolas"/>
+                <w:color w:val="1A1A1A"/>
+                <w:sz w:val="16"/>
+                <w:szCs w:val="16"/>
+              </w:rPr>
+              <w:t>', None)</w:t>
             </w:r>
           </w:p>
           <w:p>
@@ -24221,8 +28599,61 @@
                 <w:sz w:val="16"/>
                 <w:szCs w:val="16"/>
               </w:rPr>
-              <w:t xml:space="preserve">        return doc is not None and stock.department_id == doc.department_id</w:t>
-            </w:r>
+              <w:t xml:space="preserve">        return doc is not None and </w:t>
+            </w:r>
+            <w:proofErr w:type="spellStart"/>
+            <w:proofErr w:type="gramStart"/>
+            <w:r>
+              <w:rPr>
+                <w:rFonts w:ascii="Consolas" w:eastAsia="Consolas" w:hAnsi="Consolas" w:cs="Consolas"/>
+                <w:color w:val="1A1A1A"/>
+                <w:sz w:val="16"/>
+                <w:szCs w:val="16"/>
+              </w:rPr>
+              <w:t>stock.department</w:t>
+            </w:r>
+            <w:proofErr w:type="gramEnd"/>
+            <w:r>
+              <w:rPr>
+                <w:rFonts w:ascii="Consolas" w:eastAsia="Consolas" w:hAnsi="Consolas" w:cs="Consolas"/>
+                <w:color w:val="1A1A1A"/>
+                <w:sz w:val="16"/>
+                <w:szCs w:val="16"/>
+              </w:rPr>
+              <w:t>_id</w:t>
+            </w:r>
+            <w:proofErr w:type="spellEnd"/>
+            <w:r>
+              <w:rPr>
+                <w:rFonts w:ascii="Consolas" w:eastAsia="Consolas" w:hAnsi="Consolas" w:cs="Consolas"/>
+                <w:color w:val="1A1A1A"/>
+                <w:sz w:val="16"/>
+                <w:szCs w:val="16"/>
+              </w:rPr>
+              <w:t xml:space="preserve"> == </w:t>
+            </w:r>
+            <w:proofErr w:type="spellStart"/>
+            <w:proofErr w:type="gramStart"/>
+            <w:r>
+              <w:rPr>
+                <w:rFonts w:ascii="Consolas" w:eastAsia="Consolas" w:hAnsi="Consolas" w:cs="Consolas"/>
+                <w:color w:val="1A1A1A"/>
+                <w:sz w:val="16"/>
+                <w:szCs w:val="16"/>
+              </w:rPr>
+              <w:t>doc.department</w:t>
+            </w:r>
+            <w:proofErr w:type="gramEnd"/>
+            <w:r>
+              <w:rPr>
+                <w:rFonts w:ascii="Consolas" w:eastAsia="Consolas" w:hAnsi="Consolas" w:cs="Consolas"/>
+                <w:color w:val="1A1A1A"/>
+                <w:sz w:val="16"/>
+                <w:szCs w:val="16"/>
+              </w:rPr>
+              <w:t>_id</w:t>
+            </w:r>
+            <w:proofErr w:type="spellEnd"/>
           </w:p>
           <w:p>
             <w:pPr>
@@ -24235,7 +28666,29 @@
                 <w:sz w:val="16"/>
                 <w:szCs w:val="16"/>
               </w:rPr>
-              <w:t xml:space="preserve">    if user.role == 'NURSE':</w:t>
+              <w:t xml:space="preserve">    if </w:t>
+            </w:r>
+            <w:proofErr w:type="spellStart"/>
+            <w:proofErr w:type="gramStart"/>
+            <w:r>
+              <w:rPr>
+                <w:rFonts w:ascii="Consolas" w:eastAsia="Consolas" w:hAnsi="Consolas" w:cs="Consolas"/>
+                <w:color w:val="1A1A1A"/>
+                <w:sz w:val="16"/>
+                <w:szCs w:val="16"/>
+              </w:rPr>
+              <w:t>user.role</w:t>
+            </w:r>
+            <w:proofErr w:type="spellEnd"/>
+            <w:proofErr w:type="gramEnd"/>
+            <w:r>
+              <w:rPr>
+                <w:rFonts w:ascii="Consolas" w:eastAsia="Consolas" w:hAnsi="Consolas" w:cs="Consolas"/>
+                <w:color w:val="1A1A1A"/>
+                <w:sz w:val="16"/>
+                <w:szCs w:val="16"/>
+              </w:rPr>
+              <w:t xml:space="preserve"> == 'NURSE':</w:t>
             </w:r>
           </w:p>
           <w:p>
@@ -24249,7 +28702,58 @@
                 <w:sz w:val="16"/>
                 <w:szCs w:val="16"/>
               </w:rPr>
-              <w:t xml:space="preserve">        nurse = getattr(user, 'nurse_profile', None)</w:t>
+              <w:t xml:space="preserve">        nurse = </w:t>
+            </w:r>
+            <w:proofErr w:type="spellStart"/>
+            <w:proofErr w:type="gramStart"/>
+            <w:r>
+              <w:rPr>
+                <w:rFonts w:ascii="Consolas" w:eastAsia="Consolas" w:hAnsi="Consolas" w:cs="Consolas"/>
+                <w:color w:val="1A1A1A"/>
+                <w:sz w:val="16"/>
+                <w:szCs w:val="16"/>
+              </w:rPr>
+              <w:t>getattr</w:t>
+            </w:r>
+            <w:proofErr w:type="spellEnd"/>
+            <w:r>
+              <w:rPr>
+                <w:rFonts w:ascii="Consolas" w:eastAsia="Consolas" w:hAnsi="Consolas" w:cs="Consolas"/>
+                <w:color w:val="1A1A1A"/>
+                <w:sz w:val="16"/>
+                <w:szCs w:val="16"/>
+              </w:rPr>
+              <w:t>(</w:t>
+            </w:r>
+            <w:proofErr w:type="gramEnd"/>
+            <w:r>
+              <w:rPr>
+                <w:rFonts w:ascii="Consolas" w:eastAsia="Consolas" w:hAnsi="Consolas" w:cs="Consolas"/>
+                <w:color w:val="1A1A1A"/>
+                <w:sz w:val="16"/>
+                <w:szCs w:val="16"/>
+              </w:rPr>
+              <w:t>user, '</w:t>
+            </w:r>
+            <w:proofErr w:type="spellStart"/>
+            <w:r>
+              <w:rPr>
+                <w:rFonts w:ascii="Consolas" w:eastAsia="Consolas" w:hAnsi="Consolas" w:cs="Consolas"/>
+                <w:color w:val="1A1A1A"/>
+                <w:sz w:val="16"/>
+                <w:szCs w:val="16"/>
+              </w:rPr>
+              <w:t>nurse_profile</w:t>
+            </w:r>
+            <w:proofErr w:type="spellEnd"/>
+            <w:r>
+              <w:rPr>
+                <w:rFonts w:ascii="Consolas" w:eastAsia="Consolas" w:hAnsi="Consolas" w:cs="Consolas"/>
+                <w:color w:val="1A1A1A"/>
+                <w:sz w:val="16"/>
+                <w:szCs w:val="16"/>
+              </w:rPr>
+              <w:t>', None)</w:t>
             </w:r>
           </w:p>
           <w:p>
@@ -24263,7 +28767,58 @@
                 <w:sz w:val="16"/>
                 <w:szCs w:val="16"/>
               </w:rPr>
-              <w:t xml:space="preserve">        return nurse is not None and stock.department_id == nurse.department_id</w:t>
+              <w:t xml:space="preserve">        return nurse is not None and </w:t>
+            </w:r>
+            <w:proofErr w:type="spellStart"/>
+            <w:proofErr w:type="gramStart"/>
+            <w:r>
+              <w:rPr>
+                <w:rFonts w:ascii="Consolas" w:eastAsia="Consolas" w:hAnsi="Consolas" w:cs="Consolas"/>
+                <w:color w:val="1A1A1A"/>
+                <w:sz w:val="16"/>
+                <w:szCs w:val="16"/>
+              </w:rPr>
+              <w:t>stock.department</w:t>
+            </w:r>
+            <w:proofErr w:type="gramEnd"/>
+            <w:r>
+              <w:rPr>
+                <w:rFonts w:ascii="Consolas" w:eastAsia="Consolas" w:hAnsi="Consolas" w:cs="Consolas"/>
+                <w:color w:val="1A1A1A"/>
+                <w:sz w:val="16"/>
+                <w:szCs w:val="16"/>
+              </w:rPr>
+              <w:t>_id</w:t>
+            </w:r>
+            <w:proofErr w:type="spellEnd"/>
+            <w:r>
+              <w:rPr>
+                <w:rFonts w:ascii="Consolas" w:eastAsia="Consolas" w:hAnsi="Consolas" w:cs="Consolas"/>
+                <w:color w:val="1A1A1A"/>
+                <w:sz w:val="16"/>
+                <w:szCs w:val="16"/>
+              </w:rPr>
+              <w:t xml:space="preserve"> == </w:t>
+            </w:r>
+            <w:proofErr w:type="gramStart"/>
+            <w:r>
+              <w:rPr>
+                <w:rFonts w:ascii="Consolas" w:eastAsia="Consolas" w:hAnsi="Consolas" w:cs="Consolas"/>
+                <w:color w:val="1A1A1A"/>
+                <w:sz w:val="16"/>
+                <w:szCs w:val="16"/>
+              </w:rPr>
+              <w:t>nurse.department</w:t>
+            </w:r>
+            <w:proofErr w:type="gramEnd"/>
+            <w:r>
+              <w:rPr>
+                <w:rFonts w:ascii="Consolas" w:eastAsia="Consolas" w:hAnsi="Consolas" w:cs="Consolas"/>
+                <w:color w:val="1A1A1A"/>
+                <w:sz w:val="16"/>
+                <w:szCs w:val="16"/>
+              </w:rPr>
+              <w:t>_id</w:t>
             </w:r>
           </w:p>
           <w:p>
@@ -24315,7 +28870,95 @@
           <w:sz w:val="22"/>
           <w:szCs w:val="22"/>
         </w:rPr>
-        <w:t xml:space="preserve">Approach. User.phone and Patient.address are encrypted with Fernet (which is AES-128-CBC with an HMAC-SHA256 signature) through the use of django-encrypted-model-fields. These fields will be automatically encrypted when writing and decrypted upon retrieval using a secret key provided by FIELD_ENCRYPTION_KEY. Since Fernet encrypts each write with a different randomly generated initialization vector, the encryption </w:t>
+        <w:t xml:space="preserve">Approach. </w:t>
+      </w:r>
+      <w:proofErr w:type="spellStart"/>
+      <w:r>
+        <w:rPr>
+          <w:b w:val="0"/>
+          <w:bCs w:val="0"/>
+          <w:color w:val="000000" w:themeColor="text1"/>
+          <w:sz w:val="22"/>
+          <w:szCs w:val="22"/>
+        </w:rPr>
+        <w:t>User.phone</w:t>
+      </w:r>
+      <w:proofErr w:type="spellEnd"/>
+      <w:r>
+        <w:rPr>
+          <w:b w:val="0"/>
+          <w:bCs w:val="0"/>
+          <w:color w:val="000000" w:themeColor="text1"/>
+          <w:sz w:val="22"/>
+          <w:szCs w:val="22"/>
+        </w:rPr>
+        <w:t xml:space="preserve"> and </w:t>
+      </w:r>
+      <w:proofErr w:type="spellStart"/>
+      <w:r>
+        <w:rPr>
+          <w:b w:val="0"/>
+          <w:bCs w:val="0"/>
+          <w:color w:val="000000" w:themeColor="text1"/>
+          <w:sz w:val="22"/>
+          <w:szCs w:val="22"/>
+        </w:rPr>
+        <w:t>Patient.address</w:t>
+      </w:r>
+      <w:proofErr w:type="spellEnd"/>
+      <w:r>
+        <w:rPr>
+          <w:b w:val="0"/>
+          <w:bCs w:val="0"/>
+          <w:color w:val="000000" w:themeColor="text1"/>
+          <w:sz w:val="22"/>
+          <w:szCs w:val="22"/>
+        </w:rPr>
+        <w:t xml:space="preserve"> are encrypted with Fernet (which is AES-128-CBC with an HMAC-SHA256 signature) </w:t>
+      </w:r>
+      <w:proofErr w:type="gramStart"/>
+      <w:r>
+        <w:rPr>
+          <w:b w:val="0"/>
+          <w:bCs w:val="0"/>
+          <w:color w:val="000000" w:themeColor="text1"/>
+          <w:sz w:val="22"/>
+          <w:szCs w:val="22"/>
+        </w:rPr>
+        <w:t>through the use of</w:t>
+      </w:r>
+      <w:proofErr w:type="gramEnd"/>
+      <w:r>
+        <w:rPr>
+          <w:b w:val="0"/>
+          <w:bCs w:val="0"/>
+          <w:color w:val="000000" w:themeColor="text1"/>
+          <w:sz w:val="22"/>
+          <w:szCs w:val="22"/>
+        </w:rPr>
+        <w:t xml:space="preserve"> </w:t>
+      </w:r>
+      <w:proofErr w:type="spellStart"/>
+      <w:r>
+        <w:rPr>
+          <w:b w:val="0"/>
+          <w:bCs w:val="0"/>
+          <w:color w:val="000000" w:themeColor="text1"/>
+          <w:sz w:val="22"/>
+          <w:szCs w:val="22"/>
+        </w:rPr>
+        <w:t>django</w:t>
+      </w:r>
+      <w:proofErr w:type="spellEnd"/>
+      <w:r>
+        <w:rPr>
+          <w:b w:val="0"/>
+          <w:bCs w:val="0"/>
+          <w:color w:val="000000" w:themeColor="text1"/>
+          <w:sz w:val="22"/>
+          <w:szCs w:val="22"/>
+        </w:rPr>
+        <w:t xml:space="preserve">-encrypted-model-fields. These fields will be automatically encrypted when writing and decrypted upon retrieval using a secret key provided by FIELD_ENCRYPTION_KEY. Since Fernet encrypts each write with a different randomly generated initialization vector, the encryption </w:t>
       </w:r>
       <w:r>
         <w:rPr>
@@ -24344,7 +28987,23 @@
         <w:spacing w:before="80" w:after="80" w:line="300" w:lineRule="auto"/>
       </w:pPr>
       <w:r>
-        <w:t>Problem statement: Given a doctor and a particular date, generate the bookable times. Approach: Select the windows from the active availability of the doctor whose weekday equals the date provided. Expand the window [start_time, end_time) into discrete intervals of size slot minutes. Remove all times that have been booked by the doctor on that day except canceled appointments. This results in the set difference of available slots and booked slots. Complexity: O(W*S+A), where W is the number of windows for a particular weekday, S is the number of slots, and A is the appointments.</w:t>
+        <w:t>Problem statement: Given a doctor and a particular date, generate the bookable times. Approach: Select the windows from the active availability of the doctor whose weekday equals the date provided. Expand the window [</w:t>
+      </w:r>
+      <w:proofErr w:type="spellStart"/>
+      <w:r>
+        <w:t>start_time</w:t>
+      </w:r>
+      <w:proofErr w:type="spellEnd"/>
+      <w:r>
+        <w:t xml:space="preserve">, </w:t>
+      </w:r>
+      <w:proofErr w:type="spellStart"/>
+      <w:r>
+        <w:t>end_time</w:t>
+      </w:r>
+      <w:proofErr w:type="spellEnd"/>
+      <w:r>
+        <w:t>) into discrete intervals of size slot minutes. Remove all times that have been booked by the doctor on that day except canceled appointments. This results in the set difference of available slots and booked slots. Complexity: O(W*S+A), where W is the number of windows for a particular weekday, S is the number of slots, and A is the appointments.</w:t>
       </w:r>
     </w:p>
     <w:tbl>
@@ -24411,21 +29070,92 @@
                 <w:sz w:val="16"/>
                 <w:szCs w:val="16"/>
               </w:rPr>
-              <w:t># Slot generation (GET /api/doctors/&lt;id&gt;/slots/?date=YYYY-MM-DD)</w:t>
+              <w:t># Slot generation (GET /</w:t>
+            </w:r>
+            <w:proofErr w:type="spellStart"/>
+            <w:r>
+              <w:rPr>
+                <w:rFonts w:ascii="Consolas" w:eastAsia="Consolas" w:hAnsi="Consolas" w:cs="Consolas"/>
+                <w:color w:val="1A1A1A"/>
+                <w:sz w:val="16"/>
+                <w:szCs w:val="16"/>
+              </w:rPr>
+              <w:t>api</w:t>
+            </w:r>
+            <w:proofErr w:type="spellEnd"/>
+            <w:r>
+              <w:rPr>
+                <w:rFonts w:ascii="Consolas" w:eastAsia="Consolas" w:hAnsi="Consolas" w:cs="Consolas"/>
+                <w:color w:val="1A1A1A"/>
+                <w:sz w:val="16"/>
+                <w:szCs w:val="16"/>
+              </w:rPr>
+              <w:t>/doctors/&lt;id&gt;/slots/?date=YYYY-MM-DD)</w:t>
             </w:r>
           </w:p>
           <w:p>
             <w:pPr>
               <w:spacing w:line="230" w:lineRule="auto"/>
             </w:pPr>
-            <w:r>
-              <w:rPr>
-                <w:rFonts w:ascii="Consolas" w:eastAsia="Consolas" w:hAnsi="Consolas" w:cs="Consolas"/>
-                <w:color w:val="1A1A1A"/>
-                <w:sz w:val="16"/>
-                <w:szCs w:val="16"/>
-              </w:rPr>
-              <w:t>target  = parse_date(request.GET['date'])</w:t>
+            <w:proofErr w:type="gramStart"/>
+            <w:r>
+              <w:rPr>
+                <w:rFonts w:ascii="Consolas" w:eastAsia="Consolas" w:hAnsi="Consolas" w:cs="Consolas"/>
+                <w:color w:val="1A1A1A"/>
+                <w:sz w:val="16"/>
+                <w:szCs w:val="16"/>
+              </w:rPr>
+              <w:t>target  =</w:t>
+            </w:r>
+            <w:proofErr w:type="gramEnd"/>
+            <w:r>
+              <w:rPr>
+                <w:rFonts w:ascii="Consolas" w:eastAsia="Consolas" w:hAnsi="Consolas" w:cs="Consolas"/>
+                <w:color w:val="1A1A1A"/>
+                <w:sz w:val="16"/>
+                <w:szCs w:val="16"/>
+              </w:rPr>
+              <w:t xml:space="preserve"> </w:t>
+            </w:r>
+            <w:proofErr w:type="spellStart"/>
+            <w:r>
+              <w:rPr>
+                <w:rFonts w:ascii="Consolas" w:eastAsia="Consolas" w:hAnsi="Consolas" w:cs="Consolas"/>
+                <w:color w:val="1A1A1A"/>
+                <w:sz w:val="16"/>
+                <w:szCs w:val="16"/>
+              </w:rPr>
+              <w:t>parse_date</w:t>
+            </w:r>
+            <w:proofErr w:type="spellEnd"/>
+            <w:r>
+              <w:rPr>
+                <w:rFonts w:ascii="Consolas" w:eastAsia="Consolas" w:hAnsi="Consolas" w:cs="Consolas"/>
+                <w:color w:val="1A1A1A"/>
+                <w:sz w:val="16"/>
+                <w:szCs w:val="16"/>
+              </w:rPr>
+              <w:t>(</w:t>
+            </w:r>
+            <w:proofErr w:type="spellStart"/>
+            <w:r>
+              <w:rPr>
+                <w:rFonts w:ascii="Consolas" w:eastAsia="Consolas" w:hAnsi="Consolas" w:cs="Consolas"/>
+                <w:color w:val="1A1A1A"/>
+                <w:sz w:val="16"/>
+                <w:szCs w:val="16"/>
+              </w:rPr>
+              <w:t>request.GET</w:t>
+            </w:r>
+            <w:proofErr w:type="spellEnd"/>
+            <w:r>
+              <w:rPr>
+                <w:rFonts w:ascii="Consolas" w:eastAsia="Consolas" w:hAnsi="Consolas" w:cs="Consolas"/>
+                <w:color w:val="1A1A1A"/>
+                <w:sz w:val="16"/>
+                <w:szCs w:val="16"/>
+              </w:rPr>
+              <w:t>['date'])</w:t>
             </w:r>
           </w:p>
           <w:p>
@@ -24439,7 +29169,38 @@
                 <w:sz w:val="16"/>
                 <w:szCs w:val="16"/>
               </w:rPr>
-              <w:t>weekday = target.weekday()                       # Mon=0 … Sun=6</w:t>
+              <w:t xml:space="preserve">weekday = </w:t>
+            </w:r>
+            <w:proofErr w:type="spellStart"/>
+            <w:proofErr w:type="gramStart"/>
+            <w:r>
+              <w:rPr>
+                <w:rFonts w:ascii="Consolas" w:eastAsia="Consolas" w:hAnsi="Consolas" w:cs="Consolas"/>
+                <w:color w:val="1A1A1A"/>
+                <w:sz w:val="16"/>
+                <w:szCs w:val="16"/>
+              </w:rPr>
+              <w:t>target.weekday</w:t>
+            </w:r>
+            <w:proofErr w:type="spellEnd"/>
+            <w:r>
+              <w:rPr>
+                <w:rFonts w:ascii="Consolas" w:eastAsia="Consolas" w:hAnsi="Consolas" w:cs="Consolas"/>
+                <w:color w:val="1A1A1A"/>
+                <w:sz w:val="16"/>
+                <w:szCs w:val="16"/>
+              </w:rPr>
+              <w:t xml:space="preserve">()   </w:t>
+            </w:r>
+            <w:proofErr w:type="gramEnd"/>
+            <w:r>
+              <w:rPr>
+                <w:rFonts w:ascii="Consolas" w:eastAsia="Consolas" w:hAnsi="Consolas" w:cs="Consolas"/>
+                <w:color w:val="1A1A1A"/>
+                <w:sz w:val="16"/>
+                <w:szCs w:val="16"/>
+              </w:rPr>
+              <w:t xml:space="preserve">                    # Mon=0 … Sun=6</w:t>
             </w:r>
           </w:p>
           <w:p>
@@ -24453,7 +29214,29 @@
                 <w:sz w:val="16"/>
                 <w:szCs w:val="16"/>
               </w:rPr>
-              <w:t>windows = DoctorAvailability.objects.filter(</w:t>
+              <w:t xml:space="preserve">windows = </w:t>
+            </w:r>
+            <w:proofErr w:type="spellStart"/>
+            <w:proofErr w:type="gramStart"/>
+            <w:r>
+              <w:rPr>
+                <w:rFonts w:ascii="Consolas" w:eastAsia="Consolas" w:hAnsi="Consolas" w:cs="Consolas"/>
+                <w:color w:val="1A1A1A"/>
+                <w:sz w:val="16"/>
+                <w:szCs w:val="16"/>
+              </w:rPr>
+              <w:t>DoctorAvailability.objects.filter</w:t>
+            </w:r>
+            <w:proofErr w:type="spellEnd"/>
+            <w:proofErr w:type="gramEnd"/>
+            <w:r>
+              <w:rPr>
+                <w:rFonts w:ascii="Consolas" w:eastAsia="Consolas" w:hAnsi="Consolas" w:cs="Consolas"/>
+                <w:color w:val="1A1A1A"/>
+                <w:sz w:val="16"/>
+                <w:szCs w:val="16"/>
+              </w:rPr>
+              <w:t>(</w:t>
             </w:r>
           </w:p>
           <w:p>
@@ -24467,7 +29250,47 @@
                 <w:sz w:val="16"/>
                 <w:szCs w:val="16"/>
               </w:rPr>
-              <w:t xml:space="preserve">            doctor_id=doctor_id, weekday=weekday, active=True)</w:t>
+              <w:t xml:space="preserve">            </w:t>
+            </w:r>
+            <w:proofErr w:type="spellStart"/>
+            <w:r>
+              <w:rPr>
+                <w:rFonts w:ascii="Consolas" w:eastAsia="Consolas" w:hAnsi="Consolas" w:cs="Consolas"/>
+                <w:color w:val="1A1A1A"/>
+                <w:sz w:val="16"/>
+                <w:szCs w:val="16"/>
+              </w:rPr>
+              <w:t>doctor_id</w:t>
+            </w:r>
+            <w:proofErr w:type="spellEnd"/>
+            <w:r>
+              <w:rPr>
+                <w:rFonts w:ascii="Consolas" w:eastAsia="Consolas" w:hAnsi="Consolas" w:cs="Consolas"/>
+                <w:color w:val="1A1A1A"/>
+                <w:sz w:val="16"/>
+                <w:szCs w:val="16"/>
+              </w:rPr>
+              <w:t>=</w:t>
+            </w:r>
+            <w:proofErr w:type="spellStart"/>
+            <w:r>
+              <w:rPr>
+                <w:rFonts w:ascii="Consolas" w:eastAsia="Consolas" w:hAnsi="Consolas" w:cs="Consolas"/>
+                <w:color w:val="1A1A1A"/>
+                <w:sz w:val="16"/>
+                <w:szCs w:val="16"/>
+              </w:rPr>
+              <w:t>doctor_id</w:t>
+            </w:r>
+            <w:proofErr w:type="spellEnd"/>
+            <w:r>
+              <w:rPr>
+                <w:rFonts w:ascii="Consolas" w:eastAsia="Consolas" w:hAnsi="Consolas" w:cs="Consolas"/>
+                <w:color w:val="1A1A1A"/>
+                <w:sz w:val="16"/>
+                <w:szCs w:val="16"/>
+              </w:rPr>
+              <w:t>, weekday=weekday, active=True)</w:t>
             </w:r>
           </w:p>
           <w:p>
@@ -24523,7 +29346,60 @@
                 <w:sz w:val="16"/>
                 <w:szCs w:val="16"/>
               </w:rPr>
-              <w:t xml:space="preserve">    t   = datetime.combine(target, w.start_time)</w:t>
+              <w:t xml:space="preserve">    t   = </w:t>
+            </w:r>
+            <w:proofErr w:type="spellStart"/>
+            <w:proofErr w:type="gramStart"/>
+            <w:r>
+              <w:rPr>
+                <w:rFonts w:ascii="Consolas" w:eastAsia="Consolas" w:hAnsi="Consolas" w:cs="Consolas"/>
+                <w:color w:val="1A1A1A"/>
+                <w:sz w:val="16"/>
+                <w:szCs w:val="16"/>
+              </w:rPr>
+              <w:t>datetime.combine</w:t>
+            </w:r>
+            <w:proofErr w:type="spellEnd"/>
+            <w:proofErr w:type="gramEnd"/>
+            <w:r>
+              <w:rPr>
+                <w:rFonts w:ascii="Consolas" w:eastAsia="Consolas" w:hAnsi="Consolas" w:cs="Consolas"/>
+                <w:color w:val="1A1A1A"/>
+                <w:sz w:val="16"/>
+                <w:szCs w:val="16"/>
+              </w:rPr>
+              <w:t xml:space="preserve">(target, </w:t>
+            </w:r>
+            <w:proofErr w:type="spellStart"/>
+            <w:proofErr w:type="gramStart"/>
+            <w:r>
+              <w:rPr>
+                <w:rFonts w:ascii="Consolas" w:eastAsia="Consolas" w:hAnsi="Consolas" w:cs="Consolas"/>
+                <w:color w:val="1A1A1A"/>
+                <w:sz w:val="16"/>
+                <w:szCs w:val="16"/>
+              </w:rPr>
+              <w:t>w.start</w:t>
+            </w:r>
+            <w:proofErr w:type="gramEnd"/>
+            <w:r>
+              <w:rPr>
+                <w:rFonts w:ascii="Consolas" w:eastAsia="Consolas" w:hAnsi="Consolas" w:cs="Consolas"/>
+                <w:color w:val="1A1A1A"/>
+                <w:sz w:val="16"/>
+                <w:szCs w:val="16"/>
+              </w:rPr>
+              <w:t>_time</w:t>
+            </w:r>
+            <w:proofErr w:type="spellEnd"/>
+            <w:r>
+              <w:rPr>
+                <w:rFonts w:ascii="Consolas" w:eastAsia="Consolas" w:hAnsi="Consolas" w:cs="Consolas"/>
+                <w:color w:val="1A1A1A"/>
+                <w:sz w:val="16"/>
+                <w:szCs w:val="16"/>
+              </w:rPr>
+              <w:t>)</w:t>
             </w:r>
           </w:p>
           <w:p>
@@ -24537,7 +29413,49 @@
                 <w:sz w:val="16"/>
                 <w:szCs w:val="16"/>
               </w:rPr>
-              <w:t xml:space="preserve">    end = datetime.combine(target, w.end_time)</w:t>
+              <w:t xml:space="preserve">    end = </w:t>
+            </w:r>
+            <w:proofErr w:type="spellStart"/>
+            <w:proofErr w:type="gramStart"/>
+            <w:r>
+              <w:rPr>
+                <w:rFonts w:ascii="Consolas" w:eastAsia="Consolas" w:hAnsi="Consolas" w:cs="Consolas"/>
+                <w:color w:val="1A1A1A"/>
+                <w:sz w:val="16"/>
+                <w:szCs w:val="16"/>
+              </w:rPr>
+              <w:t>datetime.combine</w:t>
+            </w:r>
+            <w:proofErr w:type="spellEnd"/>
+            <w:proofErr w:type="gramEnd"/>
+            <w:r>
+              <w:rPr>
+                <w:rFonts w:ascii="Consolas" w:eastAsia="Consolas" w:hAnsi="Consolas" w:cs="Consolas"/>
+                <w:color w:val="1A1A1A"/>
+                <w:sz w:val="16"/>
+                <w:szCs w:val="16"/>
+              </w:rPr>
+              <w:t xml:space="preserve">(target, </w:t>
+            </w:r>
+            <w:proofErr w:type="spellStart"/>
+            <w:r>
+              <w:rPr>
+                <w:rFonts w:ascii="Consolas" w:eastAsia="Consolas" w:hAnsi="Consolas" w:cs="Consolas"/>
+                <w:color w:val="1A1A1A"/>
+                <w:sz w:val="16"/>
+                <w:szCs w:val="16"/>
+              </w:rPr>
+              <w:t>w.end_time</w:t>
+            </w:r>
+            <w:proofErr w:type="spellEnd"/>
+            <w:r>
+              <w:rPr>
+                <w:rFonts w:ascii="Consolas" w:eastAsia="Consolas" w:hAnsi="Consolas" w:cs="Consolas"/>
+                <w:color w:val="1A1A1A"/>
+                <w:sz w:val="16"/>
+                <w:szCs w:val="16"/>
+              </w:rPr>
+              <w:t>)</w:t>
             </w:r>
           </w:p>
           <w:p>
@@ -24565,7 +29483,51 @@
                 <w:sz w:val="16"/>
                 <w:szCs w:val="16"/>
               </w:rPr>
-              <w:t xml:space="preserve">        candidate.append(t.time())</w:t>
+              <w:t xml:space="preserve">        </w:t>
+            </w:r>
+            <w:proofErr w:type="spellStart"/>
+            <w:proofErr w:type="gramStart"/>
+            <w:r>
+              <w:rPr>
+                <w:rFonts w:ascii="Consolas" w:eastAsia="Consolas" w:hAnsi="Consolas" w:cs="Consolas"/>
+                <w:color w:val="1A1A1A"/>
+                <w:sz w:val="16"/>
+                <w:szCs w:val="16"/>
+              </w:rPr>
+              <w:t>candidate.append</w:t>
+            </w:r>
+            <w:proofErr w:type="spellEnd"/>
+            <w:proofErr w:type="gramEnd"/>
+            <w:r>
+              <w:rPr>
+                <w:rFonts w:ascii="Consolas" w:eastAsia="Consolas" w:hAnsi="Consolas" w:cs="Consolas"/>
+                <w:color w:val="1A1A1A"/>
+                <w:sz w:val="16"/>
+                <w:szCs w:val="16"/>
+              </w:rPr>
+              <w:t>(</w:t>
+            </w:r>
+            <w:proofErr w:type="spellStart"/>
+            <w:proofErr w:type="gramStart"/>
+            <w:r>
+              <w:rPr>
+                <w:rFonts w:ascii="Consolas" w:eastAsia="Consolas" w:hAnsi="Consolas" w:cs="Consolas"/>
+                <w:color w:val="1A1A1A"/>
+                <w:sz w:val="16"/>
+                <w:szCs w:val="16"/>
+              </w:rPr>
+              <w:t>t.time</w:t>
+            </w:r>
+            <w:proofErr w:type="spellEnd"/>
+            <w:proofErr w:type="gramEnd"/>
+            <w:r>
+              <w:rPr>
+                <w:rFonts w:ascii="Consolas" w:eastAsia="Consolas" w:hAnsi="Consolas" w:cs="Consolas"/>
+                <w:color w:val="1A1A1A"/>
+                <w:sz w:val="16"/>
+                <w:szCs w:val="16"/>
+              </w:rPr>
+              <w:t>())</w:t>
             </w:r>
           </w:p>
           <w:p>
@@ -24579,7 +29541,58 @@
                 <w:sz w:val="16"/>
                 <w:szCs w:val="16"/>
               </w:rPr>
-              <w:t xml:space="preserve">        t += timedelta(minutes=w.slot_minutes)</w:t>
+              <w:t xml:space="preserve">        t += </w:t>
+            </w:r>
+            <w:proofErr w:type="spellStart"/>
+            <w:r>
+              <w:rPr>
+                <w:rFonts w:ascii="Consolas" w:eastAsia="Consolas" w:hAnsi="Consolas" w:cs="Consolas"/>
+                <w:color w:val="1A1A1A"/>
+                <w:sz w:val="16"/>
+                <w:szCs w:val="16"/>
+              </w:rPr>
+              <w:t>timedelta</w:t>
+            </w:r>
+            <w:proofErr w:type="spellEnd"/>
+            <w:r>
+              <w:rPr>
+                <w:rFonts w:ascii="Consolas" w:eastAsia="Consolas" w:hAnsi="Consolas" w:cs="Consolas"/>
+                <w:color w:val="1A1A1A"/>
+                <w:sz w:val="16"/>
+                <w:szCs w:val="16"/>
+              </w:rPr>
+              <w:t>(minutes=</w:t>
+            </w:r>
+            <w:proofErr w:type="spellStart"/>
+            <w:proofErr w:type="gramStart"/>
+            <w:r>
+              <w:rPr>
+                <w:rFonts w:ascii="Consolas" w:eastAsia="Consolas" w:hAnsi="Consolas" w:cs="Consolas"/>
+                <w:color w:val="1A1A1A"/>
+                <w:sz w:val="16"/>
+                <w:szCs w:val="16"/>
+              </w:rPr>
+              <w:t>w.slot</w:t>
+            </w:r>
+            <w:proofErr w:type="gramEnd"/>
+            <w:r>
+              <w:rPr>
+                <w:rFonts w:ascii="Consolas" w:eastAsia="Consolas" w:hAnsi="Consolas" w:cs="Consolas"/>
+                <w:color w:val="1A1A1A"/>
+                <w:sz w:val="16"/>
+                <w:szCs w:val="16"/>
+              </w:rPr>
+              <w:t>_minutes</w:t>
+            </w:r>
+            <w:proofErr w:type="spellEnd"/>
+            <w:r>
+              <w:rPr>
+                <w:rFonts w:ascii="Consolas" w:eastAsia="Consolas" w:hAnsi="Consolas" w:cs="Consolas"/>
+                <w:color w:val="1A1A1A"/>
+                <w:sz w:val="16"/>
+                <w:szCs w:val="16"/>
+              </w:rPr>
+              <w:t>)</w:t>
             </w:r>
           </w:p>
           <w:p>
@@ -24607,8 +29620,30 @@
                 <w:sz w:val="16"/>
                 <w:szCs w:val="16"/>
               </w:rPr>
-              <w:t>taken = set(Appointment.objects</w:t>
-            </w:r>
+              <w:t xml:space="preserve">taken = </w:t>
+            </w:r>
+            <w:proofErr w:type="gramStart"/>
+            <w:r>
+              <w:rPr>
+                <w:rFonts w:ascii="Consolas" w:eastAsia="Consolas" w:hAnsi="Consolas" w:cs="Consolas"/>
+                <w:color w:val="1A1A1A"/>
+                <w:sz w:val="16"/>
+                <w:szCs w:val="16"/>
+              </w:rPr>
+              <w:t>set(</w:t>
+            </w:r>
+            <w:proofErr w:type="spellStart"/>
+            <w:proofErr w:type="gramEnd"/>
+            <w:r>
+              <w:rPr>
+                <w:rFonts w:ascii="Consolas" w:eastAsia="Consolas" w:hAnsi="Consolas" w:cs="Consolas"/>
+                <w:color w:val="1A1A1A"/>
+                <w:sz w:val="16"/>
+                <w:szCs w:val="16"/>
+              </w:rPr>
+              <w:t>Appointment.objects</w:t>
+            </w:r>
+            <w:proofErr w:type="spellEnd"/>
           </w:p>
           <w:p>
             <w:pPr>
@@ -24621,7 +29656,87 @@
                 <w:sz w:val="16"/>
                 <w:szCs w:val="16"/>
               </w:rPr>
-              <w:t xml:space="preserve">            .filter(doctor_id=doctor_id, scheduled_at__date=target)</w:t>
+              <w:t xml:space="preserve">            </w:t>
+            </w:r>
+            <w:proofErr w:type="gramStart"/>
+            <w:r>
+              <w:rPr>
+                <w:rFonts w:ascii="Consolas" w:eastAsia="Consolas" w:hAnsi="Consolas" w:cs="Consolas"/>
+                <w:color w:val="1A1A1A"/>
+                <w:sz w:val="16"/>
+                <w:szCs w:val="16"/>
+              </w:rPr>
+              <w:t>.filter</w:t>
+            </w:r>
+            <w:proofErr w:type="gramEnd"/>
+            <w:r>
+              <w:rPr>
+                <w:rFonts w:ascii="Consolas" w:eastAsia="Consolas" w:hAnsi="Consolas" w:cs="Consolas"/>
+                <w:color w:val="1A1A1A"/>
+                <w:sz w:val="16"/>
+                <w:szCs w:val="16"/>
+              </w:rPr>
+              <w:t>(</w:t>
+            </w:r>
+            <w:proofErr w:type="spellStart"/>
+            <w:r>
+              <w:rPr>
+                <w:rFonts w:ascii="Consolas" w:eastAsia="Consolas" w:hAnsi="Consolas" w:cs="Consolas"/>
+                <w:color w:val="1A1A1A"/>
+                <w:sz w:val="16"/>
+                <w:szCs w:val="16"/>
+              </w:rPr>
+              <w:t>doctor_id</w:t>
+            </w:r>
+            <w:proofErr w:type="spellEnd"/>
+            <w:r>
+              <w:rPr>
+                <w:rFonts w:ascii="Consolas" w:eastAsia="Consolas" w:hAnsi="Consolas" w:cs="Consolas"/>
+                <w:color w:val="1A1A1A"/>
+                <w:sz w:val="16"/>
+                <w:szCs w:val="16"/>
+              </w:rPr>
+              <w:t>=</w:t>
+            </w:r>
+            <w:proofErr w:type="spellStart"/>
+            <w:r>
+              <w:rPr>
+                <w:rFonts w:ascii="Consolas" w:eastAsia="Consolas" w:hAnsi="Consolas" w:cs="Consolas"/>
+                <w:color w:val="1A1A1A"/>
+                <w:sz w:val="16"/>
+                <w:szCs w:val="16"/>
+              </w:rPr>
+              <w:t>doctor_id</w:t>
+            </w:r>
+            <w:proofErr w:type="spellEnd"/>
+            <w:r>
+              <w:rPr>
+                <w:rFonts w:ascii="Consolas" w:eastAsia="Consolas" w:hAnsi="Consolas" w:cs="Consolas"/>
+                <w:color w:val="1A1A1A"/>
+                <w:sz w:val="16"/>
+                <w:szCs w:val="16"/>
+              </w:rPr>
+              <w:t xml:space="preserve">, </w:t>
+            </w:r>
+            <w:proofErr w:type="spellStart"/>
+            <w:r>
+              <w:rPr>
+                <w:rFonts w:ascii="Consolas" w:eastAsia="Consolas" w:hAnsi="Consolas" w:cs="Consolas"/>
+                <w:color w:val="1A1A1A"/>
+                <w:sz w:val="16"/>
+                <w:szCs w:val="16"/>
+              </w:rPr>
+              <w:t>scheduled_at__date</w:t>
+            </w:r>
+            <w:proofErr w:type="spellEnd"/>
+            <w:r>
+              <w:rPr>
+                <w:rFonts w:ascii="Consolas" w:eastAsia="Consolas" w:hAnsi="Consolas" w:cs="Consolas"/>
+                <w:color w:val="1A1A1A"/>
+                <w:sz w:val="16"/>
+                <w:szCs w:val="16"/>
+              </w:rPr>
+              <w:t>=target)</w:t>
             </w:r>
           </w:p>
           <w:p>
@@ -24635,7 +29750,27 @@
                 <w:sz w:val="16"/>
                 <w:szCs w:val="16"/>
               </w:rPr>
-              <w:t xml:space="preserve">            .exclude(status='CANCELLED')</w:t>
+              <w:t xml:space="preserve">            </w:t>
+            </w:r>
+            <w:proofErr w:type="gramStart"/>
+            <w:r>
+              <w:rPr>
+                <w:rFonts w:ascii="Consolas" w:eastAsia="Consolas" w:hAnsi="Consolas" w:cs="Consolas"/>
+                <w:color w:val="1A1A1A"/>
+                <w:sz w:val="16"/>
+                <w:szCs w:val="16"/>
+              </w:rPr>
+              <w:t>.exclude</w:t>
+            </w:r>
+            <w:proofErr w:type="gramEnd"/>
+            <w:r>
+              <w:rPr>
+                <w:rFonts w:ascii="Consolas" w:eastAsia="Consolas" w:hAnsi="Consolas" w:cs="Consolas"/>
+                <w:color w:val="1A1A1A"/>
+                <w:sz w:val="16"/>
+                <w:szCs w:val="16"/>
+              </w:rPr>
+              <w:t>(status='CANCELLED')</w:t>
             </w:r>
           </w:p>
           <w:p>
@@ -24649,7 +29784,87 @@
                 <w:sz w:val="16"/>
                 <w:szCs w:val="16"/>
               </w:rPr>
-              <w:t xml:space="preserve">            .values_list('scheduled_at__time', flat=True))</w:t>
+              <w:t xml:space="preserve">            </w:t>
+            </w:r>
+            <w:proofErr w:type="gramStart"/>
+            <w:r>
+              <w:rPr>
+                <w:rFonts w:ascii="Consolas" w:eastAsia="Consolas" w:hAnsi="Consolas" w:cs="Consolas"/>
+                <w:color w:val="1A1A1A"/>
+                <w:sz w:val="16"/>
+                <w:szCs w:val="16"/>
+              </w:rPr>
+              <w:t>.</w:t>
+            </w:r>
+            <w:proofErr w:type="spellStart"/>
+            <w:r>
+              <w:rPr>
+                <w:rFonts w:ascii="Consolas" w:eastAsia="Consolas" w:hAnsi="Consolas" w:cs="Consolas"/>
+                <w:color w:val="1A1A1A"/>
+                <w:sz w:val="16"/>
+                <w:szCs w:val="16"/>
+              </w:rPr>
+              <w:t>values</w:t>
+            </w:r>
+            <w:proofErr w:type="gramEnd"/>
+            <w:r>
+              <w:rPr>
+                <w:rFonts w:ascii="Consolas" w:eastAsia="Consolas" w:hAnsi="Consolas" w:cs="Consolas"/>
+                <w:color w:val="1A1A1A"/>
+                <w:sz w:val="16"/>
+                <w:szCs w:val="16"/>
+              </w:rPr>
+              <w:t>_</w:t>
+            </w:r>
+            <w:proofErr w:type="gramStart"/>
+            <w:r>
+              <w:rPr>
+                <w:rFonts w:ascii="Consolas" w:eastAsia="Consolas" w:hAnsi="Consolas" w:cs="Consolas"/>
+                <w:color w:val="1A1A1A"/>
+                <w:sz w:val="16"/>
+                <w:szCs w:val="16"/>
+              </w:rPr>
+              <w:t>list</w:t>
+            </w:r>
+            <w:proofErr w:type="spellEnd"/>
+            <w:r>
+              <w:rPr>
+                <w:rFonts w:ascii="Consolas" w:eastAsia="Consolas" w:hAnsi="Consolas" w:cs="Consolas"/>
+                <w:color w:val="1A1A1A"/>
+                <w:sz w:val="16"/>
+                <w:szCs w:val="16"/>
+              </w:rPr>
+              <w:t>(</w:t>
+            </w:r>
+            <w:proofErr w:type="gramEnd"/>
+            <w:r>
+              <w:rPr>
+                <w:rFonts w:ascii="Consolas" w:eastAsia="Consolas" w:hAnsi="Consolas" w:cs="Consolas"/>
+                <w:color w:val="1A1A1A"/>
+                <w:sz w:val="16"/>
+                <w:szCs w:val="16"/>
+              </w:rPr>
+              <w:t>'</w:t>
+            </w:r>
+            <w:proofErr w:type="spellStart"/>
+            <w:r>
+              <w:rPr>
+                <w:rFonts w:ascii="Consolas" w:eastAsia="Consolas" w:hAnsi="Consolas" w:cs="Consolas"/>
+                <w:color w:val="1A1A1A"/>
+                <w:sz w:val="16"/>
+                <w:szCs w:val="16"/>
+              </w:rPr>
+              <w:t>scheduled_at__time</w:t>
+            </w:r>
+            <w:proofErr w:type="spellEnd"/>
+            <w:r>
+              <w:rPr>
+                <w:rFonts w:ascii="Consolas" w:eastAsia="Consolas" w:hAnsi="Consolas" w:cs="Consolas"/>
+                <w:color w:val="1A1A1A"/>
+                <w:sz w:val="16"/>
+                <w:szCs w:val="16"/>
+              </w:rPr>
+              <w:t>', flat=True))</w:t>
             </w:r>
           </w:p>
           <w:p>
@@ -24670,14 +29885,67 @@
             <w:pPr>
               <w:spacing w:line="230" w:lineRule="auto"/>
             </w:pPr>
-            <w:r>
-              <w:rPr>
-                <w:rFonts w:ascii="Consolas" w:eastAsia="Consolas" w:hAnsi="Consolas" w:cs="Consolas"/>
-                <w:color w:val="1A1A1A"/>
-                <w:sz w:val="16"/>
-                <w:szCs w:val="16"/>
-              </w:rPr>
-              <w:t>open_slots = [t.strftime('%H:%M') for t in candidate if t not in taken]</w:t>
+            <w:proofErr w:type="spellStart"/>
+            <w:r>
+              <w:rPr>
+                <w:rFonts w:ascii="Consolas" w:eastAsia="Consolas" w:hAnsi="Consolas" w:cs="Consolas"/>
+                <w:color w:val="1A1A1A"/>
+                <w:sz w:val="16"/>
+                <w:szCs w:val="16"/>
+              </w:rPr>
+              <w:t>open_slots</w:t>
+            </w:r>
+            <w:proofErr w:type="spellEnd"/>
+            <w:r>
+              <w:rPr>
+                <w:rFonts w:ascii="Consolas" w:eastAsia="Consolas" w:hAnsi="Consolas" w:cs="Consolas"/>
+                <w:color w:val="1A1A1A"/>
+                <w:sz w:val="16"/>
+                <w:szCs w:val="16"/>
+              </w:rPr>
+              <w:t xml:space="preserve"> = [</w:t>
+            </w:r>
+            <w:proofErr w:type="spellStart"/>
+            <w:proofErr w:type="gramStart"/>
+            <w:r>
+              <w:rPr>
+                <w:rFonts w:ascii="Consolas" w:eastAsia="Consolas" w:hAnsi="Consolas" w:cs="Consolas"/>
+                <w:color w:val="1A1A1A"/>
+                <w:sz w:val="16"/>
+                <w:szCs w:val="16"/>
+              </w:rPr>
+              <w:t>t.strftime</w:t>
+            </w:r>
+            <w:proofErr w:type="spellEnd"/>
+            <w:proofErr w:type="gramEnd"/>
+            <w:r>
+              <w:rPr>
+                <w:rFonts w:ascii="Consolas" w:eastAsia="Consolas" w:hAnsi="Consolas" w:cs="Consolas"/>
+                <w:color w:val="1A1A1A"/>
+                <w:sz w:val="16"/>
+                <w:szCs w:val="16"/>
+              </w:rPr>
+              <w:t>('%</w:t>
+            </w:r>
+            <w:proofErr w:type="gramStart"/>
+            <w:r>
+              <w:rPr>
+                <w:rFonts w:ascii="Consolas" w:eastAsia="Consolas" w:hAnsi="Consolas" w:cs="Consolas"/>
+                <w:color w:val="1A1A1A"/>
+                <w:sz w:val="16"/>
+                <w:szCs w:val="16"/>
+              </w:rPr>
+              <w:t>H:%</w:t>
+            </w:r>
+            <w:proofErr w:type="gramEnd"/>
+            <w:r>
+              <w:rPr>
+                <w:rFonts w:ascii="Consolas" w:eastAsia="Consolas" w:hAnsi="Consolas" w:cs="Consolas"/>
+                <w:color w:val="1A1A1A"/>
+                <w:sz w:val="16"/>
+                <w:szCs w:val="16"/>
+              </w:rPr>
+              <w:t>M') for t in candidate if t not in taken]</w:t>
             </w:r>
           </w:p>
         </w:tc>
@@ -24699,7 +29967,39 @@
         <w:spacing w:before="80" w:after="80" w:line="300" w:lineRule="auto"/>
       </w:pPr>
       <w:r>
-        <w:t>Problem. Two patients must not book the same doctor at the same instant, even under concurrent requests. Approach. The system does not lock or pre-check-then-write (which has a race window). Instead it relies on the database uniqueness constraint unique_together('doctor','scheduled_at') as the single arbiter: both requests attempt the insert, the database lets exactly one succeed, and the loser's INSERT raises IntegrityError, which the controller converts into a clean 400. This is optimistic concurrency — correctness is guaranteed by the storage engine, not by application timing. Correctness therefore holds regardless of request timing or worker count.</w:t>
+        <w:t xml:space="preserve">Problem. Two patients must not book the same doctor at the same instant, even under concurrent requests. Approach. The system does not lock or pre-check-then-write (which has a race window). </w:t>
+      </w:r>
+      <w:proofErr w:type="gramStart"/>
+      <w:r>
+        <w:t>Instead</w:t>
+      </w:r>
+      <w:proofErr w:type="gramEnd"/>
+      <w:r>
+        <w:t xml:space="preserve"> it relies on the database uniqueness constraint </w:t>
+      </w:r>
+      <w:proofErr w:type="spellStart"/>
+      <w:r>
+        <w:t>unique_together</w:t>
+      </w:r>
+      <w:proofErr w:type="spellEnd"/>
+      <w:r>
+        <w:t>('doctor','</w:t>
+      </w:r>
+      <w:proofErr w:type="spellStart"/>
+      <w:r>
+        <w:t>scheduled_at</w:t>
+      </w:r>
+      <w:proofErr w:type="spellEnd"/>
+      <w:r>
+        <w:t xml:space="preserve">') as the single arbiter: both requests attempt the insert, the database lets exactly one succeed, and the loser's INSERT raises </w:t>
+      </w:r>
+      <w:proofErr w:type="spellStart"/>
+      <w:r>
+        <w:t>IntegrityError</w:t>
+      </w:r>
+      <w:proofErr w:type="spellEnd"/>
+      <w:r>
+        <w:t>, which the controller converts into a clean 400. This is optimistic concurrency — correctness is guaranteed by the storage engine, not by application timing. Correctness therefore holds regardless of request timing or worker count.</w:t>
       </w:r>
     </w:p>
     <w:p>
@@ -24769,7 +30069,95 @@
           <w:szCs w:val="22"/>
         </w:rPr>
         <w:lastRenderedPageBreak/>
-        <w:t>Approach. The dashboard filters out all records from the DrugStock table where the quantity falls equal to or lower than its reorder_level. The filtering involves one index lookup as a filter quantity ≤ reorder_level in a queryset. The time complexity depends on the number of results, not on the number of items in the inventory.</w:t>
+        <w:t xml:space="preserve">Approach. The dashboard filters out all records from the </w:t>
+      </w:r>
+      <w:proofErr w:type="spellStart"/>
+      <w:r>
+        <w:rPr>
+          <w:b w:val="0"/>
+          <w:bCs w:val="0"/>
+          <w:color w:val="000000" w:themeColor="text1"/>
+          <w:sz w:val="22"/>
+          <w:szCs w:val="22"/>
+        </w:rPr>
+        <w:t>DrugStock</w:t>
+      </w:r>
+      <w:proofErr w:type="spellEnd"/>
+      <w:r>
+        <w:rPr>
+          <w:b w:val="0"/>
+          <w:bCs w:val="0"/>
+          <w:color w:val="000000" w:themeColor="text1"/>
+          <w:sz w:val="22"/>
+          <w:szCs w:val="22"/>
+        </w:rPr>
+        <w:t xml:space="preserve"> table where the quantity falls equal to or lower than its </w:t>
+      </w:r>
+      <w:proofErr w:type="spellStart"/>
+      <w:r>
+        <w:rPr>
+          <w:b w:val="0"/>
+          <w:bCs w:val="0"/>
+          <w:color w:val="000000" w:themeColor="text1"/>
+          <w:sz w:val="22"/>
+          <w:szCs w:val="22"/>
+        </w:rPr>
+        <w:t>reorder_level</w:t>
+      </w:r>
+      <w:proofErr w:type="spellEnd"/>
+      <w:r>
+        <w:rPr>
+          <w:b w:val="0"/>
+          <w:bCs w:val="0"/>
+          <w:color w:val="000000" w:themeColor="text1"/>
+          <w:sz w:val="22"/>
+          <w:szCs w:val="22"/>
+        </w:rPr>
+        <w:t xml:space="preserve">. The filtering involves one index lookup as a filter quantity ≤ </w:t>
+      </w:r>
+      <w:proofErr w:type="spellStart"/>
+      <w:r>
+        <w:rPr>
+          <w:b w:val="0"/>
+          <w:bCs w:val="0"/>
+          <w:color w:val="000000" w:themeColor="text1"/>
+          <w:sz w:val="22"/>
+          <w:szCs w:val="22"/>
+        </w:rPr>
+        <w:t>reorder_level</w:t>
+      </w:r>
+      <w:proofErr w:type="spellEnd"/>
+      <w:r>
+        <w:rPr>
+          <w:b w:val="0"/>
+          <w:bCs w:val="0"/>
+          <w:color w:val="000000" w:themeColor="text1"/>
+          <w:sz w:val="22"/>
+          <w:szCs w:val="22"/>
+        </w:rPr>
+        <w:t xml:space="preserve"> in a </w:t>
+      </w:r>
+      <w:proofErr w:type="spellStart"/>
+      <w:r>
+        <w:rPr>
+          <w:b w:val="0"/>
+          <w:bCs w:val="0"/>
+          <w:color w:val="000000" w:themeColor="text1"/>
+          <w:sz w:val="22"/>
+          <w:szCs w:val="22"/>
+        </w:rPr>
+        <w:t>queryset</w:t>
+      </w:r>
+      <w:proofErr w:type="spellEnd"/>
+      <w:r>
+        <w:rPr>
+          <w:b w:val="0"/>
+          <w:bCs w:val="0"/>
+          <w:color w:val="000000" w:themeColor="text1"/>
+          <w:sz w:val="22"/>
+          <w:szCs w:val="22"/>
+        </w:rPr>
+        <w:t>. The time complexity depends on the number of results, not on the number of items in the inventory.</w:t>
       </w:r>
     </w:p>
     <w:p>
@@ -24997,12 +30385,21 @@
             <w:pPr>
               <w:spacing w:before="30" w:after="30" w:line="250" w:lineRule="auto"/>
             </w:pPr>
-            <w:r>
-              <w:rPr>
-                <w:sz w:val="20"/>
-                <w:szCs w:val="20"/>
-              </w:rPr>
-              <w:t>api_views.api_login + DRF</w:t>
+            <w:proofErr w:type="spellStart"/>
+            <w:r>
+              <w:rPr>
+                <w:sz w:val="20"/>
+                <w:szCs w:val="20"/>
+              </w:rPr>
+              <w:t>api_views.api_login</w:t>
+            </w:r>
+            <w:proofErr w:type="spellEnd"/>
+            <w:r>
+              <w:rPr>
+                <w:sz w:val="20"/>
+                <w:szCs w:val="20"/>
+              </w:rPr>
+              <w:t xml:space="preserve"> + DRF</w:t>
             </w:r>
           </w:p>
         </w:tc>
@@ -25027,12 +30424,21 @@
             <w:pPr>
               <w:spacing w:before="30" w:after="30" w:line="250" w:lineRule="auto"/>
             </w:pPr>
-            <w:r>
-              <w:rPr>
-                <w:sz w:val="20"/>
-                <w:szCs w:val="20"/>
-              </w:rPr>
-              <w:t>O(1) indexed</w:t>
+            <w:proofErr w:type="gramStart"/>
+            <w:r>
+              <w:rPr>
+                <w:sz w:val="20"/>
+                <w:szCs w:val="20"/>
+              </w:rPr>
+              <w:t>O(</w:t>
+            </w:r>
+            <w:proofErr w:type="gramEnd"/>
+            <w:r>
+              <w:rPr>
+                <w:sz w:val="20"/>
+                <w:szCs w:val="20"/>
+              </w:rPr>
+              <w:t>1) indexed</w:t>
             </w:r>
           </w:p>
         </w:tc>
@@ -25119,12 +30525,21 @@
             <w:pPr>
               <w:spacing w:before="30" w:after="30" w:line="250" w:lineRule="auto"/>
             </w:pPr>
-            <w:r>
-              <w:rPr>
-                <w:sz w:val="20"/>
-                <w:szCs w:val="20"/>
-              </w:rPr>
-              <w:t>O(1) per check</w:t>
+            <w:proofErr w:type="gramStart"/>
+            <w:r>
+              <w:rPr>
+                <w:sz w:val="20"/>
+                <w:szCs w:val="20"/>
+              </w:rPr>
+              <w:t>O(</w:t>
+            </w:r>
+            <w:proofErr w:type="gramEnd"/>
+            <w:r>
+              <w:rPr>
+                <w:sz w:val="20"/>
+                <w:szCs w:val="20"/>
+              </w:rPr>
+              <w:t>1) per check</w:t>
             </w:r>
           </w:p>
         </w:tc>
@@ -25303,12 +30718,21 @@
             <w:pPr>
               <w:spacing w:before="30" w:after="30" w:line="250" w:lineRule="auto"/>
             </w:pPr>
-            <w:r>
-              <w:rPr>
-                <w:sz w:val="20"/>
-                <w:szCs w:val="20"/>
-              </w:rPr>
-              <w:t>O(W·S + A), all small</w:t>
+            <w:proofErr w:type="gramStart"/>
+            <w:r>
+              <w:rPr>
+                <w:sz w:val="20"/>
+                <w:szCs w:val="20"/>
+              </w:rPr>
+              <w:t>O(</w:t>
+            </w:r>
+            <w:proofErr w:type="gramEnd"/>
+            <w:r>
+              <w:rPr>
+                <w:sz w:val="20"/>
+                <w:szCs w:val="20"/>
+              </w:rPr>
+              <w:t>W·S + A), all small</w:t>
             </w:r>
           </w:p>
         </w:tc>
@@ -25395,12 +30819,21 @@
             <w:pPr>
               <w:spacing w:before="30" w:after="30" w:line="250" w:lineRule="auto"/>
             </w:pPr>
-            <w:r>
-              <w:rPr>
-                <w:sz w:val="20"/>
-                <w:szCs w:val="20"/>
-              </w:rPr>
-              <w:t>O(1) at storage layer</w:t>
+            <w:proofErr w:type="gramStart"/>
+            <w:r>
+              <w:rPr>
+                <w:sz w:val="20"/>
+                <w:szCs w:val="20"/>
+              </w:rPr>
+              <w:t>O(</w:t>
+            </w:r>
+            <w:proofErr w:type="gramEnd"/>
+            <w:r>
+              <w:rPr>
+                <w:sz w:val="20"/>
+                <w:szCs w:val="20"/>
+              </w:rPr>
+              <w:t>1) at storage layer</w:t>
             </w:r>
           </w:p>
         </w:tc>
@@ -26436,12 +31869,21 @@
             <w:pPr>
               <w:spacing w:before="30" w:after="30" w:line="250" w:lineRule="auto"/>
             </w:pPr>
-            <w:r>
-              <w:rPr>
-                <w:sz w:val="20"/>
-                <w:szCs w:val="20"/>
-              </w:rPr>
-              <w:t>WhiteNoise + Nginx for static</w:t>
+            <w:proofErr w:type="spellStart"/>
+            <w:r>
+              <w:rPr>
+                <w:sz w:val="20"/>
+                <w:szCs w:val="20"/>
+              </w:rPr>
+              <w:t>WhiteNoise</w:t>
+            </w:r>
+            <w:proofErr w:type="spellEnd"/>
+            <w:r>
+              <w:rPr>
+                <w:sz w:val="20"/>
+                <w:szCs w:val="20"/>
+              </w:rPr>
+              <w:t xml:space="preserve"> + Nginx for static</w:t>
             </w:r>
           </w:p>
         </w:tc>
@@ -26466,12 +31908,37 @@
             <w:pPr>
               <w:spacing w:before="30" w:after="30" w:line="250" w:lineRule="auto"/>
             </w:pPr>
-            <w:r>
-              <w:rPr>
-                <w:sz w:val="20"/>
-                <w:szCs w:val="20"/>
-              </w:rPr>
-              <w:t>WhiteNoise serves hashed static files from Gunicorn; Nginx fronts the React build and proxies the API on one origin.</w:t>
+            <w:proofErr w:type="spellStart"/>
+            <w:r>
+              <w:rPr>
+                <w:sz w:val="20"/>
+                <w:szCs w:val="20"/>
+              </w:rPr>
+              <w:t>WhiteNoise</w:t>
+            </w:r>
+            <w:proofErr w:type="spellEnd"/>
+            <w:r>
+              <w:rPr>
+                <w:sz w:val="20"/>
+                <w:szCs w:val="20"/>
+              </w:rPr>
+              <w:t xml:space="preserve"> serves hashed static files from </w:t>
+            </w:r>
+            <w:proofErr w:type="spellStart"/>
+            <w:r>
+              <w:rPr>
+                <w:sz w:val="20"/>
+                <w:szCs w:val="20"/>
+              </w:rPr>
+              <w:t>Gunicorn</w:t>
+            </w:r>
+            <w:proofErr w:type="spellEnd"/>
+            <w:r>
+              <w:rPr>
+                <w:sz w:val="20"/>
+                <w:szCs w:val="20"/>
+              </w:rPr>
+              <w:t>; Nginx fronts the React build and proxies the API on one origin.</w:t>
             </w:r>
           </w:p>
         </w:tc>
@@ -26620,12 +32087,21 @@
             <w:pPr>
               <w:spacing w:before="30" w:after="30" w:line="250" w:lineRule="auto"/>
             </w:pPr>
-            <w:r>
-              <w:rPr>
-                <w:sz w:val="20"/>
-                <w:szCs w:val="20"/>
-              </w:rPr>
-              <w:t>DoctorAvailability as its own entity</w:t>
+            <w:proofErr w:type="spellStart"/>
+            <w:r>
+              <w:rPr>
+                <w:sz w:val="20"/>
+                <w:szCs w:val="20"/>
+              </w:rPr>
+              <w:t>DoctorAvailability</w:t>
+            </w:r>
+            <w:proofErr w:type="spellEnd"/>
+            <w:r>
+              <w:rPr>
+                <w:sz w:val="20"/>
+                <w:szCs w:val="20"/>
+              </w:rPr>
+              <w:t xml:space="preserve"> as its own entity</w:t>
             </w:r>
           </w:p>
         </w:tc>
@@ -26655,7 +32131,39 @@
                 <w:sz w:val="20"/>
                 <w:szCs w:val="20"/>
               </w:rPr>
-              <w:t>A first-class weekly-window model (not a JSON blob on Doctor) makes slot generation queryable and the schedule editable per row.</w:t>
+              <w:t xml:space="preserve">A first-class weekly-window model (not a JSON blob on </w:t>
+            </w:r>
+            <w:proofErr w:type="gramStart"/>
+            <w:r>
+              <w:rPr>
+                <w:sz w:val="20"/>
+                <w:szCs w:val="20"/>
+              </w:rPr>
+              <w:t>Doctor</w:t>
+            </w:r>
+            <w:proofErr w:type="gramEnd"/>
+            <w:r>
+              <w:rPr>
+                <w:sz w:val="20"/>
+                <w:szCs w:val="20"/>
+              </w:rPr>
+              <w:t xml:space="preserve">) makes slot generation </w:t>
+            </w:r>
+            <w:proofErr w:type="spellStart"/>
+            <w:r>
+              <w:rPr>
+                <w:sz w:val="20"/>
+                <w:szCs w:val="20"/>
+              </w:rPr>
+              <w:t>queryable</w:t>
+            </w:r>
+            <w:proofErr w:type="spellEnd"/>
+            <w:r>
+              <w:rPr>
+                <w:sz w:val="20"/>
+                <w:szCs w:val="20"/>
+              </w:rPr>
+              <w:t xml:space="preserve"> and the schedule editable per row.</w:t>
             </w:r>
           </w:p>
         </w:tc>
@@ -26742,12 +32250,21 @@
             <w:pPr>
               <w:spacing w:before="30" w:after="30" w:line="250" w:lineRule="auto"/>
             </w:pPr>
-            <w:r>
-              <w:rPr>
-                <w:sz w:val="20"/>
-                <w:szCs w:val="20"/>
-              </w:rPr>
-              <w:t>Models physical capacity explicitly, enabling future scheduling against rooms rather than encoding rooms as strings on Equipment.</w:t>
+            <w:proofErr w:type="gramStart"/>
+            <w:r>
+              <w:rPr>
+                <w:sz w:val="20"/>
+                <w:szCs w:val="20"/>
+              </w:rPr>
+              <w:t>Models</w:t>
+            </w:r>
+            <w:proofErr w:type="gramEnd"/>
+            <w:r>
+              <w:rPr>
+                <w:sz w:val="20"/>
+                <w:szCs w:val="20"/>
+              </w:rPr>
+              <w:t xml:space="preserve"> physical capacity explicitly, enabling future scheduling against rooms rather than encoding rooms as strings on Equipment.</w:t>
             </w:r>
           </w:p>
         </w:tc>
@@ -26814,7 +32331,15 @@
         <w:t xml:space="preserve">Phase 2. </w:t>
       </w:r>
       <w:r>
-        <w:t>Production settings → Docker stack (Nginx + Gunicorn + PostgreSQL + Redis) → health endpoint → CI workflow → component and deployment diagrams → SAD v2 (Development + Deployment views, ADRs, algorithms).</w:t>
+        <w:t xml:space="preserve">Production settings → Docker stack (Nginx + </w:t>
+      </w:r>
+      <w:proofErr w:type="spellStart"/>
+      <w:r>
+        <w:t>Gunicorn</w:t>
+      </w:r>
+      <w:proofErr w:type="spellEnd"/>
+      <w:r>
+        <w:t xml:space="preserve"> + PostgreSQL + Redis) → health endpoint → CI workflow → component and deployment diagrams → SAD v2 (Development + Deployment views, ADRs, algorithms).</w:t>
       </w:r>
     </w:p>
     <w:p>
@@ -26834,7 +32359,15 @@
         <w:t xml:space="preserve">Phase 2.1. </w:t>
       </w:r>
       <w:r>
-        <w:t>Patient cancellation (UC-17) → DoctorAvailability model and slot generation → Room entity → expanded demonstration dataset → role-aware dashboards and booking calendar in the SPA → SAD updated to v2.1.</w:t>
+        <w:t xml:space="preserve">Patient cancellation (UC-17) → </w:t>
+      </w:r>
+      <w:proofErr w:type="spellStart"/>
+      <w:r>
+        <w:t>DoctorAvailability</w:t>
+      </w:r>
+      <w:proofErr w:type="spellEnd"/>
+      <w:r>
+        <w:t xml:space="preserve"> model and slot generation → Room entity → expanded demonstration dataset → role-aware dashboards and booking calendar in the SPA → SAD updated to v2.1.</w:t>
       </w:r>
     </w:p>
     <w:p>
@@ -27432,8 +32965,33 @@
                 <w:sz w:val="20"/>
                 <w:szCs w:val="20"/>
               </w:rPr>
-              <w:t>Frontend/.../src/App.jsx</w:t>
-            </w:r>
+              <w:t>Frontend/.../</w:t>
+            </w:r>
+            <w:proofErr w:type="spellStart"/>
+            <w:r>
+              <w:rPr>
+                <w:sz w:val="20"/>
+                <w:szCs w:val="20"/>
+              </w:rPr>
+              <w:t>src</w:t>
+            </w:r>
+            <w:proofErr w:type="spellEnd"/>
+            <w:r>
+              <w:rPr>
+                <w:sz w:val="20"/>
+                <w:szCs w:val="20"/>
+              </w:rPr>
+              <w:t>/</w:t>
+            </w:r>
+            <w:proofErr w:type="spellStart"/>
+            <w:r>
+              <w:rPr>
+                <w:sz w:val="20"/>
+                <w:szCs w:val="20"/>
+              </w:rPr>
+              <w:t>App.jsx</w:t>
+            </w:r>
+            <w:proofErr w:type="spellEnd"/>
           </w:p>
         </w:tc>
       </w:tr>
@@ -27519,12 +33077,21 @@
             <w:pPr>
               <w:spacing w:before="30" w:after="30" w:line="250" w:lineRule="auto"/>
             </w:pPr>
-            <w:r>
-              <w:rPr>
-                <w:sz w:val="20"/>
-                <w:szCs w:val="20"/>
-              </w:rPr>
-              <w:t>DoctorAvailability + slots endpoint</w:t>
+            <w:proofErr w:type="spellStart"/>
+            <w:r>
+              <w:rPr>
+                <w:sz w:val="20"/>
+                <w:szCs w:val="20"/>
+              </w:rPr>
+              <w:t>DoctorAvailability</w:t>
+            </w:r>
+            <w:proofErr w:type="spellEnd"/>
+            <w:r>
+              <w:rPr>
+                <w:sz w:val="20"/>
+                <w:szCs w:val="20"/>
+              </w:rPr>
+              <w:t xml:space="preserve"> + slots endpoint</w:t>
             </w:r>
           </w:p>
         </w:tc>
@@ -27800,8 +33367,33 @@
                 <w:sz w:val="20"/>
                 <w:szCs w:val="20"/>
               </w:rPr>
-              <w:t>.github/workflows/ci.yml</w:t>
-            </w:r>
+              <w:t>.</w:t>
+            </w:r>
+            <w:proofErr w:type="spellStart"/>
+            <w:r>
+              <w:rPr>
+                <w:sz w:val="20"/>
+                <w:szCs w:val="20"/>
+              </w:rPr>
+              <w:t>github</w:t>
+            </w:r>
+            <w:proofErr w:type="spellEnd"/>
+            <w:r>
+              <w:rPr>
+                <w:sz w:val="20"/>
+                <w:szCs w:val="20"/>
+              </w:rPr>
+              <w:t>/workflows/</w:t>
+            </w:r>
+            <w:proofErr w:type="spellStart"/>
+            <w:r>
+              <w:rPr>
+                <w:sz w:val="20"/>
+                <w:szCs w:val="20"/>
+              </w:rPr>
+              <w:t>ci.yml</w:t>
+            </w:r>
+            <w:proofErr w:type="spellEnd"/>
           </w:p>
         </w:tc>
       </w:tr>
@@ -28370,7 +33962,23 @@
                 <w:sz w:val="20"/>
                 <w:szCs w:val="20"/>
               </w:rPr>
-              <w:t>§4.6, accounts/ + hospital_project/</w:t>
+              <w:t xml:space="preserve">§4.6, accounts/ + </w:t>
+            </w:r>
+            <w:proofErr w:type="spellStart"/>
+            <w:r>
+              <w:rPr>
+                <w:sz w:val="20"/>
+                <w:szCs w:val="20"/>
+              </w:rPr>
+              <w:t>hospital_project</w:t>
+            </w:r>
+            <w:proofErr w:type="spellEnd"/>
+            <w:r>
+              <w:rPr>
+                <w:sz w:val="20"/>
+                <w:szCs w:val="20"/>
+              </w:rPr>
+              <w:t>/</w:t>
             </w:r>
           </w:p>
         </w:tc>
@@ -29228,7 +34836,15 @@
         <w:spacing w:before="80" w:after="80" w:line="300" w:lineRule="auto"/>
       </w:pPr>
       <w:r>
-        <w:t>The doctor role exposes four inline pages, all served from REST endpoints (no redirects to server-rendered templates).</w:t>
+        <w:t xml:space="preserve">The doctor role exposes four inline </w:t>
+      </w:r>
+      <w:proofErr w:type="gramStart"/>
+      <w:r>
+        <w:t>pages,</w:t>
+      </w:r>
+      <w:proofErr w:type="gramEnd"/>
+      <w:r>
+        <w:t xml:space="preserve"> all served from REST endpoints (no redirects to server-rendered templates).</w:t>
       </w:r>
     </w:p>
     <w:p>
@@ -29358,7 +34974,51 @@
           <w:sz w:val="19"/>
           <w:szCs w:val="19"/>
         </w:rPr>
-        <w:t>Figure A.4 — My Schedule. Every appointment booked with the doctor; clicking one opens the record/prescription modal. 'Record saved' marks completed visits (UC-7/UC-8 via /api/me/schedule/ and /api/appointments/&lt;id&gt;/record/).</w:t>
+        <w:t>Figure A.4 — My Schedule. Every appointment booked with the doctor; clicking one opens the record/prescription modal. 'Record saved' marks completed visits (UC-7/UC-8 via /</w:t>
+      </w:r>
+      <w:proofErr w:type="spellStart"/>
+      <w:r>
+        <w:rPr>
+          <w:i/>
+          <w:iCs/>
+          <w:color w:val="555555"/>
+          <w:sz w:val="19"/>
+          <w:szCs w:val="19"/>
+        </w:rPr>
+        <w:t>api</w:t>
+      </w:r>
+      <w:proofErr w:type="spellEnd"/>
+      <w:r>
+        <w:rPr>
+          <w:i/>
+          <w:iCs/>
+          <w:color w:val="555555"/>
+          <w:sz w:val="19"/>
+          <w:szCs w:val="19"/>
+        </w:rPr>
+        <w:t>/me/schedule/ and /</w:t>
+      </w:r>
+      <w:proofErr w:type="spellStart"/>
+      <w:r>
+        <w:rPr>
+          <w:i/>
+          <w:iCs/>
+          <w:color w:val="555555"/>
+          <w:sz w:val="19"/>
+          <w:szCs w:val="19"/>
+        </w:rPr>
+        <w:t>api</w:t>
+      </w:r>
+      <w:proofErr w:type="spellEnd"/>
+      <w:r>
+        <w:rPr>
+          <w:i/>
+          <w:iCs/>
+          <w:color w:val="555555"/>
+          <w:sz w:val="19"/>
+          <w:szCs w:val="19"/>
+        </w:rPr>
+        <w:t>/appointments/&lt;id&gt;/record/).</w:t>
       </w:r>
     </w:p>
     <w:p>
@@ -30187,14 +35847,25 @@
             <w:pPr>
               <w:spacing w:line="230" w:lineRule="auto"/>
             </w:pPr>
-            <w:r>
-              <w:rPr>
-                <w:rFonts w:ascii="Consolas" w:eastAsia="Consolas" w:hAnsi="Consolas" w:cs="Consolas"/>
-                <w:color w:val="1A1A1A"/>
-                <w:sz w:val="16"/>
-                <w:szCs w:val="16"/>
-              </w:rPr>
-              <w:t>chmod +x setup.sh</w:t>
+            <w:proofErr w:type="spellStart"/>
+            <w:r>
+              <w:rPr>
+                <w:rFonts w:ascii="Consolas" w:eastAsia="Consolas" w:hAnsi="Consolas" w:cs="Consolas"/>
+                <w:color w:val="1A1A1A"/>
+                <w:sz w:val="16"/>
+                <w:szCs w:val="16"/>
+              </w:rPr>
+              <w:t>chmod</w:t>
+            </w:r>
+            <w:proofErr w:type="spellEnd"/>
+            <w:r>
+              <w:rPr>
+                <w:rFonts w:ascii="Consolas" w:eastAsia="Consolas" w:hAnsi="Consolas" w:cs="Consolas"/>
+                <w:color w:val="1A1A1A"/>
+                <w:sz w:val="16"/>
+                <w:szCs w:val="16"/>
+              </w:rPr>
+              <w:t xml:space="preserve"> +x setup.sh</w:t>
             </w:r>
           </w:p>
           <w:p>
@@ -30298,7 +35969,15 @@
         <w:spacing w:before="80" w:after="80" w:line="300" w:lineRule="auto"/>
       </w:pPr>
       <w:r>
-        <w:t>When setup finishes, the browser opens the application. If the demo accounts are ever missing, re-run the idempotent seed: python manage.py seed_data.</w:t>
+        <w:t xml:space="preserve">When setup finishes, the browser opens the application. If the demo accounts are ever missing, re-run the idempotent seed: python manage.py </w:t>
+      </w:r>
+      <w:proofErr w:type="spellStart"/>
+      <w:r>
+        <w:t>seed_data</w:t>
+      </w:r>
+      <w:proofErr w:type="spellEnd"/>
+      <w:r>
+        <w:t>.</w:t>
       </w:r>
     </w:p>
     <w:p>
@@ -30506,12 +36185,21 @@
             <w:pPr>
               <w:spacing w:before="30" w:after="30" w:line="250" w:lineRule="auto"/>
             </w:pPr>
-            <w:r>
-              <w:rPr>
-                <w:sz w:val="20"/>
-                <w:szCs w:val="20"/>
-              </w:rPr>
-              <w:t>MediCore SPA</w:t>
+            <w:proofErr w:type="spellStart"/>
+            <w:r>
+              <w:rPr>
+                <w:sz w:val="20"/>
+                <w:szCs w:val="20"/>
+              </w:rPr>
+              <w:t>MediCore</w:t>
+            </w:r>
+            <w:proofErr w:type="spellEnd"/>
+            <w:r>
+              <w:rPr>
+                <w:sz w:val="20"/>
+                <w:szCs w:val="20"/>
+              </w:rPr>
+              <w:t xml:space="preserve"> SPA</w:t>
             </w:r>
           </w:p>
         </w:tc>
@@ -30601,7 +36289,23 @@
                 <w:sz w:val="20"/>
                 <w:szCs w:val="20"/>
               </w:rPr>
-              <w:t>Token (issued by /api/login/)</w:t>
+              <w:t>Token (issued by /</w:t>
+            </w:r>
+            <w:proofErr w:type="spellStart"/>
+            <w:r>
+              <w:rPr>
+                <w:sz w:val="20"/>
+                <w:szCs w:val="20"/>
+              </w:rPr>
+              <w:t>api</w:t>
+            </w:r>
+            <w:proofErr w:type="spellEnd"/>
+            <w:r>
+              <w:rPr>
+                <w:sz w:val="20"/>
+                <w:szCs w:val="20"/>
+              </w:rPr>
+              <w:t>/login/)</w:t>
             </w:r>
           </w:p>
         </w:tc>
@@ -30815,8 +36519,17 @@
                 <w:sz w:val="20"/>
                 <w:szCs w:val="20"/>
               </w:rPr>
-              <w:t>Ops / Docker healthcheck</w:t>
-            </w:r>
+              <w:t xml:space="preserve">Ops / Docker </w:t>
+            </w:r>
+            <w:proofErr w:type="spellStart"/>
+            <w:r>
+              <w:rPr>
+                <w:sz w:val="20"/>
+                <w:szCs w:val="20"/>
+              </w:rPr>
+              <w:t>healthcheck</w:t>
+            </w:r>
+            <w:proofErr w:type="spellEnd"/>
           </w:p>
         </w:tc>
         <w:tc>
@@ -30856,7 +36569,23 @@
         <w:spacing w:before="80" w:after="80" w:line="300" w:lineRule="auto"/>
       </w:pPr>
       <w:r>
-        <w:t>Every role — patient, doctor, nurse, pharmacist, management, and admin — logs in through the same MediCore login screen at port 5173; the backend returns the user's role and the SPA renders the matching dashboard. The Django admin at port 8000 is an additional, separate surface that the admin role uses for full create/update/delete on every entity; it authenticates with its own session and is not part of the SPA token flow.</w:t>
+        <w:t xml:space="preserve">Every role — patient, doctor, nurse, pharmacist, management, and admin — logs in through the same </w:t>
+      </w:r>
+      <w:proofErr w:type="spellStart"/>
+      <w:r>
+        <w:t>MediCore</w:t>
+      </w:r>
+      <w:proofErr w:type="spellEnd"/>
+      <w:r>
+        <w:t xml:space="preserve"> login screen at port 5173; the backend returns the user's </w:t>
+      </w:r>
+      <w:proofErr w:type="gramStart"/>
+      <w:r>
+        <w:t>role</w:t>
+      </w:r>
+      <w:proofErr w:type="gramEnd"/>
+      <w:r>
+        <w:t xml:space="preserve"> and the SPA renders the matching dashboard. The Django admin at port 8000 is an additional, separate surface that the admin role uses for full create/update/delete on every entity; it authenticates with its own session and is not part of the SPA token flow.</w:t>
       </w:r>
     </w:p>
     <w:p>
@@ -30875,7 +36604,15 @@
         <w:spacing w:before="80" w:after="80" w:line="300" w:lineRule="auto"/>
       </w:pPr>
       <w:r>
-        <w:t>Every account uses the same password: Pass1234!. Login is by username (not email). Accounts are created by the seed command and listed authoritatively in accounts/management/commands/seed_data.py.</w:t>
+        <w:t>Every account uses the same password: Pass</w:t>
+      </w:r>
+      <w:proofErr w:type="gramStart"/>
+      <w:r>
+        <w:t>1234!.</w:t>
+      </w:r>
+      <w:proofErr w:type="gramEnd"/>
+      <w:r>
+        <w:t xml:space="preserve"> Login is by username (not email). Accounts are created by the seed command and listed authoritatively in accounts/management/commands/seed_data.py.</w:t>
       </w:r>
     </w:p>
     <w:tbl>
@@ -31125,12 +36862,21 @@
             <w:pPr>
               <w:spacing w:before="30" w:after="30" w:line="250" w:lineRule="auto"/>
             </w:pPr>
-            <w:r>
-              <w:rPr>
-                <w:sz w:val="20"/>
-                <w:szCs w:val="20"/>
-              </w:rPr>
-              <w:t>MediCore SPA (:5173)</w:t>
+            <w:proofErr w:type="spellStart"/>
+            <w:r>
+              <w:rPr>
+                <w:sz w:val="20"/>
+                <w:szCs w:val="20"/>
+              </w:rPr>
+              <w:t>MediCore</w:t>
+            </w:r>
+            <w:proofErr w:type="spellEnd"/>
+            <w:r>
+              <w:rPr>
+                <w:sz w:val="20"/>
+                <w:szCs w:val="20"/>
+              </w:rPr>
+              <w:t xml:space="preserve"> SPA (:5173)</w:t>
             </w:r>
           </w:p>
         </w:tc>
@@ -31217,12 +36963,85 @@
             <w:pPr>
               <w:spacing w:before="30" w:after="30" w:line="250" w:lineRule="auto"/>
             </w:pPr>
-            <w:r>
-              <w:rPr>
-                <w:sz w:val="20"/>
-                <w:szCs w:val="20"/>
-              </w:rPr>
-              <w:t>doctor_cardio, doctor_cardio2, doctor_pediatric, doctor_pediatric2, doctor_neuro, doctor_general, doctor_general2, doctor_ortho, doctor_ortho2</w:t>
+            <w:proofErr w:type="spellStart"/>
+            <w:r>
+              <w:rPr>
+                <w:sz w:val="20"/>
+                <w:szCs w:val="20"/>
+              </w:rPr>
+              <w:t>doctor_cardio</w:t>
+            </w:r>
+            <w:proofErr w:type="spellEnd"/>
+            <w:r>
+              <w:rPr>
+                <w:sz w:val="20"/>
+                <w:szCs w:val="20"/>
+              </w:rPr>
+              <w:t xml:space="preserve">, doctor_cardio2, </w:t>
+            </w:r>
+            <w:proofErr w:type="spellStart"/>
+            <w:r>
+              <w:rPr>
+                <w:sz w:val="20"/>
+                <w:szCs w:val="20"/>
+              </w:rPr>
+              <w:t>doctor_pediatric</w:t>
+            </w:r>
+            <w:proofErr w:type="spellEnd"/>
+            <w:r>
+              <w:rPr>
+                <w:sz w:val="20"/>
+                <w:szCs w:val="20"/>
+              </w:rPr>
+              <w:t xml:space="preserve">, doctor_pediatric2, </w:t>
+            </w:r>
+            <w:proofErr w:type="spellStart"/>
+            <w:r>
+              <w:rPr>
+                <w:sz w:val="20"/>
+                <w:szCs w:val="20"/>
+              </w:rPr>
+              <w:t>doctor_neuro</w:t>
+            </w:r>
+            <w:proofErr w:type="spellEnd"/>
+            <w:r>
+              <w:rPr>
+                <w:sz w:val="20"/>
+                <w:szCs w:val="20"/>
+              </w:rPr>
+              <w:t xml:space="preserve">, </w:t>
+            </w:r>
+            <w:proofErr w:type="spellStart"/>
+            <w:r>
+              <w:rPr>
+                <w:sz w:val="20"/>
+                <w:szCs w:val="20"/>
+              </w:rPr>
+              <w:t>doctor_general</w:t>
+            </w:r>
+            <w:proofErr w:type="spellEnd"/>
+            <w:r>
+              <w:rPr>
+                <w:sz w:val="20"/>
+                <w:szCs w:val="20"/>
+              </w:rPr>
+              <w:t xml:space="preserve">, doctor_general2, </w:t>
+            </w:r>
+            <w:proofErr w:type="spellStart"/>
+            <w:r>
+              <w:rPr>
+                <w:sz w:val="20"/>
+                <w:szCs w:val="20"/>
+              </w:rPr>
+              <w:t>doctor_ortho</w:t>
+            </w:r>
+            <w:proofErr w:type="spellEnd"/>
+            <w:r>
+              <w:rPr>
+                <w:sz w:val="20"/>
+                <w:szCs w:val="20"/>
+              </w:rPr>
+              <w:t>, doctor_ortho2</w:t>
             </w:r>
           </w:p>
         </w:tc>
@@ -31247,12 +37066,21 @@
             <w:pPr>
               <w:spacing w:before="30" w:after="30" w:line="250" w:lineRule="auto"/>
             </w:pPr>
-            <w:r>
-              <w:rPr>
-                <w:sz w:val="20"/>
-                <w:szCs w:val="20"/>
-              </w:rPr>
-              <w:t>MediCore SPA (:5173)</w:t>
+            <w:proofErr w:type="spellStart"/>
+            <w:r>
+              <w:rPr>
+                <w:sz w:val="20"/>
+                <w:szCs w:val="20"/>
+              </w:rPr>
+              <w:t>MediCore</w:t>
+            </w:r>
+            <w:proofErr w:type="spellEnd"/>
+            <w:r>
+              <w:rPr>
+                <w:sz w:val="20"/>
+                <w:szCs w:val="20"/>
+              </w:rPr>
+              <w:t xml:space="preserve"> SPA (:5173)</w:t>
             </w:r>
           </w:p>
         </w:tc>
@@ -31339,13 +37167,95 @@
             <w:pPr>
               <w:spacing w:before="30" w:after="30" w:line="250" w:lineRule="auto"/>
             </w:pPr>
-            <w:r>
-              <w:rPr>
-                <w:sz w:val="20"/>
-                <w:szCs w:val="20"/>
-              </w:rPr>
-              <w:t>nurse_cardio, nurse_pediatric, nurse_neuro, nurse_general, nurse_ortho, nurse_oncall</w:t>
-            </w:r>
+            <w:proofErr w:type="spellStart"/>
+            <w:r>
+              <w:rPr>
+                <w:sz w:val="20"/>
+                <w:szCs w:val="20"/>
+              </w:rPr>
+              <w:t>nurse_cardio</w:t>
+            </w:r>
+            <w:proofErr w:type="spellEnd"/>
+            <w:r>
+              <w:rPr>
+                <w:sz w:val="20"/>
+                <w:szCs w:val="20"/>
+              </w:rPr>
+              <w:t xml:space="preserve">, </w:t>
+            </w:r>
+            <w:proofErr w:type="spellStart"/>
+            <w:r>
+              <w:rPr>
+                <w:sz w:val="20"/>
+                <w:szCs w:val="20"/>
+              </w:rPr>
+              <w:t>nurse_pediatric</w:t>
+            </w:r>
+            <w:proofErr w:type="spellEnd"/>
+            <w:r>
+              <w:rPr>
+                <w:sz w:val="20"/>
+                <w:szCs w:val="20"/>
+              </w:rPr>
+              <w:t xml:space="preserve">, </w:t>
+            </w:r>
+            <w:proofErr w:type="spellStart"/>
+            <w:r>
+              <w:rPr>
+                <w:sz w:val="20"/>
+                <w:szCs w:val="20"/>
+              </w:rPr>
+              <w:t>nurse_neuro</w:t>
+            </w:r>
+            <w:proofErr w:type="spellEnd"/>
+            <w:r>
+              <w:rPr>
+                <w:sz w:val="20"/>
+                <w:szCs w:val="20"/>
+              </w:rPr>
+              <w:t xml:space="preserve">, </w:t>
+            </w:r>
+            <w:proofErr w:type="spellStart"/>
+            <w:r>
+              <w:rPr>
+                <w:sz w:val="20"/>
+                <w:szCs w:val="20"/>
+              </w:rPr>
+              <w:t>nurse_general</w:t>
+            </w:r>
+            <w:proofErr w:type="spellEnd"/>
+            <w:r>
+              <w:rPr>
+                <w:sz w:val="20"/>
+                <w:szCs w:val="20"/>
+              </w:rPr>
+              <w:t xml:space="preserve">, </w:t>
+            </w:r>
+            <w:proofErr w:type="spellStart"/>
+            <w:r>
+              <w:rPr>
+                <w:sz w:val="20"/>
+                <w:szCs w:val="20"/>
+              </w:rPr>
+              <w:t>nurse_ortho</w:t>
+            </w:r>
+            <w:proofErr w:type="spellEnd"/>
+            <w:r>
+              <w:rPr>
+                <w:sz w:val="20"/>
+                <w:szCs w:val="20"/>
+              </w:rPr>
+              <w:t xml:space="preserve">, </w:t>
+            </w:r>
+            <w:proofErr w:type="spellStart"/>
+            <w:r>
+              <w:rPr>
+                <w:sz w:val="20"/>
+                <w:szCs w:val="20"/>
+              </w:rPr>
+              <w:t>nurse_oncall</w:t>
+            </w:r>
+            <w:proofErr w:type="spellEnd"/>
           </w:p>
         </w:tc>
         <w:tc>
@@ -31369,12 +37279,21 @@
             <w:pPr>
               <w:spacing w:before="30" w:after="30" w:line="250" w:lineRule="auto"/>
             </w:pPr>
-            <w:r>
-              <w:rPr>
-                <w:sz w:val="20"/>
-                <w:szCs w:val="20"/>
-              </w:rPr>
-              <w:t>MediCore SPA (:5173)</w:t>
+            <w:proofErr w:type="spellStart"/>
+            <w:r>
+              <w:rPr>
+                <w:sz w:val="20"/>
+                <w:szCs w:val="20"/>
+              </w:rPr>
+              <w:t>MediCore</w:t>
+            </w:r>
+            <w:proofErr w:type="spellEnd"/>
+            <w:r>
+              <w:rPr>
+                <w:sz w:val="20"/>
+                <w:szCs w:val="20"/>
+              </w:rPr>
+              <w:t xml:space="preserve"> SPA (:5173)</w:t>
             </w:r>
           </w:p>
         </w:tc>
@@ -31491,12 +37410,21 @@
             <w:pPr>
               <w:spacing w:before="30" w:after="30" w:line="250" w:lineRule="auto"/>
             </w:pPr>
-            <w:r>
-              <w:rPr>
-                <w:sz w:val="20"/>
-                <w:szCs w:val="20"/>
-              </w:rPr>
-              <w:t>MediCore SPA (:5173)</w:t>
+            <w:proofErr w:type="spellStart"/>
+            <w:r>
+              <w:rPr>
+                <w:sz w:val="20"/>
+                <w:szCs w:val="20"/>
+              </w:rPr>
+              <w:t>MediCore</w:t>
+            </w:r>
+            <w:proofErr w:type="spellEnd"/>
+            <w:r>
+              <w:rPr>
+                <w:sz w:val="20"/>
+                <w:szCs w:val="20"/>
+              </w:rPr>
+              <w:t xml:space="preserve"> SPA (:5173)</w:t>
             </w:r>
           </w:p>
         </w:tc>
@@ -31613,12 +37541,21 @@
             <w:pPr>
               <w:spacing w:before="30" w:after="30" w:line="250" w:lineRule="auto"/>
             </w:pPr>
-            <w:r>
-              <w:rPr>
-                <w:sz w:val="20"/>
-                <w:szCs w:val="20"/>
-              </w:rPr>
-              <w:t>MediCore SPA (:5173)</w:t>
+            <w:proofErr w:type="spellStart"/>
+            <w:r>
+              <w:rPr>
+                <w:sz w:val="20"/>
+                <w:szCs w:val="20"/>
+              </w:rPr>
+              <w:t>MediCore</w:t>
+            </w:r>
+            <w:proofErr w:type="spellEnd"/>
+            <w:r>
+              <w:rPr>
+                <w:sz w:val="20"/>
+                <w:szCs w:val="20"/>
+              </w:rPr>
+              <w:t xml:space="preserve"> SPA (:5173)</w:t>
             </w:r>
           </w:p>
         </w:tc>
@@ -31735,12 +37672,21 @@
             <w:pPr>
               <w:spacing w:before="30" w:after="30" w:line="250" w:lineRule="auto"/>
             </w:pPr>
-            <w:r>
-              <w:rPr>
-                <w:sz w:val="20"/>
-                <w:szCs w:val="20"/>
-              </w:rPr>
-              <w:t>MediCore SPA (:5173) + Django admin (:8000/admin/)</w:t>
+            <w:proofErr w:type="spellStart"/>
+            <w:r>
+              <w:rPr>
+                <w:sz w:val="20"/>
+                <w:szCs w:val="20"/>
+              </w:rPr>
+              <w:t>MediCore</w:t>
+            </w:r>
+            <w:proofErr w:type="spellEnd"/>
+            <w:r>
+              <w:rPr>
+                <w:sz w:val="20"/>
+                <w:szCs w:val="20"/>
+              </w:rPr>
+              <w:t xml:space="preserve"> SPA (:5173) + Django admin (:8000/admin/)</w:t>
             </w:r>
           </w:p>
         </w:tc>
@@ -31781,7 +37727,31 @@
         <w:spacing w:before="80" w:after="80" w:line="300" w:lineRule="auto"/>
       </w:pPr>
       <w:r>
-        <w:t>Suggested verification order: patient1 → doctor_cardio → nurse_cardio → pharmacist1 → manager1 → admin. One account per role is sufficient to exercise every dashboard; department-scoped roles (doctor, nurse) are best checked with a Cardiology account so the data lines up with the seeded appointments and prescriptions.</w:t>
+        <w:t xml:space="preserve">Suggested verification order: patient1 → </w:t>
+      </w:r>
+      <w:proofErr w:type="spellStart"/>
+      <w:r>
+        <w:t>doctor_cardio</w:t>
+      </w:r>
+      <w:proofErr w:type="spellEnd"/>
+      <w:r>
+        <w:t xml:space="preserve"> → </w:t>
+      </w:r>
+      <w:proofErr w:type="spellStart"/>
+      <w:r>
+        <w:t>nurse_cardio</w:t>
+      </w:r>
+      <w:proofErr w:type="spellEnd"/>
+      <w:r>
+        <w:t xml:space="preserve"> → pharmacist1 → manager1 → admin. One account per role is sufficient to exercise every dashboard; department-scoped roles (doctor, nurse) are best checked with a Cardiology </w:t>
+      </w:r>
+      <w:proofErr w:type="gramStart"/>
+      <w:r>
+        <w:t>account</w:t>
+      </w:r>
+      <w:proofErr w:type="gramEnd"/>
+      <w:r>
+        <w:t xml:space="preserve"> so the data lines up with the seeded appointments and prescriptions.</w:t>
       </w:r>
     </w:p>
     <w:p>
@@ -31805,7 +37775,15 @@
         <w:spacing w:before="30" w:after="30" w:line="280" w:lineRule="auto"/>
       </w:pPr>
       <w:r>
-        <w:t>Stop the servers with Ctrl+C in each terminal window.</w:t>
+        <w:t xml:space="preserve">Stop the servers with </w:t>
+      </w:r>
+      <w:proofErr w:type="spellStart"/>
+      <w:r>
+        <w:t>Ctrl+C</w:t>
+      </w:r>
+      <w:proofErr w:type="spellEnd"/>
+      <w:r>
+        <w:t xml:space="preserve"> in each terminal window.</w:t>
       </w:r>
     </w:p>
     <w:p>
@@ -31818,7 +37796,15 @@
         <w:spacing w:before="30" w:after="30" w:line="280" w:lineRule="auto"/>
       </w:pPr>
       <w:r>
-        <w:t>Reset the database to a clean seeded state: delete the SQLite file (or run python manage.py flush), then python manage.py migrate and python manage.py seed_data.</w:t>
+        <w:t xml:space="preserve">Reset the database to a clean seeded state: delete the SQLite file (or run python manage.py flush), then python manage.py migrate and python manage.py </w:t>
+      </w:r>
+      <w:proofErr w:type="spellStart"/>
+      <w:r>
+        <w:t>seed_data</w:t>
+      </w:r>
+      <w:proofErr w:type="spellEnd"/>
+      <w:r>
+        <w:t>.</w:t>
       </w:r>
     </w:p>
     <w:p>
@@ -31831,7 +37817,15 @@
         <w:spacing w:before="30" w:after="30" w:line="280" w:lineRule="auto"/>
       </w:pPr>
       <w:r>
-        <w:t>Production deployment (Docker Compose: Nginx + Gunicorn + PostgreSQL + Redis) is described in §7 and in deployment/README.md.</w:t>
+        <w:t xml:space="preserve">Production deployment (Docker Compose: Nginx + </w:t>
+      </w:r>
+      <w:proofErr w:type="spellStart"/>
+      <w:r>
+        <w:t>Gunicorn</w:t>
+      </w:r>
+      <w:proofErr w:type="spellEnd"/>
+      <w:r>
+        <w:t xml:space="preserve"> + PostgreSQL + Redis) is described in §7 and in deployment/README.md.</w:t>
       </w:r>
     </w:p>
     <w:sectPr>
